--- a/CV_FROMAGER.docx
+++ b/CV_FROMAGER.docx
@@ -520,7 +520,65 @@
                 <w:rFonts w:cs="Calibri"/>
                 <w:szCs w:val="22"/>
               </w:rPr>
-              <w:t xml:space="preserve"> AIA de DXC. Intégration Continue, sécurisation des données à l’aide de Docker, Jenkins et des outils DEVOPS. </w:t>
+              <w:t xml:space="preserve"> AIA de DXC</w:t>
+            </w:r>
+            <w:r>
+              <w:rPr>
+                <w:rFonts w:cs="Calibri"/>
+                <w:szCs w:val="22"/>
+              </w:rPr>
+              <w:t xml:space="preserve">, et des composants de la plateforme </w:t>
+            </w:r>
+            <w:proofErr w:type="spellStart"/>
+            <w:r>
+              <w:rPr>
+                <w:rFonts w:cs="Calibri"/>
+                <w:szCs w:val="22"/>
+              </w:rPr>
+              <w:t>d’Iot</w:t>
+            </w:r>
+            <w:proofErr w:type="spellEnd"/>
+            <w:r>
+              <w:rPr>
+                <w:rFonts w:cs="Calibri"/>
+                <w:szCs w:val="22"/>
+              </w:rPr>
+              <w:t xml:space="preserve"> DSP chez Schneider</w:t>
+            </w:r>
+            <w:r>
+              <w:rPr>
+                <w:rFonts w:cs="Calibri"/>
+                <w:szCs w:val="22"/>
+              </w:rPr>
+              <w:t>. Intégration Continue, sécurisation des données à l’aide de Docker, Jenkins</w:t>
+            </w:r>
+            <w:r>
+              <w:rPr>
+                <w:rFonts w:cs="Calibri"/>
+                <w:szCs w:val="22"/>
+              </w:rPr>
+              <w:t>, Azure DevOps</w:t>
+            </w:r>
+            <w:r>
+              <w:rPr>
+                <w:rFonts w:cs="Calibri"/>
+                <w:szCs w:val="22"/>
+              </w:rPr>
+              <w:t xml:space="preserve"> et des outils DEVOPS.</w:t>
+            </w:r>
+            <w:r>
+              <w:rPr>
+                <w:rFonts w:cs="Calibri"/>
+                <w:szCs w:val="22"/>
+              </w:rPr>
+              <w:t xml:space="preserve"> </w:t>
+            </w:r>
+            <w:r>
+              <w:rPr>
+                <w:rFonts w:cs="Calibri"/>
+                <w:szCs w:val="22"/>
+              </w:rPr>
+              <w:t xml:space="preserve"> </w:t>
             </w:r>
           </w:p>
           <w:p>
@@ -751,6 +809,8 @@
               <w:spacing w:after="0" w:line="240" w:lineRule="auto"/>
               <w:jc w:val="both"/>
             </w:pPr>
+            <w:proofErr w:type="spellStart"/>
+            <w:proofErr w:type="gramStart"/>
             <w:r>
               <w:rPr>
                 <w:b/>
@@ -758,47 +818,95 @@
                 <w:color w:val="4F81BD" w:themeColor="accent1"/>
                 <w:sz w:val="22"/>
                 <w:szCs w:val="22"/>
+                <w:lang w:val="en-US"/>
               </w:rPr>
               <w:t>Outils</w:t>
             </w:r>
+            <w:proofErr w:type="spellEnd"/>
             <w:r>
               <w:rPr>
                 <w:b/>
                 <w:smallCaps/>
                 <w:color w:val="4F81BD" w:themeColor="accent1"/>
                 <w:szCs w:val="22"/>
+                <w:lang w:val="en-US"/>
               </w:rPr>
               <w:t> :</w:t>
             </w:r>
-            <w:r>
-              <w:rPr>
-                <w:rFonts w:cs="Calibri"/>
-                <w:szCs w:val="22"/>
-              </w:rPr>
-              <w:t xml:space="preserve"> Conteneurs Docker</w:t>
-            </w:r>
-            <w:r>
-              <w:rPr>
-                <w:rFonts w:cs="Calibri"/>
-                <w:szCs w:val="22"/>
-              </w:rPr>
-              <w:t xml:space="preserve"> (docker-compose, docker </w:t>
+            <w:proofErr w:type="gramEnd"/>
+            <w:r>
+              <w:rPr>
+                <w:rFonts w:cs="Calibri"/>
+                <w:szCs w:val="22"/>
+                <w:lang w:val="en-US"/>
+              </w:rPr>
+              <w:t xml:space="preserve"> </w:t>
             </w:r>
             <w:proofErr w:type="spellStart"/>
             <w:r>
               <w:rPr>
                 <w:rFonts w:cs="Calibri"/>
                 <w:szCs w:val="22"/>
-              </w:rPr>
-              <w:t>swarm</w:t>
+                <w:lang w:val="en-US"/>
+              </w:rPr>
+              <w:t>Conteneurs</w:t>
             </w:r>
             <w:proofErr w:type="spellEnd"/>
             <w:r>
               <w:rPr>
                 <w:rFonts w:cs="Calibri"/>
                 <w:szCs w:val="22"/>
-              </w:rPr>
-              <w:t xml:space="preserve">, </w:t>
+                <w:lang w:val="en-US"/>
+              </w:rPr>
+              <w:t xml:space="preserve"> Docker</w:t>
+            </w:r>
+            <w:r>
+              <w:rPr>
+                <w:rFonts w:cs="Calibri"/>
+                <w:szCs w:val="22"/>
+                <w:lang w:val="en-US"/>
+              </w:rPr>
+              <w:t xml:space="preserve"> (docker-compose, docker swarm</w:t>
+            </w:r>
+            <w:r>
+              <w:rPr>
+                <w:rFonts w:cs="Calibri"/>
+                <w:szCs w:val="22"/>
+                <w:lang w:val="en-US"/>
+              </w:rPr>
+              <w:t>, Helm</w:t>
+            </w:r>
+            <w:r>
+              <w:rPr>
+                <w:rFonts w:cs="Calibri"/>
+                <w:szCs w:val="22"/>
+                <w:lang w:val="en-US"/>
+              </w:rPr>
+              <w:t xml:space="preserve">…) </w:t>
+            </w:r>
+            <w:r>
+              <w:rPr>
+                <w:rFonts w:cs="Calibri"/>
+                <w:szCs w:val="22"/>
+                <w:lang w:val="en-US"/>
+              </w:rPr>
+              <w:t xml:space="preserve"> </w:t>
+            </w:r>
+            <w:proofErr w:type="gramStart"/>
+            <w:r>
+              <w:rPr>
+                <w:rFonts w:cs="Calibri"/>
+                <w:szCs w:val="22"/>
+              </w:rPr>
+              <w:t>sous</w:t>
+            </w:r>
+            <w:proofErr w:type="gramEnd"/>
+            <w:r>
+              <w:rPr>
+                <w:rFonts w:cs="Calibri"/>
+                <w:szCs w:val="22"/>
+              </w:rPr>
+              <w:t xml:space="preserve"> Amazon ECS et Microsoft Azure AKS, VirtualBox, </w:t>
             </w:r>
             <w:proofErr w:type="spellStart"/>
             <w:r>
@@ -806,7 +914,7 @@
                 <w:rFonts w:cs="Calibri"/>
                 <w:szCs w:val="22"/>
               </w:rPr>
-              <w:t>Helm</w:t>
+              <w:t>Vagrant</w:t>
             </w:r>
             <w:proofErr w:type="spellEnd"/>
             <w:r>
@@ -814,14 +922,7 @@
                 <w:rFonts w:cs="Calibri"/>
                 <w:szCs w:val="22"/>
               </w:rPr>
-              <w:t xml:space="preserve">…) </w:t>
-            </w:r>
-            <w:r>
-              <w:rPr>
-                <w:rFonts w:cs="Calibri"/>
-                <w:szCs w:val="22"/>
-              </w:rPr>
-              <w:t xml:space="preserve"> sous Amazon ECS et Microsoft Azure AKS, VirtualBox, </w:t>
+              <w:t xml:space="preserve">, Ruby, Jenkins, </w:t>
             </w:r>
             <w:proofErr w:type="spellStart"/>
             <w:r>
@@ -829,7 +930,7 @@
                 <w:rFonts w:cs="Calibri"/>
                 <w:szCs w:val="22"/>
               </w:rPr>
-              <w:t>Vagrant</w:t>
+              <w:t>Cucumber</w:t>
             </w:r>
             <w:proofErr w:type="spellEnd"/>
             <w:r>
@@ -837,7 +938,14 @@
                 <w:rFonts w:cs="Calibri"/>
                 <w:szCs w:val="22"/>
               </w:rPr>
-              <w:t xml:space="preserve">, Ruby, Jenkins, </w:t>
+              <w:t>, Ansible,</w:t>
+            </w:r>
+            <w:r>
+              <w:rPr>
+                <w:rFonts w:cs="Calibri"/>
+                <w:szCs w:val="22"/>
+              </w:rPr>
+              <w:t xml:space="preserve"> </w:t>
             </w:r>
             <w:proofErr w:type="spellStart"/>
             <w:r>
@@ -845,7 +953,7 @@
                 <w:rFonts w:cs="Calibri"/>
                 <w:szCs w:val="22"/>
               </w:rPr>
-              <w:t>Cucumber</w:t>
+              <w:t>Terraform</w:t>
             </w:r>
             <w:proofErr w:type="spellEnd"/>
             <w:r>
@@ -853,7 +961,7 @@
                 <w:rFonts w:cs="Calibri"/>
                 <w:szCs w:val="22"/>
               </w:rPr>
-              <w:t>, Ansible,</w:t>
+              <w:t>,</w:t>
             </w:r>
             <w:r>
               <w:rPr>
@@ -868,7 +976,7 @@
                 <w:rFonts w:cs="Calibri"/>
                 <w:szCs w:val="22"/>
               </w:rPr>
-              <w:t>Terraform</w:t>
+              <w:t>Kubernetes</w:t>
             </w:r>
             <w:proofErr w:type="spellEnd"/>
             <w:r>
@@ -876,24 +984,8 @@
                 <w:rFonts w:cs="Calibri"/>
                 <w:szCs w:val="22"/>
               </w:rPr>
-              <w:t>,</w:t>
-            </w:r>
-            <w:r>
-              <w:rPr>
-                <w:rFonts w:cs="Calibri"/>
-                <w:szCs w:val="22"/>
-              </w:rPr>
-              <w:t xml:space="preserve"> </w:t>
-            </w:r>
-            <w:proofErr w:type="spellStart"/>
-            <w:r>
-              <w:rPr>
-                <w:rFonts w:cs="Calibri"/>
-                <w:szCs w:val="22"/>
-              </w:rPr>
-              <w:t>Kubernetes</w:t>
-            </w:r>
-            <w:proofErr w:type="spellEnd"/>
+              <w:t xml:space="preserve"> (AKS)</w:t>
+            </w:r>
             <w:r>
               <w:rPr>
                 <w:rFonts w:cs="Calibri"/>
@@ -901,15 +993,13 @@
               </w:rPr>
               <w:t xml:space="preserve">. </w:t>
             </w:r>
-            <w:proofErr w:type="spellStart"/>
-            <w:r>
-              <w:rPr>
-                <w:rFonts w:cs="Calibri"/>
-                <w:szCs w:val="22"/>
-              </w:rPr>
-              <w:t>GlusterFS</w:t>
-            </w:r>
-            <w:proofErr w:type="spellEnd"/>
+            <w:r>
+              <w:rPr>
+                <w:rFonts w:cs="Calibri"/>
+                <w:szCs w:val="22"/>
+              </w:rPr>
+              <w:t>Azure DevOps</w:t>
+            </w:r>
           </w:p>
         </w:tc>
       </w:tr>
@@ -1130,10 +1220,8 @@
               <w:jc w:val="both"/>
               <w:rPr>
                 <w:rStyle w:val="Titre1Car"/>
-                <w:rFonts w:asciiTheme="minorHAnsi" w:hAnsiTheme="minorHAnsi"/>
                 <w:caps/>
                 <w:color w:val="00000A"/>
-                <w:sz w:val="20"/>
               </w:rPr>
             </w:pPr>
             <w:r>
@@ -1144,9 +1232,33 @@
                 <w:color w:val="00000A"/>
                 <w:sz w:val="20"/>
               </w:rPr>
-              <w:t xml:space="preserve">HARDIS GROUP </w:t>
-            </w:r>
-            <w:r>
+              <w:t>S</w:t>
+            </w:r>
+            <w:r>
+              <w:rPr>
+                <w:rStyle w:val="Titre1Car"/>
+                <w:caps/>
+                <w:color w:val="00000A"/>
+              </w:rPr>
+              <w:t xml:space="preserve">CHNEIDER POUR CONAN JEKEN CONSULTING DEPUIS AVRIL 2019 </w:t>
+            </w:r>
+          </w:p>
+          <w:p>
+            <w:r>
+              <w:t>Poste occupé : Cons</w:t>
+            </w:r>
+            <w:bookmarkStart w:id="0" w:name="_GoBack"/>
+            <w:bookmarkEnd w:id="0"/>
+            <w:r>
+              <w:t>ultant, Ingénieur DevOps</w:t>
+            </w:r>
+          </w:p>
+          <w:p/>
+          <w:p>
+            <w:pPr>
+              <w:pStyle w:val="Titre2"/>
+              <w:spacing w:line="240" w:lineRule="auto"/>
+              <w:jc w:val="both"/>
               <w:rPr>
                 <w:rStyle w:val="Titre1Car"/>
                 <w:rFonts w:asciiTheme="minorHAnsi" w:hAnsiTheme="minorHAnsi"/>
@@ -1154,16 +1266,7 @@
                 <w:color w:val="00000A"/>
                 <w:sz w:val="20"/>
               </w:rPr>
-              <w:t>D</w:t>
-            </w:r>
-            <w:r>
-              <w:rPr>
-                <w:rStyle w:val="Titre1Car"/>
-                <w:caps/>
-                <w:color w:val="00000A"/>
-              </w:rPr>
-              <w:t>E</w:t>
-            </w:r>
+            </w:pPr>
             <w:r>
               <w:rPr>
                 <w:rStyle w:val="Titre1Car"/>
@@ -1172,7 +1275,7 @@
                 <w:color w:val="00000A"/>
                 <w:sz w:val="20"/>
               </w:rPr>
-              <w:t xml:space="preserve"> </w:t>
+              <w:t xml:space="preserve">HARDIS GROUP </w:t>
             </w:r>
             <w:r>
               <w:rPr>
@@ -1182,7 +1285,7 @@
                 <w:color w:val="00000A"/>
                 <w:sz w:val="20"/>
               </w:rPr>
-              <w:t>A</w:t>
+              <w:t>D</w:t>
             </w:r>
             <w:r>
               <w:rPr>
@@ -1190,10 +1293,36 @@
                 <w:caps/>
                 <w:color w:val="00000A"/>
               </w:rPr>
+              <w:t>E</w:t>
+            </w:r>
+            <w:r>
+              <w:rPr>
+                <w:rStyle w:val="Titre1Car"/>
+                <w:rFonts w:asciiTheme="minorHAnsi" w:hAnsiTheme="minorHAnsi"/>
+                <w:caps/>
+                <w:color w:val="00000A"/>
+                <w:sz w:val="20"/>
+              </w:rPr>
+              <w:t xml:space="preserve"> </w:t>
+            </w:r>
+            <w:r>
+              <w:rPr>
+                <w:rStyle w:val="Titre1Car"/>
+                <w:rFonts w:asciiTheme="minorHAnsi" w:hAnsiTheme="minorHAnsi"/>
+                <w:caps/>
+                <w:color w:val="00000A"/>
+                <w:sz w:val="20"/>
+              </w:rPr>
+              <w:t>A</w:t>
+            </w:r>
+            <w:r>
+              <w:rPr>
+                <w:rStyle w:val="Titre1Car"/>
+                <w:caps/>
+                <w:color w:val="00000A"/>
+              </w:rPr>
               <w:t>VRIL</w:t>
             </w:r>
-            <w:bookmarkStart w:id="0" w:name="_GoBack"/>
-            <w:bookmarkEnd w:id="0"/>
             <w:r>
               <w:rPr>
                 <w:rStyle w:val="Titre1Car"/>
@@ -1571,7 +1700,6 @@
                 <w:i/>
                 <w:color w:val="0070C0"/>
               </w:rPr>
-              <w:lastRenderedPageBreak/>
               <w:t xml:space="preserve">INTEGRATION CONTINUE </w:t>
             </w:r>
             <w:r>
@@ -2288,7 +2416,6 @@
                 <w:rFonts w:asciiTheme="minorHAnsi" w:hAnsiTheme="minorHAnsi"/>
                 <w:sz w:val="18"/>
               </w:rPr>
-              <w:lastRenderedPageBreak/>
               <w:t>FORMATION</w:t>
             </w:r>
           </w:p>
@@ -5436,18 +5563,18 @@
 </file>
 
 <file path=customXml/item2.xml><?xml version="1.0" encoding="utf-8"?>
+<mappings xmlns="http://schemas.microsoft.com/pics">
+  <picture>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</picture>
+</mappings>
+</file>
+
+<file path=customXml/item3.xml><?xml version="1.0" encoding="utf-8"?>
 <?mso-contentType ?>
 <FormTemplates xmlns="http://schemas.microsoft.com/sharepoint/v3/contenttype/forms">
   <Display>DocumentLibraryForm</Display>
   <Edit>AssetEditForm</Edit>
   <New>DocumentLibraryForm</New>
 </FormTemplates>
-</file>
-
-<file path=customXml/item3.xml><?xml version="1.0" encoding="utf-8"?>
-<mappings xmlns="http://schemas.microsoft.com/pics">
-  <picture>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</picture>
-</mappings>
 </file>
 
 <file path=customXml/itemProps1.xml><?xml version="1.0" encoding="utf-8"?>
@@ -5459,17 +5586,17 @@
 </file>
 
 <file path=customXml/itemProps2.xml><?xml version="1.0" encoding="utf-8"?>
+<ds:datastoreItem xmlns:ds="http://schemas.openxmlformats.org/officeDocument/2006/customXml" ds:itemID="{E437E9E5-EE29-454F-8714-516920628209}">
+  <ds:schemaRefs>
+    <ds:schemaRef ds:uri="http://schemas.microsoft.com/pics"/>
+  </ds:schemaRefs>
+</ds:datastoreItem>
+</file>
+
+<file path=customXml/itemProps3.xml><?xml version="1.0" encoding="utf-8"?>
 <ds:datastoreItem xmlns:ds="http://schemas.openxmlformats.org/officeDocument/2006/customXml" ds:itemID="{F0EDECC0-4E27-4FC9-BA6F-6D753F7105A3}">
   <ds:schemaRefs>
     <ds:schemaRef ds:uri="http://schemas.microsoft.com/sharepoint/v3/contenttype/forms"/>
   </ds:schemaRefs>
 </ds:datastoreItem>
-</file>
-
-<file path=customXml/itemProps3.xml><?xml version="1.0" encoding="utf-8"?>
-<ds:datastoreItem xmlns:ds="http://schemas.openxmlformats.org/officeDocument/2006/customXml" ds:itemID="{E437E9E5-EE29-454F-8714-516920628209}">
-  <ds:schemaRefs>
-    <ds:schemaRef ds:uri="http://schemas.microsoft.com/pics"/>
-  </ds:schemaRefs>
-</ds:datastoreItem>
 </file>
--- a/CV_FROMAGER.docx
+++ b/CV_FROMAGER.docx
@@ -152,19 +152,11 @@
                 <w:rFonts w:ascii="Calibri" w:hAnsi="Calibri" w:cs="Calibri"/>
               </w:rPr>
             </w:pPr>
-            <w:proofErr w:type="gramStart"/>
             <w:r>
               <w:rPr>
                 <w:sz w:val="20"/>
               </w:rPr>
-              <w:t>Email</w:t>
-            </w:r>
-            <w:proofErr w:type="gramEnd"/>
-            <w:r>
-              <w:rPr>
-                <w:sz w:val="20"/>
-              </w:rPr>
-              <w:t> : fred.fromager@gmail.com</w:t>
+              <w:t>Email : fred.fromager@gmail.com</w:t>
             </w:r>
           </w:p>
           <w:p>
@@ -275,7 +267,25 @@
                 <w:b/>
                 <w:sz w:val="24"/>
               </w:rPr>
-              <w:t xml:space="preserve">ARCHITECTE /CHEF DE PROJETS APPLICATION </w:t>
+              <w:t xml:space="preserve">ARCHITECTE </w:t>
+            </w:r>
+            <w:r>
+              <w:rPr>
+                <w:rFonts w:ascii="Cambria" w:hAnsi="Cambria" w:cs="Calibri"/>
+                <w:b/>
+                <w:sz w:val="24"/>
+              </w:rPr>
+              <w:t>CLOUD</w:t>
+            </w:r>
+            <w:bookmarkStart w:id="0" w:name="_GoBack"/>
+            <w:bookmarkEnd w:id="0"/>
+            <w:r>
+              <w:rPr>
+                <w:rFonts w:ascii="Cambria" w:hAnsi="Cambria" w:cs="Calibri"/>
+                <w:b/>
+                <w:sz w:val="24"/>
+              </w:rPr>
+              <w:t xml:space="preserve"> </w:t>
             </w:r>
           </w:p>
           <w:p>
@@ -500,46 +510,14 @@
                 <w:rFonts w:cs="Calibri"/>
                 <w:szCs w:val="22"/>
               </w:rPr>
-              <w:t xml:space="preserve">automatisation du processus d’installation du logiciel </w:t>
-            </w:r>
-            <w:proofErr w:type="spellStart"/>
-            <w:r>
-              <w:rPr>
-                <w:rFonts w:cs="Calibri"/>
-                <w:szCs w:val="22"/>
-              </w:rPr>
-              <w:t>Graphtalk</w:t>
-            </w:r>
-            <w:proofErr w:type="spellEnd"/>
-            <w:r>
-              <w:rPr>
-                <w:rFonts w:cs="Calibri"/>
-                <w:szCs w:val="22"/>
-              </w:rPr>
-              <w:t xml:space="preserve"> AIA de DXC</w:t>
-            </w:r>
-            <w:r>
-              <w:rPr>
-                <w:rFonts w:cs="Calibri"/>
-                <w:szCs w:val="22"/>
-              </w:rPr>
-              <w:t xml:space="preserve">, et des composants de la plateforme </w:t>
-            </w:r>
-            <w:proofErr w:type="spellStart"/>
-            <w:r>
-              <w:rPr>
-                <w:rFonts w:cs="Calibri"/>
-                <w:szCs w:val="22"/>
-              </w:rPr>
-              <w:t>d’Iot</w:t>
-            </w:r>
-            <w:proofErr w:type="spellEnd"/>
-            <w:r>
-              <w:rPr>
-                <w:rFonts w:cs="Calibri"/>
-                <w:szCs w:val="22"/>
-              </w:rPr>
-              <w:t xml:space="preserve"> DSP chez Schneider</w:t>
+              <w:t>automatisation du processus d’installation du logiciel Graphtalk AIA de DXC</w:t>
+            </w:r>
+            <w:r>
+              <w:rPr>
+                <w:rFonts w:cs="Calibri"/>
+                <w:szCs w:val="22"/>
+              </w:rPr>
+              <w:t>, et des composants de la plateforme d’Iot DSP chez Schneider</w:t>
             </w:r>
             <w:r>
               <w:rPr>
@@ -726,55 +704,7 @@
                 <w:rFonts w:cs="Calibri"/>
                 <w:szCs w:val="22"/>
               </w:rPr>
-              <w:t xml:space="preserve"> AWS Business Professional </w:t>
-            </w:r>
-            <w:proofErr w:type="spellStart"/>
-            <w:r>
-              <w:rPr>
-                <w:rFonts w:cs="Calibri"/>
-                <w:szCs w:val="22"/>
-              </w:rPr>
-              <w:t>Accreditation</w:t>
-            </w:r>
-            <w:proofErr w:type="spellEnd"/>
-            <w:r>
-              <w:rPr>
-                <w:rFonts w:cs="Calibri"/>
-                <w:szCs w:val="22"/>
-              </w:rPr>
-              <w:t xml:space="preserve">, AWS </w:t>
-            </w:r>
-            <w:proofErr w:type="spellStart"/>
-            <w:r>
-              <w:rPr>
-                <w:rFonts w:cs="Calibri"/>
-                <w:szCs w:val="22"/>
-              </w:rPr>
-              <w:t>Technical</w:t>
-            </w:r>
-            <w:proofErr w:type="spellEnd"/>
-            <w:r>
-              <w:rPr>
-                <w:rFonts w:cs="Calibri"/>
-                <w:szCs w:val="22"/>
-              </w:rPr>
-              <w:t xml:space="preserve"> Professional </w:t>
-            </w:r>
-            <w:proofErr w:type="spellStart"/>
-            <w:r>
-              <w:rPr>
-                <w:rFonts w:cs="Calibri"/>
-                <w:szCs w:val="22"/>
-              </w:rPr>
-              <w:t>Accreditation</w:t>
-            </w:r>
-            <w:proofErr w:type="spellEnd"/>
-            <w:r>
-              <w:rPr>
-                <w:rFonts w:cs="Calibri"/>
-                <w:szCs w:val="22"/>
-              </w:rPr>
-              <w:t xml:space="preserve">. </w:t>
+              <w:t xml:space="preserve"> AWS Business Professional Accreditation, AWS Technical Professional Accreditation. </w:t>
             </w:r>
           </w:p>
           <w:p>
@@ -837,8 +767,6 @@
                 <w:szCs w:val="22"/>
               </w:rPr>
             </w:pPr>
-            <w:proofErr w:type="spellStart"/>
-            <w:proofErr w:type="gramStart"/>
             <w:r>
               <w:rPr>
                 <w:b/>
@@ -850,7 +778,6 @@
               </w:rPr>
               <w:t>Outils</w:t>
             </w:r>
-            <w:proofErr w:type="spellEnd"/>
             <w:r>
               <w:rPr>
                 <w:b/>
@@ -861,165 +788,89 @@
               </w:rPr>
               <w:t> :</w:t>
             </w:r>
-            <w:proofErr w:type="gramEnd"/>
             <w:r>
               <w:rPr>
                 <w:rFonts w:cs="Calibri"/>
                 <w:szCs w:val="22"/>
                 <w:lang w:val="en-US"/>
               </w:rPr>
+              <w:t xml:space="preserve"> Conteneurs Docker</w:t>
+            </w:r>
+            <w:r>
+              <w:rPr>
+                <w:rFonts w:cs="Calibri"/>
+                <w:szCs w:val="22"/>
+                <w:lang w:val="en-US"/>
+              </w:rPr>
+              <w:t xml:space="preserve"> (docker-compose</w:t>
+            </w:r>
+            <w:r>
+              <w:rPr>
+                <w:rFonts w:cs="Calibri"/>
+                <w:szCs w:val="22"/>
+                <w:lang w:val="en-US"/>
+              </w:rPr>
+              <w:t xml:space="preserve">, </w:t>
+            </w:r>
+            <w:r>
+              <w:rPr>
+                <w:rFonts w:cs="Calibri"/>
+                <w:szCs w:val="22"/>
+                <w:lang w:val="en-US"/>
+              </w:rPr>
+              <w:t>Helm</w:t>
+            </w:r>
+            <w:r>
+              <w:rPr>
+                <w:rFonts w:cs="Calibri"/>
+                <w:szCs w:val="22"/>
+                <w:lang w:val="en-US"/>
+              </w:rPr>
+              <w:t xml:space="preserve">…) </w:t>
+            </w:r>
+            <w:r>
+              <w:rPr>
+                <w:rFonts w:cs="Calibri"/>
+                <w:szCs w:val="22"/>
+                <w:lang w:val="en-US"/>
+              </w:rPr>
               <w:t xml:space="preserve"> </w:t>
             </w:r>
-            <w:proofErr w:type="spellStart"/>
-            <w:r>
-              <w:rPr>
-                <w:rFonts w:cs="Calibri"/>
-                <w:szCs w:val="22"/>
-                <w:lang w:val="en-US"/>
-              </w:rPr>
-              <w:t>Conteneurs</w:t>
-            </w:r>
-            <w:proofErr w:type="spellEnd"/>
-            <w:r>
-              <w:rPr>
-                <w:rFonts w:cs="Calibri"/>
-                <w:szCs w:val="22"/>
-                <w:lang w:val="en-US"/>
-              </w:rPr>
-              <w:t xml:space="preserve"> Docker</w:t>
-            </w:r>
-            <w:r>
-              <w:rPr>
-                <w:rFonts w:cs="Calibri"/>
-                <w:szCs w:val="22"/>
-                <w:lang w:val="en-US"/>
-              </w:rPr>
-              <w:t xml:space="preserve"> (docker-compose</w:t>
-            </w:r>
-            <w:r>
-              <w:rPr>
-                <w:rFonts w:cs="Calibri"/>
-                <w:szCs w:val="22"/>
-                <w:lang w:val="en-US"/>
-              </w:rPr>
-              <w:t xml:space="preserve">, </w:t>
-            </w:r>
-            <w:r>
-              <w:rPr>
-                <w:rFonts w:cs="Calibri"/>
-                <w:szCs w:val="22"/>
-                <w:lang w:val="en-US"/>
-              </w:rPr>
-              <w:t>Helm</w:t>
-            </w:r>
-            <w:r>
-              <w:rPr>
-                <w:rFonts w:cs="Calibri"/>
-                <w:szCs w:val="22"/>
-                <w:lang w:val="en-US"/>
-              </w:rPr>
-              <w:t xml:space="preserve">…) </w:t>
-            </w:r>
-            <w:r>
-              <w:rPr>
-                <w:rFonts w:cs="Calibri"/>
-                <w:szCs w:val="22"/>
-                <w:lang w:val="en-US"/>
+            <w:r>
+              <w:rPr>
+                <w:rFonts w:cs="Calibri"/>
+                <w:szCs w:val="22"/>
+              </w:rPr>
+              <w:t xml:space="preserve">sous Amazon </w:t>
+            </w:r>
+            <w:r>
+              <w:rPr>
+                <w:rFonts w:cs="Calibri"/>
+                <w:szCs w:val="22"/>
+              </w:rPr>
+              <w:t>AWS</w:t>
+            </w:r>
+            <w:r>
+              <w:rPr>
+                <w:rFonts w:cs="Calibri"/>
+                <w:szCs w:val="22"/>
+              </w:rPr>
+              <w:t xml:space="preserve"> et Microsoft Azure, VirtualBox, Vagrant, Ruby, Jenkins, Cucumber, Ansible,</w:t>
+            </w:r>
+            <w:r>
+              <w:rPr>
+                <w:rFonts w:cs="Calibri"/>
+                <w:szCs w:val="22"/>
+              </w:rPr>
+              <w:t xml:space="preserve"> Terraform,</w:t>
+            </w:r>
+            <w:r>
+              <w:rPr>
+                <w:rFonts w:cs="Calibri"/>
+                <w:szCs w:val="22"/>
               </w:rPr>
               <w:t xml:space="preserve"> </w:t>
             </w:r>
-            <w:proofErr w:type="gramStart"/>
-            <w:r>
-              <w:rPr>
-                <w:rFonts w:cs="Calibri"/>
-                <w:szCs w:val="22"/>
-              </w:rPr>
-              <w:t>sous</w:t>
-            </w:r>
-            <w:proofErr w:type="gramEnd"/>
-            <w:r>
-              <w:rPr>
-                <w:rFonts w:cs="Calibri"/>
-                <w:szCs w:val="22"/>
-              </w:rPr>
-              <w:t xml:space="preserve"> Amazon </w:t>
-            </w:r>
-            <w:r>
-              <w:rPr>
-                <w:rFonts w:cs="Calibri"/>
-                <w:szCs w:val="22"/>
-              </w:rPr>
-              <w:t>AWS</w:t>
-            </w:r>
-            <w:r>
-              <w:rPr>
-                <w:rFonts w:cs="Calibri"/>
-                <w:szCs w:val="22"/>
-              </w:rPr>
-              <w:t xml:space="preserve"> et Microsoft Azure, VirtualBox, </w:t>
-            </w:r>
-            <w:proofErr w:type="spellStart"/>
-            <w:r>
-              <w:rPr>
-                <w:rFonts w:cs="Calibri"/>
-                <w:szCs w:val="22"/>
-              </w:rPr>
-              <w:t>Vagrant</w:t>
-            </w:r>
-            <w:proofErr w:type="spellEnd"/>
-            <w:r>
-              <w:rPr>
-                <w:rFonts w:cs="Calibri"/>
-                <w:szCs w:val="22"/>
-              </w:rPr>
-              <w:t xml:space="preserve">, Ruby, Jenkins, </w:t>
-            </w:r>
-            <w:proofErr w:type="spellStart"/>
-            <w:r>
-              <w:rPr>
-                <w:rFonts w:cs="Calibri"/>
-                <w:szCs w:val="22"/>
-              </w:rPr>
-              <w:t>Cucumber</w:t>
-            </w:r>
-            <w:proofErr w:type="spellEnd"/>
-            <w:r>
-              <w:rPr>
-                <w:rFonts w:cs="Calibri"/>
-                <w:szCs w:val="22"/>
-              </w:rPr>
-              <w:t>, Ansible,</w:t>
-            </w:r>
-            <w:r>
-              <w:rPr>
-                <w:rFonts w:cs="Calibri"/>
-                <w:szCs w:val="22"/>
-              </w:rPr>
-              <w:t xml:space="preserve"> </w:t>
-            </w:r>
-            <w:proofErr w:type="spellStart"/>
-            <w:r>
-              <w:rPr>
-                <w:rFonts w:cs="Calibri"/>
-                <w:szCs w:val="22"/>
-              </w:rPr>
-              <w:t>Terraform</w:t>
-            </w:r>
-            <w:proofErr w:type="spellEnd"/>
-            <w:r>
-              <w:rPr>
-                <w:rFonts w:cs="Calibri"/>
-                <w:szCs w:val="22"/>
-              </w:rPr>
-              <w:t>,</w:t>
-            </w:r>
-            <w:r>
-              <w:rPr>
-                <w:rFonts w:cs="Calibri"/>
-                <w:szCs w:val="22"/>
-              </w:rPr>
-              <w:t xml:space="preserve"> </w:t>
-            </w:r>
             <w:r>
               <w:rPr>
                 <w:rFonts w:cs="Calibri"/>
@@ -1047,8 +898,6 @@
               <w:spacing w:after="0" w:line="240" w:lineRule="auto"/>
               <w:jc w:val="both"/>
             </w:pPr>
-            <w:bookmarkStart w:id="0" w:name="_GoBack"/>
-            <w:bookmarkEnd w:id="0"/>
           </w:p>
         </w:tc>
       </w:tr>
@@ -1321,87 +1170,7 @@
                 <w:color w:val="4F81BD" w:themeColor="accent1"/>
                 <w:sz w:val="22"/>
               </w:rPr>
-              <w:t xml:space="preserve">dans l’équipe R&amp;D </w:t>
-            </w:r>
-            <w:proofErr w:type="spellStart"/>
-            <w:r>
-              <w:rPr>
-                <w:b/>
-                <w:smallCaps/>
-                <w:color w:val="4F81BD" w:themeColor="accent1"/>
-                <w:sz w:val="22"/>
-              </w:rPr>
-              <w:t>DmnPint</w:t>
-            </w:r>
-            <w:proofErr w:type="spellEnd"/>
-            <w:r>
-              <w:rPr>
-                <w:b/>
-                <w:smallCaps/>
-                <w:color w:val="4F81BD" w:themeColor="accent1"/>
-                <w:sz w:val="22"/>
-              </w:rPr>
-              <w:t xml:space="preserve"> sur la plateforme de gestion d’objets connectés ETP (</w:t>
-            </w:r>
-            <w:proofErr w:type="spellStart"/>
-            <w:r>
-              <w:rPr>
-                <w:b/>
-                <w:smallCaps/>
-                <w:color w:val="4F81BD" w:themeColor="accent1"/>
-                <w:sz w:val="22"/>
-              </w:rPr>
-              <w:t>Exostruxure</w:t>
-            </w:r>
-            <w:proofErr w:type="spellEnd"/>
-            <w:r>
-              <w:rPr>
-                <w:b/>
-                <w:smallCaps/>
-                <w:color w:val="4F81BD" w:themeColor="accent1"/>
-                <w:sz w:val="22"/>
-              </w:rPr>
-              <w:t xml:space="preserve"> </w:t>
-            </w:r>
-            <w:proofErr w:type="spellStart"/>
-            <w:r>
-              <w:rPr>
-                <w:b/>
-                <w:smallCaps/>
-                <w:color w:val="4F81BD" w:themeColor="accent1"/>
-                <w:sz w:val="22"/>
-              </w:rPr>
-              <w:t>Technology</w:t>
-            </w:r>
-            <w:proofErr w:type="spellEnd"/>
-            <w:r>
-              <w:rPr>
-                <w:b/>
-                <w:smallCaps/>
-                <w:color w:val="4F81BD" w:themeColor="accent1"/>
-                <w:sz w:val="22"/>
-              </w:rPr>
-              <w:t xml:space="preserve"> </w:t>
-            </w:r>
-            <w:proofErr w:type="spellStart"/>
-            <w:r>
-              <w:rPr>
-                <w:b/>
-                <w:smallCaps/>
-                <w:color w:val="4F81BD" w:themeColor="accent1"/>
-                <w:sz w:val="22"/>
-              </w:rPr>
-              <w:t>Plateform</w:t>
-            </w:r>
-            <w:proofErr w:type="spellEnd"/>
-            <w:r>
-              <w:rPr>
-                <w:b/>
-                <w:smallCaps/>
-                <w:color w:val="4F81BD" w:themeColor="accent1"/>
-                <w:sz w:val="22"/>
-              </w:rPr>
-              <w:t>)</w:t>
+              <w:t>dans l’équipe R&amp;D DmnPint sur la plateforme de gestion d’objets connectés ETP (Exostruxure Technology Plateform)</w:t>
             </w:r>
             <w:r>
               <w:t>.</w:t>
@@ -2177,21 +1946,7 @@
               <w:rPr>
                 <w:rFonts w:cs="Calibri"/>
               </w:rPr>
-              <w:t xml:space="preserve">Outil d’automatisation de l’installation de </w:t>
-            </w:r>
-            <w:proofErr w:type="spellStart"/>
-            <w:r>
-              <w:rPr>
-                <w:rFonts w:cs="Calibri"/>
-              </w:rPr>
-              <w:t>Graphtalk</w:t>
-            </w:r>
-            <w:proofErr w:type="spellEnd"/>
-            <w:r>
-              <w:rPr>
-                <w:rFonts w:cs="Calibri"/>
-              </w:rPr>
-              <w:t xml:space="preserve"> AIA sur sites de production</w:t>
+              <w:t>Outil d’automatisation de l’installation de Graphtalk AIA sur sites de production</w:t>
             </w:r>
           </w:p>
           <w:p>
@@ -2215,43 +1970,7 @@
                 <w:b/>
                 <w:i/>
               </w:rPr>
-              <w:t xml:space="preserve">Proxy Product </w:t>
-            </w:r>
-            <w:proofErr w:type="spellStart"/>
-            <w:r>
-              <w:rPr>
-                <w:rFonts w:cs="Calibri"/>
-                <w:b/>
-                <w:i/>
-              </w:rPr>
-              <w:t>Owner</w:t>
-            </w:r>
-            <w:proofErr w:type="spellEnd"/>
-            <w:r>
-              <w:rPr>
-                <w:rFonts w:cs="Calibri"/>
-                <w:b/>
-                <w:i/>
-              </w:rPr>
-              <w:t xml:space="preserve">, Gestion de la </w:t>
-            </w:r>
-            <w:proofErr w:type="spellStart"/>
-            <w:r>
-              <w:rPr>
-                <w:rFonts w:cs="Calibri"/>
-                <w:b/>
-                <w:i/>
-              </w:rPr>
-              <w:t>backlog</w:t>
-            </w:r>
-            <w:proofErr w:type="spellEnd"/>
-            <w:r>
-              <w:rPr>
-                <w:rFonts w:cs="Calibri"/>
-                <w:b/>
-                <w:i/>
-              </w:rPr>
-              <w:t xml:space="preserve"> du projet, Consultant </w:t>
+              <w:t xml:space="preserve">Proxy Product Owner, Gestion de la backlog du projet, Consultant </w:t>
             </w:r>
             <w:r>
               <w:rPr>
@@ -2280,25 +1999,7 @@
                 <w:bCs/>
                 <w:iCs/>
               </w:rPr>
-              <w:t xml:space="preserve">Migration du logiciel </w:t>
-            </w:r>
-            <w:proofErr w:type="spellStart"/>
-            <w:r>
-              <w:rPr>
-                <w:rFonts w:eastAsia="Times New Roman" w:cs="Calibri"/>
-                <w:bCs/>
-                <w:iCs/>
-              </w:rPr>
-              <w:t>Graphtalk</w:t>
-            </w:r>
-            <w:proofErr w:type="spellEnd"/>
-            <w:r>
-              <w:rPr>
-                <w:rFonts w:eastAsia="Times New Roman" w:cs="Calibri"/>
-                <w:bCs/>
-                <w:iCs/>
-              </w:rPr>
-              <w:t xml:space="preserve"> AIA dans le Cloud AWS </w:t>
+              <w:t xml:space="preserve">Migration du logiciel Graphtalk AIA dans le Cloud AWS </w:t>
             </w:r>
           </w:p>
           <w:p>
@@ -2699,17 +2400,8 @@
                 <w:rFonts w:cs="Calibri"/>
                 <w:color w:val="0070C0"/>
               </w:rPr>
-              <w:t xml:space="preserve">Responsable du projet </w:t>
-            </w:r>
-            <w:proofErr w:type="spellStart"/>
-            <w:r>
-              <w:rPr>
-                <w:rFonts w:cs="Calibri"/>
-                <w:color w:val="0070C0"/>
-              </w:rPr>
-              <w:t>TaggImage</w:t>
-            </w:r>
-            <w:proofErr w:type="spellEnd"/>
+              <w:t>Responsable du projet TaggImage</w:t>
+            </w:r>
             <w:r>
               <w:rPr>
                 <w:rFonts w:cs="Calibri"/>
@@ -2748,21 +2440,7 @@
               <w:rPr>
                 <w:rFonts w:cs="Calibri"/>
               </w:rPr>
-              <w:t xml:space="preserve"> du logiciel </w:t>
-            </w:r>
-            <w:proofErr w:type="spellStart"/>
-            <w:r>
-              <w:rPr>
-                <w:rFonts w:cs="Calibri"/>
-              </w:rPr>
-              <w:t>VotExpress</w:t>
-            </w:r>
-            <w:proofErr w:type="spellEnd"/>
-            <w:r>
-              <w:rPr>
-                <w:rFonts w:cs="Calibri"/>
-              </w:rPr>
-              <w:t>, solution d’organisation d’élections professionnelles par traitement électronique des votes par correspondance. Ma mission a porté sur la conception, réalisation et mise en exploitation sur sites des premières versions du logiciel.</w:t>
+              <w:t xml:space="preserve"> du logiciel VotExpress, solution d’organisation d’élections professionnelles par traitement électronique des votes par correspondance. Ma mission a porté sur la conception, réalisation et mise en exploitation sur sites des premières versions du logiciel.</w:t>
             </w:r>
           </w:p>
           <w:p>
@@ -2955,23 +2633,7 @@
                 <w:sz w:val="19"/>
                 <w:szCs w:val="19"/>
               </w:rPr>
-              <w:t>Stage de 6 mois (</w:t>
-            </w:r>
-            <w:proofErr w:type="spellStart"/>
-            <w:r>
-              <w:rPr>
-                <w:sz w:val="19"/>
-                <w:szCs w:val="19"/>
-              </w:rPr>
-              <w:t>ent</w:t>
-            </w:r>
-            <w:proofErr w:type="spellEnd"/>
-            <w:r>
-              <w:rPr>
-                <w:sz w:val="19"/>
-                <w:szCs w:val="19"/>
-              </w:rPr>
-              <w:t xml:space="preserve">. </w:t>
+              <w:t xml:space="preserve">Stage de 6 mois (ent. </w:t>
             </w:r>
             <w:r>
               <w:rPr>
@@ -3125,33 +2787,7 @@
                 <w:szCs w:val="19"/>
                 <w14:ligatures w14:val="standardContextual"/>
               </w:rPr>
-              <w:t xml:space="preserve">UNIV. J. FOURIER, Grenoble – </w:t>
-            </w:r>
-            <w:proofErr w:type="spellStart"/>
-            <w:r>
-              <w:rPr>
-                <w:rFonts w:eastAsiaTheme="majorEastAsia" w:cstheme="majorBidi"/>
-                <w:bCs/>
-                <w:smallCaps/>
-                <w:color w:val="404040" w:themeColor="text1" w:themeTint="BF"/>
-                <w:sz w:val="19"/>
-                <w:szCs w:val="19"/>
-                <w14:ligatures w14:val="standardContextual"/>
-              </w:rPr>
-              <w:t>Obt</w:t>
-            </w:r>
-            <w:proofErr w:type="spellEnd"/>
-            <w:r>
-              <w:rPr>
-                <w:rFonts w:eastAsiaTheme="majorEastAsia" w:cstheme="majorBidi"/>
-                <w:bCs/>
-                <w:smallCaps/>
-                <w:color w:val="404040" w:themeColor="text1" w:themeTint="BF"/>
-                <w:sz w:val="19"/>
-                <w:szCs w:val="19"/>
-                <w14:ligatures w14:val="standardContextual"/>
-              </w:rPr>
-              <w:t>. 1993</w:t>
+              <w:t>UNIV. J. FOURIER, Grenoble – Obt. 1993</w:t>
             </w:r>
           </w:p>
           <w:p>
@@ -6143,18 +5779,18 @@
 </file>
 
 <file path=customXml/item2.xml><?xml version="1.0" encoding="utf-8"?>
-<mappings xmlns="http://schemas.microsoft.com/pics">
-  <picture>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</picture>
-</mappings>
-</file>
-
-<file path=customXml/item3.xml><?xml version="1.0" encoding="utf-8"?>
 <?mso-contentType ?>
 <FormTemplates xmlns="http://schemas.microsoft.com/sharepoint/v3/contenttype/forms">
   <Display>DocumentLibraryForm</Display>
   <Edit>AssetEditForm</Edit>
   <New>DocumentLibraryForm</New>
 </FormTemplates>
+</file>
+
+<file path=customXml/item3.xml><?xml version="1.0" encoding="utf-8"?>
+<mappings xmlns="http://schemas.microsoft.com/pics">
+  <picture>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</picture>
+</mappings>
 </file>
 
 <file path=customXml/itemProps1.xml><?xml version="1.0" encoding="utf-8"?>
@@ -6166,17 +5802,17 @@
 </file>
 
 <file path=customXml/itemProps2.xml><?xml version="1.0" encoding="utf-8"?>
+<ds:datastoreItem xmlns:ds="http://schemas.openxmlformats.org/officeDocument/2006/customXml" ds:itemID="{F0EDECC0-4E27-4FC9-BA6F-6D753F7105A3}">
+  <ds:schemaRefs>
+    <ds:schemaRef ds:uri="http://schemas.microsoft.com/sharepoint/v3/contenttype/forms"/>
+  </ds:schemaRefs>
+</ds:datastoreItem>
+</file>
+
+<file path=customXml/itemProps3.xml><?xml version="1.0" encoding="utf-8"?>
 <ds:datastoreItem xmlns:ds="http://schemas.openxmlformats.org/officeDocument/2006/customXml" ds:itemID="{E437E9E5-EE29-454F-8714-516920628209}">
   <ds:schemaRefs>
     <ds:schemaRef ds:uri="http://schemas.microsoft.com/pics"/>
   </ds:schemaRefs>
 </ds:datastoreItem>
-</file>
-
-<file path=customXml/itemProps3.xml><?xml version="1.0" encoding="utf-8"?>
-<ds:datastoreItem xmlns:ds="http://schemas.openxmlformats.org/officeDocument/2006/customXml" ds:itemID="{F0EDECC0-4E27-4FC9-BA6F-6D753F7105A3}">
-  <ds:schemaRefs>
-    <ds:schemaRef ds:uri="http://schemas.microsoft.com/sharepoint/v3/contenttype/forms"/>
-  </ds:schemaRefs>
-</ds:datastoreItem>
 </file>
--- a/CV_FROMAGER.docx
+++ b/CV_FROMAGER.docx
@@ -1,16 +1,17 @@
 
 <file path=word/document.xml><?xml version="1.0" encoding="utf-8"?>
-<w:document xmlns:wpc="http://schemas.microsoft.com/office/word/2010/wordprocessingCanvas" xmlns:cx="http://schemas.microsoft.com/office/drawing/2014/chartex" xmlns:cx1="http://schemas.microsoft.com/office/drawing/2015/9/8/chartex" xmlns:cx2="http://schemas.microsoft.com/office/drawing/2015/10/21/chartex" xmlns:cx3="http://schemas.microsoft.com/office/drawing/2016/5/9/chartex" xmlns:cx4="http://schemas.microsoft.com/office/drawing/2016/5/10/chartex" xmlns:cx5="http://schemas.microsoft.com/office/drawing/2016/5/11/chartex" xmlns:cx6="http://schemas.microsoft.com/office/drawing/2016/5/12/chartex" xmlns:cx7="http://schemas.microsoft.com/office/drawing/2016/5/13/chartex" xmlns:cx8="http://schemas.microsoft.com/office/drawing/2016/5/14/chartex" xmlns:mc="http://schemas.openxmlformats.org/markup-compatibility/2006" xmlns:aink="http://schemas.microsoft.com/office/drawing/2016/ink" xmlns:am3d="http://schemas.microsoft.com/office/drawing/2017/model3d" xmlns:o="urn:schemas-microsoft-com:office:office" xmlns:r="http://schemas.openxmlformats.org/officeDocument/2006/relationships" xmlns:m="http://schemas.openxmlformats.org/officeDocument/2006/math" xmlns:v="urn:schemas-microsoft-com:vml" xmlns:wp14="http://schemas.microsoft.com/office/word/2010/wordprocessingDrawing" xmlns:wp="http://schemas.openxmlformats.org/drawingml/2006/wordprocessingDrawing" xmlns:w10="urn:schemas-microsoft-com:office:word" xmlns:w="http://schemas.openxmlformats.org/wordprocessingml/2006/main" xmlns:w14="http://schemas.microsoft.com/office/word/2010/wordml" xmlns:w15="http://schemas.microsoft.com/office/word/2012/wordml" xmlns:w16cid="http://schemas.microsoft.com/office/word/2016/wordml/cid" xmlns:w16se="http://schemas.microsoft.com/office/word/2015/wordml/symex" xmlns:wpg="http://schemas.microsoft.com/office/word/2010/wordprocessingGroup" xmlns:wpi="http://schemas.microsoft.com/office/word/2010/wordprocessingInk" xmlns:wne="http://schemas.microsoft.com/office/word/2006/wordml" xmlns:wps="http://schemas.microsoft.com/office/word/2010/wordprocessingShape" mc:Ignorable="w14 w15 w16se w16cid wp14">
+<w:document xmlns:wpc="http://schemas.microsoft.com/office/word/2010/wordprocessingCanvas" xmlns:cx="http://schemas.microsoft.com/office/drawing/2014/chartex" xmlns:cx1="http://schemas.microsoft.com/office/drawing/2015/9/8/chartex" xmlns:cx2="http://schemas.microsoft.com/office/drawing/2015/10/21/chartex" xmlns:cx3="http://schemas.microsoft.com/office/drawing/2016/5/9/chartex" xmlns:cx4="http://schemas.microsoft.com/office/drawing/2016/5/10/chartex" xmlns:cx5="http://schemas.microsoft.com/office/drawing/2016/5/11/chartex" xmlns:cx6="http://schemas.microsoft.com/office/drawing/2016/5/12/chartex" xmlns:cx7="http://schemas.microsoft.com/office/drawing/2016/5/13/chartex" xmlns:cx8="http://schemas.microsoft.com/office/drawing/2016/5/14/chartex" xmlns:mc="http://schemas.openxmlformats.org/markup-compatibility/2006" xmlns:aink="http://schemas.microsoft.com/office/drawing/2016/ink" xmlns:am3d="http://schemas.microsoft.com/office/drawing/2017/model3d" xmlns:o="urn:schemas-microsoft-com:office:office" xmlns:r="http://schemas.openxmlformats.org/officeDocument/2006/relationships" xmlns:m="http://schemas.openxmlformats.org/officeDocument/2006/math" xmlns:v="urn:schemas-microsoft-com:vml" xmlns:wp14="http://schemas.microsoft.com/office/word/2010/wordprocessingDrawing" xmlns:wp="http://schemas.openxmlformats.org/drawingml/2006/wordprocessingDrawing" xmlns:w10="urn:schemas-microsoft-com:office:word" xmlns:w="http://schemas.openxmlformats.org/wordprocessingml/2006/main" xmlns:w14="http://schemas.microsoft.com/office/word/2010/wordml" xmlns:w15="http://schemas.microsoft.com/office/word/2012/wordml" xmlns:w16cex="http://schemas.microsoft.com/office/word/2018/wordml/cex" xmlns:w16cid="http://schemas.microsoft.com/office/word/2016/wordml/cid" xmlns:w16="http://schemas.microsoft.com/office/word/2018/wordml" xmlns:w16se="http://schemas.microsoft.com/office/word/2015/wordml/symex" xmlns:wpg="http://schemas.microsoft.com/office/word/2010/wordprocessingGroup" xmlns:wpi="http://schemas.microsoft.com/office/word/2010/wordprocessingInk" xmlns:wne="http://schemas.microsoft.com/office/word/2006/wordml" xmlns:wps="http://schemas.microsoft.com/office/word/2010/wordprocessingShape" mc:Ignorable="w14 w15 w16se w16cid w16 w16cex wp14">
   <w:body>
     <w:tbl>
       <w:tblPr>
         <w:tblStyle w:val="TableaudeCV"/>
-        <w:tblW w:w="5000" w:type="pct"/>
+        <w:tblW w:w="4905" w:type="pct"/>
         <w:tblInd w:w="-141" w:type="dxa"/>
         <w:tblBorders>
           <w:bottom w:val="single" w:sz="4" w:space="0" w:color="4F81BD"/>
           <w:insideH w:val="single" w:sz="4" w:space="0" w:color="4F81BD"/>
         </w:tblBorders>
+        <w:tblLayout w:type="fixed"/>
         <w:tblCellMar>
           <w:top w:w="0" w:type="dxa"/>
           <w:left w:w="108" w:type="dxa"/>
@@ -20,19 +21,20 @@
         <w:tblLook w:val="04A0" w:firstRow="1" w:lastRow="0" w:firstColumn="1" w:lastColumn="0" w:noHBand="0" w:noVBand="1"/>
       </w:tblPr>
       <w:tblGrid>
-        <w:gridCol w:w="1415"/>
-        <w:gridCol w:w="222"/>
-        <w:gridCol w:w="122"/>
+        <w:gridCol w:w="1274"/>
+        <w:gridCol w:w="236"/>
+        <w:gridCol w:w="49"/>
         <w:gridCol w:w="3326"/>
-        <w:gridCol w:w="5817"/>
+        <w:gridCol w:w="5804"/>
+        <w:gridCol w:w="6"/>
       </w:tblGrid>
       <w:tr>
         <w:trPr>
-          <w:trHeight w:val="2843"/>
+          <w:trHeight w:val="2276"/>
         </w:trPr>
         <w:tc>
           <w:tcPr>
-            <w:tcW w:w="5085" w:type="dxa"/>
+            <w:tcW w:w="4885" w:type="dxa"/>
             <w:gridSpan w:val="4"/>
             <w:tcBorders>
               <w:bottom w:val="single" w:sz="4" w:space="0" w:color="4F81BD"/>
@@ -120,7 +122,13 @@
               <w:rPr>
                 <w:sz w:val="20"/>
               </w:rPr>
-              <w:t>50</w:t>
+              <w:t>5</w:t>
+            </w:r>
+            <w:r>
+              <w:rPr>
+                <w:sz w:val="20"/>
+              </w:rPr>
+              <w:t>1</w:t>
             </w:r>
             <w:r>
               <w:rPr>
@@ -182,7 +190,8 @@
         </w:tc>
         <w:tc>
           <w:tcPr>
-            <w:tcW w:w="5817" w:type="dxa"/>
+            <w:tcW w:w="5810" w:type="dxa"/>
+            <w:gridSpan w:val="2"/>
             <w:tcBorders>
               <w:bottom w:val="single" w:sz="4" w:space="0" w:color="4F81BD"/>
             </w:tcBorders>
@@ -203,9 +212,9 @@
                 <w:noProof/>
               </w:rPr>
               <w:drawing>
-                <wp:inline distT="0" distB="0" distL="0" distR="0" wp14:anchorId="6D5D370C" wp14:editId="2C15C564">
-                  <wp:extent cx="949960" cy="1228725"/>
-                  <wp:effectExtent l="0" t="0" r="0" b="0"/>
+                <wp:inline distT="0" distB="0" distL="0" distR="0" wp14:anchorId="6D5D370C" wp14:editId="420409BA">
+                  <wp:extent cx="809625" cy="1000125"/>
+                  <wp:effectExtent l="0" t="0" r="9525" b="9525"/>
                   <wp:docPr id="1" name="Image 1"/>
                   <wp:cNvGraphicFramePr>
                     <a:graphicFrameLocks xmlns:a="http://schemas.openxmlformats.org/drawingml/2006/main" noChangeAspect="1"/>
@@ -219,21 +228,27 @@
                             <a:picLocks noChangeAspect="1" noChangeArrowheads="1"/>
                           </pic:cNvPicPr>
                         </pic:nvPicPr>
-                        <pic:blipFill>
+                        <pic:blipFill rotWithShape="1">
                           <a:blip r:embed="rId10"/>
-                          <a:srcRect t="10863" r="6616" b="21243"/>
-                          <a:stretch>
-                            <a:fillRect/>
-                          </a:stretch>
+                          <a:srcRect l="7493" t="18230" r="12919" b="26507"/>
+                          <a:stretch/>
                         </pic:blipFill>
                         <pic:spPr bwMode="auto">
                           <a:xfrm>
                             <a:off x="0" y="0"/>
-                            <a:ext cx="949960" cy="1228725"/>
+                            <a:ext cx="809625" cy="1000125"/>
                           </a:xfrm>
                           <a:prstGeom prst="rect">
                             <a:avLst/>
                           </a:prstGeom>
+                          <a:ln>
+                            <a:noFill/>
+                          </a:ln>
+                          <a:extLst>
+                            <a:ext uri="{53640926-AAD7-44D8-BBD7-CCE9431645EC}">
+                              <a14:shadowObscured xmlns:a14="http://schemas.microsoft.com/office/drawing/2010/main"/>
+                            </a:ext>
+                          </a:extLst>
                         </pic:spPr>
                       </pic:pic>
                     </a:graphicData>
@@ -258,14 +273,12 @@
               <w:rPr>
                 <w:rFonts w:ascii="Cambria" w:hAnsi="Cambria" w:cs="Calibri"/>
                 <w:b/>
-                <w:sz w:val="24"/>
               </w:rPr>
             </w:pPr>
             <w:r>
               <w:rPr>
                 <w:rFonts w:ascii="Cambria" w:hAnsi="Cambria" w:cs="Calibri"/>
                 <w:b/>
-                <w:sz w:val="24"/>
               </w:rPr>
               <w:t xml:space="preserve">ARCHITECTE /CHEF DE PROJETS APPLICATION </w:t>
             </w:r>
@@ -280,7 +293,6 @@
                 <w:b/>
                 <w:bCs/>
                 <w:color w:val="595959" w:themeColor="text1" w:themeTint="A6"/>
-                <w:sz w:val="24"/>
                 <w:lang w:eastAsia="fr-FR"/>
               </w:rPr>
             </w:pPr>
@@ -290,7 +302,6 @@
                 <w:b/>
                 <w:bCs/>
                 <w:color w:val="595959" w:themeColor="text1" w:themeTint="A6"/>
-                <w:sz w:val="24"/>
                 <w:lang w:eastAsia="fr-FR"/>
               </w:rPr>
               <w:t>Conduite de projets R&amp;D</w:t>
@@ -301,29 +312,20 @@
                 <w:b/>
                 <w:bCs/>
                 <w:color w:val="595959" w:themeColor="text1" w:themeTint="A6"/>
-                <w:sz w:val="24"/>
                 <w:lang w:eastAsia="fr-FR"/>
               </w:rPr>
               <w:t>, DevOps</w:t>
             </w:r>
-            <w:bookmarkStart w:id="0" w:name="_GoBack"/>
-            <w:bookmarkEnd w:id="0"/>
             <w:r>
               <w:rPr>
                 <w:rFonts w:asciiTheme="minorHAnsi" w:eastAsiaTheme="minorHAnsi" w:hAnsiTheme="minorHAnsi" w:cs="Calibri"/>
                 <w:b/>
                 <w:bCs/>
                 <w:color w:val="595959" w:themeColor="text1" w:themeTint="A6"/>
-                <w:sz w:val="24"/>
                 <w:lang w:eastAsia="fr-FR"/>
               </w:rPr>
               <w:t>, Anglais courant</w:t>
             </w:r>
-          </w:p>
-          <w:p>
-            <w:pPr>
-              <w:pStyle w:val="Coordonnes"/>
-            </w:pPr>
           </w:p>
         </w:tc>
       </w:tr>
@@ -333,7 +335,7 @@
         </w:trPr>
         <w:tc>
           <w:tcPr>
-            <w:tcW w:w="1415" w:type="dxa"/>
+            <w:tcW w:w="1274" w:type="dxa"/>
             <w:tcBorders>
               <w:top w:val="single" w:sz="4" w:space="0" w:color="0070C0"/>
               <w:bottom w:val="single" w:sz="4" w:space="0" w:color="4F81BD"/>
@@ -353,7 +355,7 @@
             <w:r>
               <w:rPr>
                 <w:rFonts w:asciiTheme="minorHAnsi" w:hAnsiTheme="minorHAnsi"/>
-                <w:sz w:val="18"/>
+                <w:sz w:val="16"/>
                 <w:szCs w:val="22"/>
               </w:rPr>
               <w:t>Objectif</w:t>
@@ -362,7 +364,7 @@
         </w:tc>
         <w:tc>
           <w:tcPr>
-            <w:tcW w:w="222" w:type="dxa"/>
+            <w:tcW w:w="236" w:type="dxa"/>
             <w:tcBorders>
               <w:top w:val="single" w:sz="4" w:space="0" w:color="0070C0"/>
               <w:bottom w:val="single" w:sz="4" w:space="0" w:color="4F81BD"/>
@@ -380,8 +382,8 @@
         </w:tc>
         <w:tc>
           <w:tcPr>
-            <w:tcW w:w="9265" w:type="dxa"/>
-            <w:gridSpan w:val="3"/>
+            <w:tcW w:w="9185" w:type="dxa"/>
+            <w:gridSpan w:val="4"/>
             <w:tcBorders>
               <w:top w:val="single" w:sz="4" w:space="0" w:color="0070C0"/>
               <w:bottom w:val="single" w:sz="4" w:space="0" w:color="4F81BD"/>
@@ -391,7 +393,7 @@
           <w:p>
             <w:pPr>
               <w:pStyle w:val="DateduCV"/>
-              <w:ind w:left="124" w:right="0"/>
+              <w:ind w:right="0"/>
               <w:jc w:val="both"/>
               <w:rPr>
                 <w:rFonts w:cs="Calibri"/>
@@ -413,11 +415,13 @@
       </w:tr>
       <w:tr>
         <w:trPr>
-          <w:trHeight w:val="3966"/>
+          <w:gridAfter w:val="1"/>
+          <w:wAfter w:w="6" w:type="dxa"/>
+          <w:trHeight w:val="4295"/>
         </w:trPr>
         <w:tc>
           <w:tcPr>
-            <w:tcW w:w="1415" w:type="dxa"/>
+            <w:tcW w:w="1274" w:type="dxa"/>
             <w:tcBorders>
               <w:top w:val="single" w:sz="4" w:space="0" w:color="4F81BD"/>
               <w:bottom w:val="single" w:sz="4" w:space="0" w:color="4F81BD"/>
@@ -438,7 +442,7 @@
             <w:r>
               <w:rPr>
                 <w:rFonts w:asciiTheme="minorHAnsi" w:hAnsiTheme="minorHAnsi"/>
-                <w:sz w:val="18"/>
+                <w:sz w:val="14"/>
                 <w:szCs w:val="22"/>
               </w:rPr>
               <w:t>Compétences</w:t>
@@ -447,7 +451,7 @@
         </w:tc>
         <w:tc>
           <w:tcPr>
-            <w:tcW w:w="344" w:type="dxa"/>
+            <w:tcW w:w="285" w:type="dxa"/>
             <w:gridSpan w:val="2"/>
             <w:tcBorders>
               <w:top w:val="single" w:sz="4" w:space="0" w:color="4F81BD"/>
@@ -467,7 +471,7 @@
         </w:tc>
         <w:tc>
           <w:tcPr>
-            <w:tcW w:w="9143" w:type="dxa"/>
+            <w:tcW w:w="9130" w:type="dxa"/>
             <w:gridSpan w:val="2"/>
             <w:tcBorders>
               <w:top w:val="single" w:sz="4" w:space="0" w:color="4F81BD"/>
@@ -478,6 +482,7 @@
           <w:p>
             <w:pPr>
               <w:spacing w:after="0" w:line="240" w:lineRule="auto"/>
+              <w:ind w:left="-112"/>
               <w:jc w:val="both"/>
               <w:rPr>
                 <w:rFonts w:cs="Calibri"/>
@@ -733,7 +738,21 @@
                 <w:rFonts w:cs="Calibri"/>
                 <w:szCs w:val="22"/>
               </w:rPr>
-              <w:t xml:space="preserve"> langages Java/JEE, C/C++, C#/.NET, AngularJS, SQL, Ruby/Chef, Systèmes d’exploitation Windows et Linux, Environnement Amazon </w:t>
+              <w:t xml:space="preserve"> langages </w:t>
+            </w:r>
+            <w:r>
+              <w:rPr>
+                <w:rFonts w:cs="Calibri"/>
+                <w:szCs w:val="22"/>
+              </w:rPr>
+              <w:t xml:space="preserve">Python, </w:t>
+            </w:r>
+            <w:r>
+              <w:rPr>
+                <w:rFonts w:cs="Calibri"/>
+                <w:szCs w:val="22"/>
+              </w:rPr>
+              <w:t xml:space="preserve">Java/JEE, C/C++, C#/.NET, AngularJS, SQL, Ruby/Chef, Systèmes d’exploitation Windows et Linux, Environnement Amazon </w:t>
             </w:r>
             <w:r>
               <w:rPr>
@@ -768,10 +787,6 @@
             <w:pPr>
               <w:spacing w:after="0" w:line="240" w:lineRule="auto"/>
               <w:jc w:val="both"/>
-              <w:rPr>
-                <w:rFonts w:cs="Calibri"/>
-                <w:szCs w:val="22"/>
-              </w:rPr>
             </w:pPr>
             <w:r>
               <w:rPr>
@@ -890,22 +905,18 @@
               </w:rPr>
               <w:t>Azure DevOps</w:t>
             </w:r>
-          </w:p>
-          <w:p>
-            <w:pPr>
-              <w:spacing w:after="0" w:line="240" w:lineRule="auto"/>
-              <w:jc w:val="both"/>
-            </w:pPr>
           </w:p>
         </w:tc>
       </w:tr>
       <w:tr>
         <w:trPr>
+          <w:gridAfter w:val="1"/>
+          <w:wAfter w:w="6" w:type="dxa"/>
           <w:trHeight w:val="838"/>
         </w:trPr>
         <w:tc>
           <w:tcPr>
-            <w:tcW w:w="1415" w:type="dxa"/>
+            <w:tcW w:w="1274" w:type="dxa"/>
             <w:tcBorders>
               <w:top w:val="single" w:sz="4" w:space="0" w:color="4F81BD"/>
               <w:bottom w:val="single" w:sz="4" w:space="0" w:color="4F81BD"/>
@@ -923,7 +934,7 @@
             <w:r>
               <w:rPr>
                 <w:rFonts w:asciiTheme="minorHAnsi" w:hAnsiTheme="minorHAnsi"/>
-                <w:sz w:val="18"/>
+                <w:sz w:val="16"/>
               </w:rPr>
               <w:t>SAVOIR-ETRE</w:t>
             </w:r>
@@ -931,7 +942,7 @@
         </w:tc>
         <w:tc>
           <w:tcPr>
-            <w:tcW w:w="344" w:type="dxa"/>
+            <w:tcW w:w="285" w:type="dxa"/>
             <w:gridSpan w:val="2"/>
             <w:tcBorders>
               <w:top w:val="single" w:sz="4" w:space="0" w:color="4F81BD"/>
@@ -943,7 +954,7 @@
         </w:tc>
         <w:tc>
           <w:tcPr>
-            <w:tcW w:w="9143" w:type="dxa"/>
+            <w:tcW w:w="9130" w:type="dxa"/>
             <w:gridSpan w:val="2"/>
             <w:tcBorders>
               <w:top w:val="single" w:sz="4" w:space="0" w:color="4F81BD"/>
@@ -1059,11 +1070,13 @@
       </w:tr>
       <w:tr>
         <w:trPr>
+          <w:gridAfter w:val="1"/>
+          <w:wAfter w:w="6" w:type="dxa"/>
           <w:trHeight w:val="555"/>
         </w:trPr>
         <w:tc>
           <w:tcPr>
-            <w:tcW w:w="1415" w:type="dxa"/>
+            <w:tcW w:w="1274" w:type="dxa"/>
             <w:tcBorders>
               <w:top w:val="single" w:sz="4" w:space="0" w:color="4F81BD"/>
               <w:bottom w:val="single" w:sz="4" w:space="0" w:color="4F81BD"/>
@@ -1081,7 +1094,7 @@
             <w:r>
               <w:rPr>
                 <w:rFonts w:asciiTheme="minorHAnsi" w:hAnsiTheme="minorHAnsi"/>
-                <w:sz w:val="18"/>
+                <w:sz w:val="16"/>
               </w:rPr>
               <w:t>ExpÉrience</w:t>
             </w:r>
@@ -1089,7 +1102,7 @@
         </w:tc>
         <w:tc>
           <w:tcPr>
-            <w:tcW w:w="344" w:type="dxa"/>
+            <w:tcW w:w="285" w:type="dxa"/>
             <w:gridSpan w:val="2"/>
             <w:tcBorders>
               <w:top w:val="single" w:sz="4" w:space="0" w:color="4F81BD"/>
@@ -1101,7 +1114,7 @@
         </w:tc>
         <w:tc>
           <w:tcPr>
-            <w:tcW w:w="9143" w:type="dxa"/>
+            <w:tcW w:w="9130" w:type="dxa"/>
             <w:gridSpan w:val="2"/>
             <w:tcBorders>
               <w:top w:val="single" w:sz="4" w:space="0" w:color="4F81BD"/>
@@ -1112,12 +1125,12 @@
           <w:p>
             <w:pPr>
               <w:pStyle w:val="Titre2"/>
-              <w:spacing w:line="240" w:lineRule="auto"/>
+              <w:spacing w:before="0" w:after="0" w:line="240" w:lineRule="auto"/>
               <w:jc w:val="both"/>
               <w:rPr>
-                <w:rStyle w:val="Titre1Car"/>
-                <w:caps/>
-                <w:color w:val="00000A"/>
+                <w:rFonts w:cstheme="majorHAnsi"/>
+                <w:b w:val="0"/>
+                <w:sz w:val="16"/>
               </w:rPr>
             </w:pPr>
             <w:r>
@@ -1128,7 +1141,7 @@
                 <w:color w:val="00000A"/>
                 <w:sz w:val="20"/>
               </w:rPr>
-              <w:t>S</w:t>
+              <w:t>C</w:t>
             </w:r>
             <w:r>
               <w:rPr>
@@ -1136,42 +1149,406 @@
                 <w:caps/>
                 <w:color w:val="00000A"/>
               </w:rPr>
-              <w:t xml:space="preserve">CHNEIDER POUR CONAN JEKEN CONSULTING DEPUIS AVRIL 2019 </w:t>
-            </w:r>
-          </w:p>
-          <w:p>
-            <w:r>
-              <w:t xml:space="preserve">Poste occupé : </w:t>
-            </w:r>
-            <w:r>
-              <w:rPr>
-                <w:b/>
-                <w:smallCaps/>
-                <w:color w:val="4F81BD" w:themeColor="accent1"/>
-                <w:sz w:val="22"/>
-              </w:rPr>
-              <w:t xml:space="preserve">Consultant </w:t>
-            </w:r>
-            <w:r>
-              <w:rPr>
-                <w:b/>
-                <w:smallCaps/>
-                <w:color w:val="4F81BD" w:themeColor="accent1"/>
-                <w:sz w:val="22"/>
-              </w:rPr>
-              <w:t xml:space="preserve">DevOps </w:t>
-            </w:r>
-            <w:r>
-              <w:rPr>
-                <w:b/>
-                <w:smallCaps/>
-                <w:color w:val="4F81BD" w:themeColor="accent1"/>
-                <w:sz w:val="22"/>
-              </w:rPr>
-              <w:t>dans l’équipe R&amp;D DmnPint sur la plateforme de gestion d’objets connectés ETP (Exostruxure Technology Plateform)</w:t>
-            </w:r>
-            <w:r>
-              <w:t>.</w:t>
+              <w:t>o</w:t>
+            </w:r>
+            <w:r>
+              <w:rPr>
+                <w:rStyle w:val="Titre1Car"/>
+                <w:caps/>
+                <w:color w:val="00000A"/>
+              </w:rPr>
+              <w:t>nan Jeken Consulting</w:t>
+            </w:r>
+            <w:r>
+              <w:rPr>
+                <w:rStyle w:val="Titre1Car"/>
+                <w:caps/>
+                <w:color w:val="00000A"/>
+              </w:rPr>
+              <w:t xml:space="preserve"> </w:t>
+            </w:r>
+            <w:r>
+              <w:rPr>
+                <w:rStyle w:val="Titre1Car"/>
+                <w:rFonts w:asciiTheme="minorHAnsi" w:hAnsiTheme="minorHAnsi"/>
+                <w:caps/>
+                <w:color w:val="00000A"/>
+                <w:sz w:val="20"/>
+              </w:rPr>
+              <w:t xml:space="preserve">- </w:t>
+            </w:r>
+            <w:r>
+              <w:rPr>
+                <w:rFonts w:cstheme="majorHAnsi"/>
+                <w:b w:val="0"/>
+              </w:rPr>
+              <w:t>depuis janv. 2019,</w:t>
+            </w:r>
+            <w:r>
+              <w:rPr>
+                <w:rFonts w:cstheme="majorHAnsi"/>
+                <w:b w:val="0"/>
+                <w:sz w:val="16"/>
+              </w:rPr>
+              <w:t xml:space="preserve"> secteur d’activite</w:t>
+            </w:r>
+            <w:r>
+              <w:rPr>
+                <w:rFonts w:cstheme="majorHAnsi"/>
+                <w:b w:val="0"/>
+                <w:sz w:val="16"/>
+              </w:rPr>
+              <w:t> : SOCIETE de conseil</w:t>
+            </w:r>
+          </w:p>
+          <w:p>
+            <w:pPr>
+              <w:pStyle w:val="Titre2"/>
+              <w:spacing w:before="0" w:after="0" w:line="240" w:lineRule="auto"/>
+              <w:jc w:val="both"/>
+              <w:rPr>
+                <w:rStyle w:val="Titre1Car"/>
+                <w:b w:val="0"/>
+                <w:sz w:val="20"/>
+                <w:szCs w:val="18"/>
+                <w14:shadow w14:blurRad="38100" w14:dist="25400" w14:dir="5400000" w14:sx="100000" w14:sy="100000" w14:kx="0" w14:ky="0" w14:algn="ctr">
+                  <w14:srgbClr w14:val="6E747A">
+                    <w14:alpha w14:val="57000"/>
+                  </w14:srgbClr>
+                </w14:shadow>
+                <w14:textOutline w14:w="0" w14:cap="flat" w14:cmpd="sng" w14:algn="ctr">
+                  <w14:noFill/>
+                  <w14:prstDash w14:val="solid"/>
+                  <w14:round/>
+                </w14:textOutline>
+              </w:rPr>
+            </w:pPr>
+            <w:r>
+              <w:rPr>
+                <w:rStyle w:val="Titre1Car"/>
+                <w:b w:val="0"/>
+                <w:sz w:val="20"/>
+                <w:szCs w:val="18"/>
+                <w14:shadow w14:blurRad="38100" w14:dist="25400" w14:dir="5400000" w14:sx="100000" w14:sy="100000" w14:kx="0" w14:ky="0" w14:algn="ctr">
+                  <w14:srgbClr w14:val="6E747A">
+                    <w14:alpha w14:val="57000"/>
+                  </w14:srgbClr>
+                </w14:shadow>
+                <w14:textOutline w14:w="0" w14:cap="flat" w14:cmpd="sng" w14:algn="ctr">
+                  <w14:noFill/>
+                  <w14:prstDash w14:val="solid"/>
+                  <w14:round/>
+                </w14:textOutline>
+              </w:rPr>
+              <w:t xml:space="preserve">Consultant mise en œuvre environnement de développement </w:t>
+            </w:r>
+            <w:r>
+              <w:rPr>
+                <w:rStyle w:val="Titre1Car"/>
+                <w:b w:val="0"/>
+                <w:sz w:val="20"/>
+                <w:szCs w:val="18"/>
+                <w14:shadow w14:blurRad="38100" w14:dist="25400" w14:dir="5400000" w14:sx="100000" w14:sy="100000" w14:kx="0" w14:ky="0" w14:algn="ctr">
+                  <w14:srgbClr w14:val="6E747A">
+                    <w14:alpha w14:val="57000"/>
+                  </w14:srgbClr>
+                </w14:shadow>
+                <w14:textOutline w14:w="0" w14:cap="flat" w14:cmpd="sng" w14:algn="ctr">
+                  <w14:noFill/>
+                  <w14:prstDash w14:val="solid"/>
+                  <w14:round/>
+                </w14:textOutline>
+              </w:rPr>
+              <w:t xml:space="preserve">Application </w:t>
+            </w:r>
+            <w:r>
+              <w:rPr>
+                <w:rStyle w:val="Titre1Car"/>
+                <w:b w:val="0"/>
+                <w:sz w:val="20"/>
+                <w:szCs w:val="18"/>
+                <w14:shadow w14:blurRad="38100" w14:dist="25400" w14:dir="5400000" w14:sx="100000" w14:sy="100000" w14:kx="0" w14:ky="0" w14:algn="ctr">
+                  <w14:srgbClr w14:val="6E747A">
+                    <w14:alpha w14:val="57000"/>
+                  </w14:srgbClr>
+                </w14:shadow>
+                <w14:textOutline w14:w="0" w14:cap="flat" w14:cmpd="sng" w14:algn="ctr">
+                  <w14:noFill/>
+                  <w14:prstDash w14:val="solid"/>
+                  <w14:round/>
+                </w14:textOutline>
+              </w:rPr>
+              <w:t>WEB</w:t>
+            </w:r>
+            <w:r>
+              <w:rPr>
+                <w:rStyle w:val="Titre1Car"/>
+                <w:b w:val="0"/>
+                <w:sz w:val="20"/>
+                <w:szCs w:val="18"/>
+                <w14:shadow w14:blurRad="38100" w14:dist="25400" w14:dir="5400000" w14:sx="100000" w14:sy="100000" w14:kx="0" w14:ky="0" w14:algn="ctr">
+                  <w14:srgbClr w14:val="6E747A">
+                    <w14:alpha w14:val="57000"/>
+                  </w14:srgbClr>
+                </w14:shadow>
+                <w14:textOutline w14:w="0" w14:cap="flat" w14:cmpd="sng" w14:algn="ctr">
+                  <w14:noFill/>
+                  <w14:prstDash w14:val="solid"/>
+                  <w14:round/>
+                </w14:textOutline>
+              </w:rPr>
+              <w:t xml:space="preserve"> </w:t>
+            </w:r>
+            <w:r>
+              <w:rPr>
+                <w:rStyle w:val="Titre1Car"/>
+                <w:b w:val="0"/>
+                <w:sz w:val="20"/>
+                <w:szCs w:val="18"/>
+                <w14:shadow w14:blurRad="38100" w14:dist="25400" w14:dir="5400000" w14:sx="100000" w14:sy="100000" w14:kx="0" w14:ky="0" w14:algn="ctr">
+                  <w14:srgbClr w14:val="6E747A">
+                    <w14:alpha w14:val="57000"/>
+                  </w14:srgbClr>
+                </w14:shadow>
+                <w14:textOutline w14:w="0" w14:cap="flat" w14:cmpd="sng" w14:algn="ctr">
+                  <w14:noFill/>
+                  <w14:prstDash w14:val="solid"/>
+                  <w14:round/>
+                </w14:textOutline>
+              </w:rPr>
+              <w:t>–</w:t>
+            </w:r>
+            <w:r>
+              <w:rPr>
+                <w:rStyle w:val="Titre1Car"/>
+                <w:b w:val="0"/>
+                <w:sz w:val="20"/>
+                <w:szCs w:val="18"/>
+                <w14:shadow w14:blurRad="38100" w14:dist="25400" w14:dir="5400000" w14:sx="100000" w14:sy="100000" w14:kx="0" w14:ky="0" w14:algn="ctr">
+                  <w14:srgbClr w14:val="6E747A">
+                    <w14:alpha w14:val="57000"/>
+                  </w14:srgbClr>
+                </w14:shadow>
+                <w14:textOutline w14:w="0" w14:cap="flat" w14:cmpd="sng" w14:algn="ctr">
+                  <w14:noFill/>
+                  <w14:prstDash w14:val="solid"/>
+                  <w14:round/>
+                </w14:textOutline>
+              </w:rPr>
+              <w:t xml:space="preserve"> </w:t>
+            </w:r>
+            <w:r>
+              <w:rPr>
+                <w:rStyle w:val="Titre1Car"/>
+                <w:b w:val="0"/>
+                <w:sz w:val="20"/>
+                <w:szCs w:val="18"/>
+                <w14:shadow w14:blurRad="38100" w14:dist="25400" w14:dir="5400000" w14:sx="100000" w14:sy="100000" w14:kx="0" w14:ky="0" w14:algn="ctr">
+                  <w14:srgbClr w14:val="6E747A">
+                    <w14:alpha w14:val="57000"/>
+                  </w14:srgbClr>
+                </w14:shadow>
+                <w14:textOutline w14:w="0" w14:cap="flat" w14:cmpd="sng" w14:algn="ctr">
+                  <w14:noFill/>
+                  <w14:prstDash w14:val="solid"/>
+                  <w14:round/>
+                </w14:textOutline>
+              </w:rPr>
+              <w:t>depuis Aout</w:t>
+            </w:r>
+            <w:r>
+              <w:rPr>
+                <w:rStyle w:val="Titre1Car"/>
+                <w:b w:val="0"/>
+                <w:sz w:val="20"/>
+                <w:szCs w:val="18"/>
+                <w14:shadow w14:blurRad="38100" w14:dist="25400" w14:dir="5400000" w14:sx="100000" w14:sy="100000" w14:kx="0" w14:ky="0" w14:algn="ctr">
+                  <w14:srgbClr w14:val="6E747A">
+                    <w14:alpha w14:val="57000"/>
+                  </w14:srgbClr>
+                </w14:shadow>
+                <w14:textOutline w14:w="0" w14:cap="flat" w14:cmpd="sng" w14:algn="ctr">
+                  <w14:noFill/>
+                  <w14:prstDash w14:val="solid"/>
+                  <w14:round/>
+                </w14:textOutline>
+              </w:rPr>
+              <w:t xml:space="preserve"> 2020</w:t>
+            </w:r>
+          </w:p>
+          <w:p>
+            <w:pPr>
+              <w:pStyle w:val="Titre2"/>
+              <w:spacing w:before="0" w:after="0" w:line="240" w:lineRule="auto"/>
+              <w:jc w:val="both"/>
+              <w:rPr>
+                <w:rStyle w:val="Titre1Car"/>
+                <w:b w:val="0"/>
+                <w:sz w:val="20"/>
+                <w:szCs w:val="18"/>
+                <w14:shadow w14:blurRad="38100" w14:dist="25400" w14:dir="5400000" w14:sx="100000" w14:sy="100000" w14:kx="0" w14:ky="0" w14:algn="ctr">
+                  <w14:srgbClr w14:val="6E747A">
+                    <w14:alpha w14:val="57000"/>
+                  </w14:srgbClr>
+                </w14:shadow>
+                <w14:textOutline w14:w="0" w14:cap="flat" w14:cmpd="sng" w14:algn="ctr">
+                  <w14:noFill/>
+                  <w14:prstDash w14:val="solid"/>
+                  <w14:round/>
+                </w14:textOutline>
+              </w:rPr>
+            </w:pPr>
+            <w:r>
+              <w:rPr>
+                <w:rStyle w:val="Titre1Car"/>
+                <w:b w:val="0"/>
+                <w:sz w:val="20"/>
+                <w:szCs w:val="18"/>
+                <w14:shadow w14:blurRad="38100" w14:dist="25400" w14:dir="5400000" w14:sx="100000" w14:sy="100000" w14:kx="0" w14:ky="0" w14:algn="ctr">
+                  <w14:srgbClr w14:val="6E747A">
+                    <w14:alpha w14:val="57000"/>
+                  </w14:srgbClr>
+                </w14:shadow>
+                <w14:textOutline w14:w="0" w14:cap="flat" w14:cmpd="sng" w14:algn="ctr">
+                  <w14:noFill/>
+                  <w14:prstDash w14:val="solid"/>
+                  <w14:round/>
+                </w14:textOutline>
+              </w:rPr>
+              <w:t>F</w:t>
+            </w:r>
+            <w:r>
+              <w:rPr>
+                <w:rStyle w:val="Titre1Car"/>
+                <w:b w:val="0"/>
+                <w:sz w:val="20"/>
+                <w:szCs w:val="18"/>
+                <w14:shadow w14:blurRad="38100" w14:dist="25400" w14:dir="5400000" w14:sx="100000" w14:sy="100000" w14:kx="0" w14:ky="0" w14:algn="ctr">
+                  <w14:srgbClr w14:val="6E747A">
+                    <w14:alpha w14:val="57000"/>
+                  </w14:srgbClr>
+                </w14:shadow>
+                <w14:textOutline w14:w="0" w14:cap="flat" w14:cmpd="sng" w14:algn="ctr">
+                  <w14:noFill/>
+                  <w14:prstDash w14:val="solid"/>
+                  <w14:round/>
+                </w14:textOutline>
+              </w:rPr>
+              <w:t>ormation</w:t>
+            </w:r>
+            <w:r>
+              <w:rPr>
+                <w:rStyle w:val="Titre1Car"/>
+                <w:b w:val="0"/>
+                <w:sz w:val="20"/>
+                <w:szCs w:val="18"/>
+                <w14:shadow w14:blurRad="38100" w14:dist="25400" w14:dir="5400000" w14:sx="100000" w14:sy="100000" w14:kx="0" w14:ky="0" w14:algn="ctr">
+                  <w14:srgbClr w14:val="6E747A">
+                    <w14:alpha w14:val="57000"/>
+                  </w14:srgbClr>
+                </w14:shadow>
+                <w14:textOutline w14:w="0" w14:cap="flat" w14:cmpd="sng" w14:algn="ctr">
+                  <w14:noFill/>
+                  <w14:prstDash w14:val="solid"/>
+                  <w14:round/>
+                </w14:textOutline>
+              </w:rPr>
+              <w:t>s</w:t>
+            </w:r>
+            <w:r>
+              <w:rPr>
+                <w:rStyle w:val="Titre1Car"/>
+                <w:b w:val="0"/>
+                <w:sz w:val="20"/>
+                <w:szCs w:val="18"/>
+                <w14:shadow w14:blurRad="38100" w14:dist="25400" w14:dir="5400000" w14:sx="100000" w14:sy="100000" w14:kx="0" w14:ky="0" w14:algn="ctr">
+                  <w14:srgbClr w14:val="6E747A">
+                    <w14:alpha w14:val="57000"/>
+                  </w14:srgbClr>
+                </w14:shadow>
+                <w14:textOutline w14:w="0" w14:cap="flat" w14:cmpd="sng" w14:algn="ctr">
+                  <w14:noFill/>
+                  <w14:prstDash w14:val="solid"/>
+                  <w14:round/>
+                </w14:textOutline>
+              </w:rPr>
+              <w:t xml:space="preserve"> et mise</w:t>
+            </w:r>
+            <w:r>
+              <w:rPr>
+                <w:rStyle w:val="Titre1Car"/>
+                <w:b w:val="0"/>
+                <w:sz w:val="20"/>
+                <w:szCs w:val="18"/>
+                <w14:shadow w14:blurRad="38100" w14:dist="25400" w14:dir="5400000" w14:sx="100000" w14:sy="100000" w14:kx="0" w14:ky="0" w14:algn="ctr">
+                  <w14:srgbClr w14:val="6E747A">
+                    <w14:alpha w14:val="57000"/>
+                  </w14:srgbClr>
+                </w14:shadow>
+                <w14:textOutline w14:w="0" w14:cap="flat" w14:cmpd="sng" w14:algn="ctr">
+                  <w14:noFill/>
+                  <w14:prstDash w14:val="solid"/>
+                  <w14:round/>
+                </w14:textOutline>
+              </w:rPr>
+              <w:t>s</w:t>
+            </w:r>
+            <w:r>
+              <w:rPr>
+                <w:rStyle w:val="Titre1Car"/>
+                <w:b w:val="0"/>
+                <w:sz w:val="20"/>
+                <w:szCs w:val="18"/>
+                <w14:shadow w14:blurRad="38100" w14:dist="25400" w14:dir="5400000" w14:sx="100000" w14:sy="100000" w14:kx="0" w14:ky="0" w14:algn="ctr">
+                  <w14:srgbClr w14:val="6E747A">
+                    <w14:alpha w14:val="57000"/>
+                  </w14:srgbClr>
+                </w14:shadow>
+                <w14:textOutline w14:w="0" w14:cap="flat" w14:cmpd="sng" w14:algn="ctr">
+                  <w14:noFill/>
+                  <w14:prstDash w14:val="solid"/>
+                  <w14:round/>
+                </w14:textOutline>
+              </w:rPr>
+              <w:t xml:space="preserve"> à niveau avril 2020 - </w:t>
+            </w:r>
+            <w:r>
+              <w:rPr>
+                <w:rStyle w:val="Titre1Car"/>
+                <w:b w:val="0"/>
+                <w:sz w:val="20"/>
+                <w:szCs w:val="18"/>
+                <w14:shadow w14:blurRad="38100" w14:dist="25400" w14:dir="5400000" w14:sx="100000" w14:sy="100000" w14:kx="0" w14:ky="0" w14:algn="ctr">
+                  <w14:srgbClr w14:val="6E747A">
+                    <w14:alpha w14:val="57000"/>
+                  </w14:srgbClr>
+                </w14:shadow>
+                <w14:textOutline w14:w="0" w14:cap="flat" w14:cmpd="sng" w14:algn="ctr">
+                  <w14:noFill/>
+                  <w14:prstDash w14:val="solid"/>
+                  <w14:round/>
+                </w14:textOutline>
+              </w:rPr>
+              <w:t>septembre</w:t>
+            </w:r>
+            <w:r>
+              <w:rPr>
+                <w:rStyle w:val="Titre1Car"/>
+                <w:b w:val="0"/>
+                <w:sz w:val="20"/>
+                <w:szCs w:val="18"/>
+                <w14:shadow w14:blurRad="38100" w14:dist="25400" w14:dir="5400000" w14:sx="100000" w14:sy="100000" w14:kx="0" w14:ky="0" w14:algn="ctr">
+                  <w14:srgbClr w14:val="6E747A">
+                    <w14:alpha w14:val="57000"/>
+                  </w14:srgbClr>
+                </w14:shadow>
+                <w14:textOutline w14:w="0" w14:cap="flat" w14:cmpd="sng" w14:algn="ctr">
+                  <w14:noFill/>
+                  <w14:prstDash w14:val="solid"/>
+                  <w14:round/>
+                </w14:textOutline>
+              </w:rPr>
+              <w:t xml:space="preserve"> 2020</w:t>
             </w:r>
           </w:p>
           <w:p>
@@ -1181,6 +1558,7 @@
                 <w:ilvl w:val="0"/>
                 <w:numId w:val="4"/>
               </w:numPr>
+              <w:spacing w:before="0" w:after="0" w:line="240" w:lineRule="auto"/>
               <w:jc w:val="both"/>
               <w:rPr>
                 <w:b/>
@@ -1192,21 +1570,49 @@
                 <w:b/>
                 <w:bCs/>
               </w:rPr>
-              <w:t>Amélioration des processus de livraison</w:t>
+              <w:t>Renforcement de mes connaissances dans le langag</w:t>
             </w:r>
             <w:r>
               <w:rPr>
                 <w:b/>
                 <w:bCs/>
               </w:rPr>
-              <w:t xml:space="preserve"> sous Azure DevOps</w:t>
+              <w:t xml:space="preserve">e </w:t>
             </w:r>
             <w:r>
               <w:rPr>
                 <w:b/>
                 <w:bCs/>
               </w:rPr>
-              <w:t xml:space="preserve"> dans l’environnement de production (pipelines)</w:t>
+              <w:t>Python, et l</w:t>
+            </w:r>
+            <w:r>
+              <w:rPr>
+                <w:b/>
+                <w:bCs/>
+              </w:rPr>
+              <w:t>e</w:t>
+            </w:r>
+            <w:r>
+              <w:rPr>
+                <w:b/>
+                <w:bCs/>
+              </w:rPr>
+              <w:t xml:space="preserve"> framework D</w:t>
+            </w:r>
+            <w:r>
+              <w:rPr>
+                <w:b/>
+                <w:bCs/>
+              </w:rPr>
+              <w:t>j</w:t>
+            </w:r>
+            <w:r>
+              <w:rPr>
+                <w:b/>
+                <w:bCs/>
+              </w:rPr>
+              <w:t>ango</w:t>
             </w:r>
           </w:p>
           <w:p>
@@ -1216,35 +1622,19 @@
                 <w:ilvl w:val="0"/>
                 <w:numId w:val="4"/>
               </w:numPr>
+              <w:spacing w:before="0" w:after="0" w:line="240" w:lineRule="auto"/>
               <w:jc w:val="both"/>
-            </w:pPr>
-            <w:r>
               <w:rPr>
                 <w:b/>
                 <w:bCs/>
               </w:rPr>
-              <w:t xml:space="preserve">Intégration continue </w:t>
-            </w:r>
+            </w:pPr>
             <w:r>
               <w:rPr>
                 <w:b/>
                 <w:bCs/>
               </w:rPr>
-              <w:t>des composants d</w:t>
-            </w:r>
-            <w:r>
-              <w:rPr>
-                <w:b/>
-                <w:bCs/>
-              </w:rPr>
-              <w:t>ans</w:t>
-            </w:r>
-            <w:r>
-              <w:rPr>
-                <w:b/>
-                <w:bCs/>
-              </w:rPr>
-              <w:t xml:space="preserve"> la plateforme </w:t>
+              <w:t>Renforcement de mes connaissances sur les réseaux TCP/IP</w:t>
             </w:r>
           </w:p>
           <w:p>
@@ -1254,6 +1644,7 @@
                 <w:ilvl w:val="0"/>
                 <w:numId w:val="4"/>
               </w:numPr>
+              <w:spacing w:before="0" w:after="0" w:line="240" w:lineRule="auto"/>
               <w:jc w:val="both"/>
               <w:rPr>
                 <w:b/>
@@ -1265,30 +1656,238 @@
                 <w:b/>
                 <w:bCs/>
               </w:rPr>
+              <w:t>Renforcement de mes connaissances sur le déploiement des systèmes et réseaux dans le cloud sous AWS</w:t>
+            </w:r>
+          </w:p>
+          <w:p>
+            <w:pPr>
+              <w:keepNext/>
+              <w:keepLines/>
+              <w:spacing w:before="0" w:after="0" w:line="240" w:lineRule="auto"/>
+              <w:jc w:val="both"/>
+              <w:outlineLvl w:val="1"/>
+              <w:rPr>
+                <w:rFonts w:asciiTheme="majorHAnsi" w:eastAsiaTheme="majorEastAsia" w:hAnsiTheme="majorHAnsi" w:cstheme="majorBidi"/>
+                <w:bCs/>
+                <w:color w:val="4F81BD" w:themeColor="accent1"/>
+                <w:szCs w:val="18"/>
+                <w14:shadow w14:blurRad="38100" w14:dist="25400" w14:dir="5400000" w14:sx="100000" w14:sy="100000" w14:kx="0" w14:ky="0" w14:algn="ctr">
+                  <w14:srgbClr w14:val="6E747A">
+                    <w14:alpha w14:val="57000"/>
+                  </w14:srgbClr>
+                </w14:shadow>
+                <w14:textOutline w14:w="0" w14:cap="flat" w14:cmpd="sng" w14:algn="ctr">
+                  <w14:noFill/>
+                  <w14:prstDash w14:val="solid"/>
+                  <w14:round/>
+                </w14:textOutline>
+                <w14:ligatures w14:val="standardContextual"/>
+              </w:rPr>
+            </w:pPr>
+            <w:r>
+              <w:rPr>
+                <w:rFonts w:asciiTheme="majorHAnsi" w:eastAsiaTheme="majorEastAsia" w:hAnsiTheme="majorHAnsi" w:cstheme="majorBidi"/>
+                <w:bCs/>
+                <w:color w:val="4F81BD" w:themeColor="accent1"/>
+                <w:sz w:val="21"/>
+                <w:szCs w:val="18"/>
+                <w14:shadow w14:blurRad="38100" w14:dist="25400" w14:dir="5400000" w14:sx="100000" w14:sy="100000" w14:kx="0" w14:ky="0" w14:algn="ctr">
+                  <w14:srgbClr w14:val="6E747A">
+                    <w14:alpha w14:val="57000"/>
+                  </w14:srgbClr>
+                </w14:shadow>
+                <w14:textOutline w14:w="0" w14:cap="flat" w14:cmpd="sng" w14:algn="ctr">
+                  <w14:noFill/>
+                  <w14:prstDash w14:val="solid"/>
+                  <w14:round/>
+                </w14:textOutline>
+                <w14:ligatures w14:val="standardContextual"/>
+              </w:rPr>
+              <w:t xml:space="preserve">Consultant </w:t>
+            </w:r>
+            <w:r>
+              <w:rPr>
+                <w:rFonts w:asciiTheme="majorHAnsi" w:eastAsiaTheme="majorEastAsia" w:hAnsiTheme="majorHAnsi" w:cstheme="majorBidi"/>
+                <w:bCs/>
+                <w:color w:val="4F81BD" w:themeColor="accent1"/>
+                <w:sz w:val="21"/>
+                <w:szCs w:val="18"/>
+                <w14:shadow w14:blurRad="38100" w14:dist="25400" w14:dir="5400000" w14:sx="100000" w14:sy="100000" w14:kx="0" w14:ky="0" w14:algn="ctr">
+                  <w14:srgbClr w14:val="6E747A">
+                    <w14:alpha w14:val="57000"/>
+                  </w14:srgbClr>
+                </w14:shadow>
+                <w14:textOutline w14:w="0" w14:cap="flat" w14:cmpd="sng" w14:algn="ctr">
+                  <w14:noFill/>
+                  <w14:prstDash w14:val="solid"/>
+                  <w14:round/>
+                </w14:textOutline>
+                <w14:ligatures w14:val="standardContextual"/>
+              </w:rPr>
+              <w:t>chez S</w:t>
+            </w:r>
+            <w:r>
+              <w:rPr>
+                <w:rFonts w:asciiTheme="majorHAnsi" w:eastAsiaTheme="majorEastAsia" w:hAnsiTheme="majorHAnsi" w:cstheme="majorBidi"/>
+                <w:bCs/>
+                <w:color w:val="4F81BD" w:themeColor="accent1"/>
+                <w:sz w:val="21"/>
+                <w:szCs w:val="18"/>
+                <w14:shadow w14:blurRad="38100" w14:dist="25400" w14:dir="5400000" w14:sx="100000" w14:sy="100000" w14:kx="0" w14:ky="0" w14:algn="ctr">
+                  <w14:srgbClr w14:val="6E747A">
+                    <w14:alpha w14:val="57000"/>
+                  </w14:srgbClr>
+                </w14:shadow>
+                <w14:textOutline w14:w="0" w14:cap="flat" w14:cmpd="sng" w14:algn="ctr">
+                  <w14:noFill/>
+                  <w14:prstDash w14:val="solid"/>
+                  <w14:round/>
+                </w14:textOutline>
+                <w14:ligatures w14:val="standardContextual"/>
+              </w:rPr>
+              <w:t>chneider avril 2019 - avril 2020</w:t>
+            </w:r>
+          </w:p>
+          <w:p>
+            <w:pPr>
+              <w:spacing w:before="0" w:after="0" w:line="240" w:lineRule="auto"/>
+            </w:pPr>
+            <w:r>
+              <w:t xml:space="preserve">Poste occupé : </w:t>
+            </w:r>
+            <w:r>
+              <w:rPr>
+                <w:b/>
+                <w:smallCaps/>
+                <w:color w:val="4F81BD" w:themeColor="accent1"/>
+                <w:sz w:val="22"/>
+              </w:rPr>
+              <w:t xml:space="preserve">Consultant </w:t>
+            </w:r>
+            <w:r>
+              <w:rPr>
+                <w:b/>
+                <w:smallCaps/>
+                <w:color w:val="4F81BD" w:themeColor="accent1"/>
+                <w:sz w:val="22"/>
+              </w:rPr>
+              <w:t xml:space="preserve">DevOps </w:t>
+            </w:r>
+            <w:r>
+              <w:rPr>
+                <w:b/>
+                <w:smallCaps/>
+                <w:color w:val="4F81BD" w:themeColor="accent1"/>
+                <w:sz w:val="22"/>
+              </w:rPr>
+              <w:t>dans l’équipe R&amp;D DmnPint sur la plateforme de gestion d’objets connectés ETP (Exostruxure Technology Plateform)</w:t>
+            </w:r>
+            <w:r>
+              <w:t>.</w:t>
+            </w:r>
+          </w:p>
+          <w:p>
+            <w:pPr>
+              <w:pStyle w:val="Paragraphedeliste"/>
+              <w:numPr>
+                <w:ilvl w:val="0"/>
+                <w:numId w:val="4"/>
+              </w:numPr>
+              <w:spacing w:before="0" w:after="0" w:line="240" w:lineRule="auto"/>
+              <w:jc w:val="both"/>
+              <w:rPr>
+                <w:b/>
+                <w:bCs/>
+              </w:rPr>
+            </w:pPr>
+            <w:r>
+              <w:rPr>
+                <w:b/>
+                <w:bCs/>
+              </w:rPr>
+              <w:t>Amélioration des processus de livraison</w:t>
+            </w:r>
+            <w:r>
+              <w:rPr>
+                <w:b/>
+                <w:bCs/>
+              </w:rPr>
+              <w:t xml:space="preserve"> sous Azure DevOps</w:t>
+            </w:r>
+            <w:r>
+              <w:rPr>
+                <w:b/>
+                <w:bCs/>
+              </w:rPr>
+              <w:t xml:space="preserve"> dans l’environnement de production (pipelines)</w:t>
+            </w:r>
+          </w:p>
+          <w:p>
+            <w:pPr>
+              <w:pStyle w:val="Paragraphedeliste"/>
+              <w:numPr>
+                <w:ilvl w:val="0"/>
+                <w:numId w:val="4"/>
+              </w:numPr>
+              <w:spacing w:before="0" w:after="0" w:line="240" w:lineRule="auto"/>
+              <w:jc w:val="both"/>
+            </w:pPr>
+            <w:r>
+              <w:rPr>
+                <w:b/>
+                <w:bCs/>
+              </w:rPr>
+              <w:t xml:space="preserve">Intégration continue </w:t>
+            </w:r>
+            <w:r>
+              <w:rPr>
+                <w:b/>
+                <w:bCs/>
+              </w:rPr>
+              <w:t>des composants d</w:t>
+            </w:r>
+            <w:r>
+              <w:rPr>
+                <w:b/>
+                <w:bCs/>
+              </w:rPr>
+              <w:t>ans</w:t>
+            </w:r>
+            <w:r>
+              <w:rPr>
+                <w:b/>
+                <w:bCs/>
+              </w:rPr>
+              <w:t xml:space="preserve"> la plateforme </w:t>
+            </w:r>
+          </w:p>
+          <w:p>
+            <w:pPr>
+              <w:pStyle w:val="Paragraphedeliste"/>
+              <w:numPr>
+                <w:ilvl w:val="0"/>
+                <w:numId w:val="4"/>
+              </w:numPr>
+              <w:spacing w:before="0" w:after="0" w:line="240" w:lineRule="auto"/>
+              <w:jc w:val="both"/>
+              <w:rPr>
+                <w:b/>
+                <w:bCs/>
+              </w:rPr>
+            </w:pPr>
+            <w:r>
+              <w:rPr>
+                <w:b/>
+                <w:bCs/>
+              </w:rPr>
               <w:t>Intervention dans les différents processus DevOps au cœur de l’équipe R&amp;D</w:t>
             </w:r>
           </w:p>
           <w:p>
             <w:pPr>
-              <w:pStyle w:val="Paragraphedeliste"/>
+              <w:pStyle w:val="Titre2"/>
+              <w:spacing w:before="0" w:after="0" w:line="240" w:lineRule="auto"/>
               <w:jc w:val="both"/>
-              <w:rPr>
-                <w:b/>
-                <w:bCs/>
-              </w:rPr>
-            </w:pPr>
-          </w:p>
-          <w:p>
-            <w:pPr>
-              <w:pStyle w:val="Titre2"/>
-              <w:spacing w:line="240" w:lineRule="auto"/>
-              <w:jc w:val="both"/>
-              <w:rPr>
-                <w:color w:val="00000A"/>
-                <w:sz w:val="21"/>
-              </w:rPr>
-            </w:pPr>
-            <w:r>
               <w:rPr>
                 <w:rStyle w:val="Titre1Car"/>
                 <w:rFonts w:asciiTheme="minorHAnsi" w:hAnsiTheme="minorHAnsi"/>
@@ -1296,8 +1895,18 @@
                 <w:color w:val="00000A"/>
                 <w:sz w:val="20"/>
               </w:rPr>
-              <w:t xml:space="preserve">HARDIS GROUP </w:t>
-            </w:r>
+            </w:pPr>
+          </w:p>
+          <w:p>
+            <w:pPr>
+              <w:pStyle w:val="Titre2"/>
+              <w:spacing w:before="0" w:after="0" w:line="240" w:lineRule="auto"/>
+              <w:jc w:val="both"/>
+              <w:rPr>
+                <w:color w:val="00000A"/>
+                <w:sz w:val="21"/>
+              </w:rPr>
+            </w:pPr>
             <w:r>
               <w:rPr>
                 <w:rStyle w:val="Titre1Car"/>
@@ -1306,15 +1915,28 @@
                 <w:color w:val="00000A"/>
                 <w:sz w:val="20"/>
               </w:rPr>
-              <w:t>D</w:t>
-            </w:r>
-            <w:r>
-              <w:rPr>
-                <w:rStyle w:val="Titre1Car"/>
-                <w:caps/>
-                <w:color w:val="00000A"/>
-              </w:rPr>
-              <w:t>E</w:t>
+              <w:t xml:space="preserve">HARDIS GROUP </w:t>
+            </w:r>
+            <w:r>
+              <w:rPr>
+                <w:rFonts w:cstheme="majorHAnsi"/>
+                <w:b w:val="0"/>
+              </w:rPr>
+              <w:t>–</w:t>
+            </w:r>
+            <w:r>
+              <w:rPr>
+                <w:rFonts w:cstheme="majorHAnsi"/>
+                <w:b w:val="0"/>
+              </w:rPr>
+              <w:t xml:space="preserve"> </w:t>
+            </w:r>
+            <w:r>
+              <w:rPr>
+                <w:rFonts w:cstheme="majorHAnsi"/>
+                <w:b w:val="0"/>
+              </w:rPr>
+              <w:t>avr.</w:t>
             </w:r>
             <w:r>
               <w:rPr>
@@ -1328,52 +1950,91 @@
             </w:r>
             <w:r>
               <w:rPr>
-                <w:rStyle w:val="Titre1Car"/>
-                <w:rFonts w:asciiTheme="minorHAnsi" w:hAnsiTheme="minorHAnsi"/>
-                <w:caps/>
-                <w:color w:val="00000A"/>
-                <w:sz w:val="20"/>
-              </w:rPr>
-              <w:t>A</w:t>
-            </w:r>
-            <w:r>
-              <w:rPr>
-                <w:rStyle w:val="Titre1Car"/>
-                <w:caps/>
-                <w:color w:val="00000A"/>
-              </w:rPr>
-              <w:t>VRIL</w:t>
-            </w:r>
-            <w:r>
-              <w:rPr>
-                <w:rStyle w:val="Titre1Car"/>
-                <w:rFonts w:asciiTheme="minorHAnsi" w:hAnsiTheme="minorHAnsi"/>
-                <w:caps/>
-                <w:color w:val="00000A"/>
-                <w:sz w:val="20"/>
-              </w:rPr>
-              <w:t xml:space="preserve"> 2018</w:t>
-            </w:r>
-            <w:r>
-              <w:rPr>
-                <w:rStyle w:val="Titre1Car"/>
-                <w:rFonts w:asciiTheme="minorHAnsi" w:hAnsiTheme="minorHAnsi"/>
-                <w:caps/>
-                <w:color w:val="00000A"/>
-                <w:sz w:val="20"/>
+                <w:rFonts w:cstheme="majorHAnsi"/>
+                <w:b w:val="0"/>
+              </w:rPr>
+              <w:t>2018</w:t>
+            </w:r>
+            <w:r>
+              <w:rPr>
+                <w:rFonts w:cstheme="majorHAnsi"/>
+                <w:b w:val="0"/>
+              </w:rPr>
+              <w:t xml:space="preserve"> A JANV</w:t>
+            </w:r>
+            <w:r>
+              <w:rPr>
+                <w:rFonts w:cstheme="majorHAnsi"/>
+                <w:b w:val="0"/>
+              </w:rPr>
+              <w:t>.</w:t>
+            </w:r>
+            <w:r>
+              <w:rPr>
+                <w:rFonts w:cstheme="majorHAnsi"/>
+                <w:b w:val="0"/>
+              </w:rPr>
+              <w:t xml:space="preserve"> 2019</w:t>
+            </w:r>
+            <w:r>
+              <w:rPr>
+                <w:rFonts w:cstheme="majorHAnsi"/>
+                <w:b w:val="0"/>
+              </w:rPr>
+              <w:t>,</w:t>
+            </w:r>
+            <w:r>
+              <w:rPr>
+                <w:rFonts w:cstheme="majorHAnsi"/>
+                <w:b w:val="0"/>
               </w:rPr>
               <w:t xml:space="preserve"> </w:t>
             </w:r>
             <w:r>
               <w:rPr>
-                <w:rStyle w:val="Titre1Car"/>
-                <w:caps/>
-                <w:color w:val="00000A"/>
-              </w:rPr>
-              <w:t>A JANVIER 2019</w:t>
-            </w:r>
-          </w:p>
-          <w:p>
+                <w:rFonts w:cstheme="majorHAnsi"/>
+                <w:b w:val="0"/>
+                <w:sz w:val="16"/>
+              </w:rPr>
+              <w:t>secteur d’activite</w:t>
+            </w:r>
+            <w:r>
+              <w:rPr>
+                <w:rFonts w:cstheme="majorHAnsi"/>
+                <w:b w:val="0"/>
+                <w:sz w:val="16"/>
+              </w:rPr>
+              <w:t> : SOCIETE</w:t>
+            </w:r>
+            <w:r>
+              <w:rPr>
+                <w:rFonts w:cstheme="majorHAnsi"/>
+                <w:b w:val="0"/>
+                <w:sz w:val="16"/>
+              </w:rPr>
+              <w:t xml:space="preserve"> de services en ing</w:t>
+            </w:r>
+            <w:r>
+              <w:rPr>
+                <w:rFonts w:cstheme="majorHAnsi"/>
+                <w:b w:val="0"/>
+                <w:sz w:val="16"/>
+              </w:rPr>
+              <w:t xml:space="preserve">énierie informatique et </w:t>
+            </w:r>
+            <w:r>
+              <w:rPr>
+                <w:rFonts w:cstheme="majorHAnsi"/>
+                <w:b w:val="0"/>
+                <w:sz w:val="16"/>
+              </w:rPr>
+              <w:t>éditeur de logiciels</w:t>
+            </w:r>
+          </w:p>
+          <w:p>
+            <w:pPr>
+              <w:spacing w:before="0" w:after="0" w:line="240" w:lineRule="auto"/>
+            </w:pPr>
             <w:r>
               <w:t xml:space="preserve">Poste occupé : </w:t>
             </w:r>
@@ -1485,45 +2146,8 @@
           </w:p>
           <w:p>
             <w:pPr>
-              <w:pStyle w:val="Paragraphedeliste"/>
-              <w:widowControl w:val="0"/>
-              <w:tabs>
-                <w:tab w:val="left" w:pos="510"/>
-              </w:tabs>
-              <w:suppressAutoHyphens/>
+              <w:pStyle w:val="Titre2"/>
               <w:spacing w:before="0" w:after="0" w:line="240" w:lineRule="auto"/>
-              <w:ind w:left="680"/>
-              <w:jc w:val="both"/>
-              <w:rPr>
-                <w:rFonts w:cs="Calibri"/>
-                <w:b/>
-                <w:i/>
-                <w:color w:val="0070C0"/>
-              </w:rPr>
-            </w:pPr>
-          </w:p>
-          <w:p>
-            <w:pPr>
-              <w:pStyle w:val="Paragraphedeliste"/>
-              <w:widowControl w:val="0"/>
-              <w:tabs>
-                <w:tab w:val="left" w:pos="510"/>
-              </w:tabs>
-              <w:suppressAutoHyphens/>
-              <w:spacing w:before="0" w:after="0" w:line="240" w:lineRule="auto"/>
-              <w:ind w:left="680"/>
-              <w:jc w:val="both"/>
-              <w:rPr>
-                <w:b/>
-                <w:i/>
-                <w:color w:val="0070C0"/>
-              </w:rPr>
-            </w:pPr>
-          </w:p>
-          <w:p>
-            <w:pPr>
-              <w:pStyle w:val="Titre2"/>
-              <w:spacing w:line="240" w:lineRule="auto"/>
               <w:jc w:val="both"/>
               <w:rPr>
                 <w:rStyle w:val="Titre1Car"/>
@@ -1561,14 +2185,25 @@
                 <w:color w:val="00000A"/>
                 <w:sz w:val="20"/>
               </w:rPr>
-              <w:t>CSC Financial Services) de 2000 à 2018</w:t>
-            </w:r>
-          </w:p>
-          <w:p/>
+              <w:t xml:space="preserve">CSC Financial Services) </w:t>
+            </w:r>
+            <w:r>
+              <w:rPr>
+                <w:b w:val="0"/>
+              </w:rPr>
+              <w:t>-</w:t>
+            </w:r>
+            <w:r>
+              <w:rPr>
+                <w:b w:val="0"/>
+              </w:rPr>
+              <w:t>2000 à 2018</w:t>
+            </w:r>
+          </w:p>
           <w:p>
             <w:pPr>
               <w:pStyle w:val="Titre2"/>
-              <w:spacing w:line="240" w:lineRule="auto"/>
+              <w:spacing w:before="0" w:after="0" w:line="240" w:lineRule="auto"/>
               <w:jc w:val="both"/>
               <w:rPr>
                 <w:rFonts w:asciiTheme="minorHAnsi" w:hAnsiTheme="minorHAnsi"/>
@@ -1683,22 +2318,6 @@
               </w:rPr>
               <w:t>xemples de projets réalisés :</w:t>
             </w:r>
-          </w:p>
-          <w:p>
-            <w:pPr>
-              <w:widowControl w:val="0"/>
-              <w:tabs>
-                <w:tab w:val="left" w:pos="510"/>
-              </w:tabs>
-              <w:suppressAutoHyphens/>
-              <w:spacing w:before="0" w:after="0" w:line="240" w:lineRule="auto"/>
-              <w:jc w:val="both"/>
-              <w:rPr>
-                <w:rFonts w:cs="Calibri"/>
-                <w:b/>
-                <w:i/>
-              </w:rPr>
-            </w:pPr>
           </w:p>
           <w:p>
             <w:pPr>
@@ -1739,6 +2358,10 @@
             <w:pPr>
               <w:pStyle w:val="Paragraphedeliste"/>
               <w:widowControl w:val="0"/>
+              <w:numPr>
+                <w:ilvl w:val="0"/>
+                <w:numId w:val="2"/>
+              </w:numPr>
               <w:tabs>
                 <w:tab w:val="left" w:pos="510"/>
               </w:tabs>
@@ -1746,7 +2369,34 @@
               <w:spacing w:before="0" w:after="0" w:line="240" w:lineRule="auto"/>
               <w:ind w:left="680"/>
               <w:jc w:val="both"/>
-            </w:pPr>
+              <w:rPr>
+                <w:rFonts w:cs="Calibri"/>
+                <w:color w:val="00000A"/>
+              </w:rPr>
+            </w:pPr>
+            <w:r>
+              <w:rPr>
+                <w:rFonts w:cs="Calibri"/>
+                <w:b/>
+                <w:i/>
+                <w:color w:val="0070C0"/>
+              </w:rPr>
+              <w:t xml:space="preserve">INTEGRATION CONTINUE </w:t>
+            </w:r>
+            <w:r>
+              <w:rPr>
+                <w:rFonts w:cs="Calibri"/>
+                <w:color w:val="auto"/>
+              </w:rPr>
+              <w:t xml:space="preserve">Automatisation </w:t>
+            </w:r>
+            <w:r>
+              <w:rPr>
+                <w:rFonts w:cs="Calibri"/>
+                <w:color w:val="00000A"/>
+              </w:rPr>
+              <w:t>de la livraison du logiciel GRAPHTALK AIA</w:t>
+            </w:r>
           </w:p>
           <w:p>
             <w:pPr>
@@ -1765,6 +2415,7 @@
               <w:jc w:val="both"/>
               <w:rPr>
                 <w:rFonts w:cs="Calibri"/>
+                <w:i/>
                 <w:color w:val="00000A"/>
               </w:rPr>
             </w:pPr>
@@ -1775,48 +2426,14 @@
                 <w:i/>
                 <w:color w:val="0070C0"/>
               </w:rPr>
-              <w:t xml:space="preserve">INTEGRATION CONTINUE </w:t>
-            </w:r>
-            <w:r>
-              <w:rPr>
-                <w:rFonts w:cs="Calibri"/>
-                <w:color w:val="auto"/>
-              </w:rPr>
-              <w:t xml:space="preserve">Automatisation </w:t>
-            </w:r>
-            <w:r>
-              <w:rPr>
-                <w:rFonts w:cs="Calibri"/>
-                <w:color w:val="00000A"/>
-              </w:rPr>
-              <w:t>de la livraison du logiciel GRAPHTALK AIA</w:t>
-            </w:r>
-          </w:p>
-          <w:p>
-            <w:pPr>
-              <w:pStyle w:val="Paragraphedeliste"/>
-              <w:rPr>
-                <w:rFonts w:cs="Calibri"/>
-                <w:color w:val="00000A"/>
-              </w:rPr>
-            </w:pPr>
-          </w:p>
-          <w:p>
-            <w:pPr>
-              <w:pStyle w:val="Paragraphedeliste"/>
-              <w:widowControl w:val="0"/>
-              <w:tabs>
-                <w:tab w:val="left" w:pos="510"/>
-              </w:tabs>
-              <w:suppressAutoHyphens/>
-              <w:spacing w:before="0" w:after="0" w:line="240" w:lineRule="auto"/>
-              <w:ind w:left="680"/>
-              <w:jc w:val="both"/>
-              <w:rPr>
-                <w:rFonts w:cs="Calibri"/>
-                <w:color w:val="00000A"/>
-              </w:rPr>
-            </w:pPr>
+              <w:t xml:space="preserve">DEVOPS SUR GRAPHTALK AIA </w:t>
+            </w:r>
+            <w:r>
+              <w:rPr>
+                <w:rFonts w:cs="Calibri"/>
+              </w:rPr>
+              <w:t>Développement d’une chaine d’intégration continue sous Jenkins. Création d’une chaîne de validation continue du logiciel GRAPHTALK AIA avec tests et lancement d’alertes.</w:t>
+            </w:r>
           </w:p>
           <w:p>
             <w:pPr>
@@ -1835,43 +2452,118 @@
               <w:jc w:val="both"/>
               <w:rPr>
                 <w:rFonts w:cs="Calibri"/>
-                <w:i/>
-                <w:color w:val="00000A"/>
-              </w:rPr>
-            </w:pPr>
-            <w:r>
-              <w:rPr>
-                <w:rFonts w:cs="Calibri"/>
                 <w:b/>
                 <w:i/>
                 <w:color w:val="0070C0"/>
               </w:rPr>
-              <w:t xml:space="preserve">DEVOPS SUR GRAPHTALK AIA </w:t>
-            </w:r>
-            <w:r>
-              <w:rPr>
-                <w:rFonts w:cs="Calibri"/>
-              </w:rPr>
-              <w:t>Développement d’une chaine d’intégration continue sous Jenkins. Création d’une chaîne de validation continue du logiciel GRAPHTALK AIA avec tests et lancement d’alertes.</w:t>
+            </w:pPr>
+            <w:r>
+              <w:rPr>
+                <w:rFonts w:cs="Calibri"/>
+                <w:b/>
+                <w:i/>
+                <w:color w:val="0070C0"/>
+              </w:rPr>
+              <w:t>INDUSTRIALISATION DE L’INSTALLATION DU LOGICIEL GRAPHTALK jusqu’en 2014</w:t>
             </w:r>
           </w:p>
           <w:p>
             <w:pPr>
               <w:pStyle w:val="Paragraphedeliste"/>
-              <w:widowControl w:val="0"/>
-              <w:tabs>
-                <w:tab w:val="left" w:pos="510"/>
-              </w:tabs>
-              <w:suppressAutoHyphens/>
+              <w:numPr>
+                <w:ilvl w:val="1"/>
+                <w:numId w:val="2"/>
+              </w:numPr>
               <w:spacing w:before="0" w:after="0" w:line="240" w:lineRule="auto"/>
-              <w:ind w:left="680"/>
+              <w:ind w:left="1105"/>
               <w:jc w:val="both"/>
               <w:rPr>
                 <w:rFonts w:cs="Calibri"/>
+                <w:b/>
                 <w:i/>
-                <w:color w:val="00000A"/>
-              </w:rPr>
-            </w:pPr>
+              </w:rPr>
+            </w:pPr>
+            <w:r>
+              <w:rPr>
+                <w:rFonts w:cs="Calibri"/>
+                <w:b/>
+                <w:i/>
+              </w:rPr>
+              <w:t>Responsable du projet Delivery Manager 2007-2014 : équipe de 5 personnes</w:t>
+            </w:r>
+          </w:p>
+          <w:p>
+            <w:pPr>
+              <w:pStyle w:val="Paragraphedeliste"/>
+              <w:spacing w:before="0" w:after="0" w:line="240" w:lineRule="auto"/>
+              <w:ind w:left="1105"/>
+              <w:jc w:val="both"/>
+              <w:rPr>
+                <w:rFonts w:cs="Calibri"/>
+                <w:b/>
+                <w:i/>
+              </w:rPr>
+            </w:pPr>
+            <w:r>
+              <w:rPr>
+                <w:rFonts w:cs="Calibri"/>
+              </w:rPr>
+              <w:t>Outil d’automatisation de l’installation de Graphtalk AIA sur sites de production</w:t>
+            </w:r>
+          </w:p>
+          <w:p>
+            <w:pPr>
+              <w:pStyle w:val="Paragraphedeliste"/>
+              <w:numPr>
+                <w:ilvl w:val="1"/>
+                <w:numId w:val="2"/>
+              </w:numPr>
+              <w:spacing w:before="0" w:after="0" w:line="240" w:lineRule="auto"/>
+              <w:ind w:left="1105"/>
+              <w:jc w:val="both"/>
+              <w:rPr>
+                <w:rFonts w:cs="Calibri"/>
+                <w:b/>
+                <w:i/>
+              </w:rPr>
+            </w:pPr>
+            <w:r>
+              <w:rPr>
+                <w:rFonts w:cs="Calibri"/>
+                <w:b/>
+                <w:i/>
+              </w:rPr>
+              <w:t xml:space="preserve">Proxy Product Owner, Gestion de la backlog du projet, Consultant </w:t>
+            </w:r>
+            <w:r>
+              <w:rPr>
+                <w:rFonts w:eastAsia="Times New Roman" w:cs="Calibri"/>
+                <w:b/>
+                <w:bCs/>
+                <w:i/>
+                <w:iCs/>
+              </w:rPr>
+              <w:t>2013-2014</w:t>
+            </w:r>
+          </w:p>
+          <w:p>
+            <w:pPr>
+              <w:pStyle w:val="Paragraphedeliste"/>
+              <w:spacing w:before="0" w:after="0" w:line="240" w:lineRule="auto"/>
+              <w:ind w:left="1105"/>
+              <w:jc w:val="both"/>
+              <w:rPr>
+                <w:rFonts w:cs="Calibri"/>
+              </w:rPr>
+            </w:pPr>
+            <w:r>
+              <w:rPr>
+                <w:rFonts w:eastAsia="Times New Roman" w:cs="Calibri"/>
+                <w:bCs/>
+                <w:iCs/>
+              </w:rPr>
+              <w:t xml:space="preserve">Migration du logiciel Graphtalk AIA dans le Cloud AWS </w:t>
+            </w:r>
           </w:p>
           <w:p>
             <w:pPr>
@@ -1902,114 +2594,83 @@
                 <w:i/>
                 <w:color w:val="0070C0"/>
               </w:rPr>
-              <w:t>INDUSTRIALISATION DE L’INSTALLATION DU LOGICIEL GRAPHTALK jusqu’en 2014</w:t>
+              <w:t>PROJETS JOB MANAGER et IPE SOUS GRAPHTALK AIA 2003-2007</w:t>
             </w:r>
           </w:p>
           <w:p>
             <w:pPr>
               <w:pStyle w:val="Paragraphedeliste"/>
+              <w:widowControl w:val="0"/>
               <w:numPr>
                 <w:ilvl w:val="1"/>
                 <w:numId w:val="2"/>
               </w:numPr>
+              <w:tabs>
+                <w:tab w:val="left" w:pos="510"/>
+              </w:tabs>
+              <w:suppressAutoHyphens/>
+              <w:spacing w:before="0" w:after="0" w:line="240" w:lineRule="auto"/>
               <w:ind w:left="1105"/>
               <w:jc w:val="both"/>
               <w:rPr>
                 <w:rFonts w:cs="Calibri"/>
                 <w:b/>
                 <w:i/>
-              </w:rPr>
-            </w:pPr>
-            <w:r>
-              <w:rPr>
-                <w:rFonts w:cs="Calibri"/>
+                <w:color w:val="0070C0"/>
+              </w:rPr>
+            </w:pPr>
+            <w:r>
+              <w:rPr>
                 <w:b/>
                 <w:i/>
               </w:rPr>
-              <w:t>Responsable du projet Delivery Manager 2007-2014 : équipe de 5 personnes</w:t>
+              <w:t>Responsable des projets : équipe de 8 personnes en France et Bulgarie</w:t>
             </w:r>
           </w:p>
           <w:p>
             <w:pPr>
               <w:pStyle w:val="Paragraphedeliste"/>
+              <w:widowControl w:val="0"/>
+              <w:tabs>
+                <w:tab w:val="left" w:pos="510"/>
+              </w:tabs>
+              <w:suppressAutoHyphens/>
+              <w:spacing w:before="0" w:after="0" w:line="240" w:lineRule="auto"/>
               <w:ind w:left="1105"/>
               <w:jc w:val="both"/>
               <w:rPr>
                 <w:rFonts w:cs="Calibri"/>
-                <w:b/>
-                <w:i/>
-              </w:rPr>
-            </w:pPr>
-            <w:r>
-              <w:rPr>
-                <w:rFonts w:cs="Calibri"/>
-              </w:rPr>
-              <w:t>Outil d’automatisation de l’installation de Graphtalk AIA sur sites de production</w:t>
+                <w:color w:val="0070C0"/>
+              </w:rPr>
+            </w:pPr>
+            <w:r>
+              <w:rPr>
+                <w:rFonts w:cs="Calibri"/>
+              </w:rPr>
+              <w:t xml:space="preserve">Job Manager : Logiciel de Lancement et d’organisation de processus asynchrones lors du traitement de contrats d’assurances </w:t>
             </w:r>
           </w:p>
           <w:p>
             <w:pPr>
               <w:pStyle w:val="Paragraphedeliste"/>
-              <w:numPr>
-                <w:ilvl w:val="1"/>
-                <w:numId w:val="2"/>
-              </w:numPr>
+              <w:widowControl w:val="0"/>
+              <w:tabs>
+                <w:tab w:val="left" w:pos="510"/>
+              </w:tabs>
+              <w:suppressAutoHyphens/>
+              <w:spacing w:before="0" w:after="0" w:line="240" w:lineRule="auto"/>
               <w:ind w:left="1105"/>
               <w:jc w:val="both"/>
               <w:rPr>
                 <w:rFonts w:cs="Calibri"/>
-                <w:b/>
-                <w:i/>
-              </w:rPr>
-            </w:pPr>
-            <w:r>
-              <w:rPr>
-                <w:rFonts w:cs="Calibri"/>
-                <w:b/>
-                <w:i/>
-              </w:rPr>
-              <w:t xml:space="preserve">Proxy Product Owner, Gestion de la backlog du projet, Consultant </w:t>
-            </w:r>
-            <w:r>
-              <w:rPr>
-                <w:rFonts w:eastAsia="Times New Roman" w:cs="Calibri"/>
-                <w:b/>
-                <w:bCs/>
-                <w:i/>
-                <w:iCs/>
-              </w:rPr>
-              <w:t>2013-2014</w:t>
-            </w:r>
-          </w:p>
-          <w:p>
-            <w:pPr>
-              <w:pStyle w:val="Paragraphedeliste"/>
-              <w:spacing w:line="240" w:lineRule="auto"/>
-              <w:ind w:left="1105"/>
-              <w:jc w:val="both"/>
-              <w:rPr>
-                <w:rFonts w:cs="Calibri"/>
-              </w:rPr>
-            </w:pPr>
-            <w:r>
-              <w:rPr>
-                <w:rFonts w:eastAsia="Times New Roman" w:cs="Calibri"/>
-                <w:bCs/>
-                <w:iCs/>
-              </w:rPr>
-              <w:t xml:space="preserve">Migration du logiciel Graphtalk AIA dans le Cloud AWS </w:t>
-            </w:r>
-          </w:p>
-          <w:p>
-            <w:pPr>
-              <w:pStyle w:val="Paragraphedeliste"/>
-              <w:ind w:left="680"/>
-              <w:rPr>
-                <w:rFonts w:cs="Calibri"/>
-                <w:b/>
-                <w:i/>
-              </w:rPr>
-            </w:pPr>
+              </w:rPr>
+            </w:pPr>
+            <w:r>
+              <w:rPr>
+                <w:rFonts w:cs="Calibri"/>
+              </w:rPr>
+              <w:t xml:space="preserve">IPE : logiciel de gestion des environnements de production </w:t>
+            </w:r>
           </w:p>
           <w:p>
             <w:pPr>
@@ -2040,7 +2701,7 @@
                 <w:i/>
                 <w:color w:val="0070C0"/>
               </w:rPr>
-              <w:t>PROJETS JOB MANAGER et IPE SOUS GRAPHTALK AIA 2003-2007</w:t>
+              <w:t>PROJET INTERFACE GRAPHIQUE (GUI) DE GRAPHTALK AIA 2000-2003</w:t>
             </w:r>
           </w:p>
           <w:p>
@@ -2070,130 +2731,6 @@
                 <w:b/>
                 <w:i/>
               </w:rPr>
-              <w:t>Responsable des projets : équipe de 8 personnes en France et Bulgarie</w:t>
-            </w:r>
-          </w:p>
-          <w:p>
-            <w:pPr>
-              <w:pStyle w:val="Paragraphedeliste"/>
-              <w:widowControl w:val="0"/>
-              <w:tabs>
-                <w:tab w:val="left" w:pos="510"/>
-              </w:tabs>
-              <w:suppressAutoHyphens/>
-              <w:spacing w:before="0" w:after="0" w:line="240" w:lineRule="auto"/>
-              <w:ind w:left="1105"/>
-              <w:jc w:val="both"/>
-              <w:rPr>
-                <w:rFonts w:cs="Calibri"/>
-                <w:color w:val="0070C0"/>
-              </w:rPr>
-            </w:pPr>
-            <w:r>
-              <w:rPr>
-                <w:rFonts w:cs="Calibri"/>
-              </w:rPr>
-              <w:t xml:space="preserve">Job Manager : Logiciel de Lancement et d’organisation de processus asynchrones lors du traitement de contrats d’assurances </w:t>
-            </w:r>
-          </w:p>
-          <w:p>
-            <w:pPr>
-              <w:pStyle w:val="Paragraphedeliste"/>
-              <w:widowControl w:val="0"/>
-              <w:tabs>
-                <w:tab w:val="left" w:pos="510"/>
-              </w:tabs>
-              <w:suppressAutoHyphens/>
-              <w:spacing w:before="0" w:after="0" w:line="240" w:lineRule="auto"/>
-              <w:ind w:left="1105"/>
-              <w:jc w:val="both"/>
-              <w:rPr>
-                <w:rFonts w:cs="Calibri"/>
-              </w:rPr>
-            </w:pPr>
-            <w:r>
-              <w:rPr>
-                <w:rFonts w:cs="Calibri"/>
-              </w:rPr>
-              <w:t xml:space="preserve">IPE : logiciel de gestion des environnements de production </w:t>
-            </w:r>
-          </w:p>
-          <w:p>
-            <w:pPr>
-              <w:pStyle w:val="Paragraphedeliste"/>
-              <w:widowControl w:val="0"/>
-              <w:tabs>
-                <w:tab w:val="left" w:pos="510"/>
-              </w:tabs>
-              <w:suppressAutoHyphens/>
-              <w:spacing w:before="0" w:after="0" w:line="240" w:lineRule="auto"/>
-              <w:ind w:left="1105"/>
-              <w:jc w:val="both"/>
-              <w:rPr>
-                <w:rFonts w:cs="Calibri"/>
-                <w:color w:val="0070C0"/>
-              </w:rPr>
-            </w:pPr>
-          </w:p>
-          <w:p>
-            <w:pPr>
-              <w:pStyle w:val="Paragraphedeliste"/>
-              <w:widowControl w:val="0"/>
-              <w:numPr>
-                <w:ilvl w:val="0"/>
-                <w:numId w:val="2"/>
-              </w:numPr>
-              <w:tabs>
-                <w:tab w:val="left" w:pos="510"/>
-              </w:tabs>
-              <w:suppressAutoHyphens/>
-              <w:spacing w:before="0" w:after="0" w:line="240" w:lineRule="auto"/>
-              <w:ind w:left="680"/>
-              <w:jc w:val="both"/>
-              <w:rPr>
-                <w:rFonts w:cs="Calibri"/>
-                <w:b/>
-                <w:i/>
-                <w:color w:val="0070C0"/>
-              </w:rPr>
-            </w:pPr>
-            <w:r>
-              <w:rPr>
-                <w:rFonts w:cs="Calibri"/>
-                <w:b/>
-                <w:i/>
-                <w:color w:val="0070C0"/>
-              </w:rPr>
-              <w:t>PROJET INTERFACE GRAPHIQUE (GUI) DE GRAPHTALK AIA 2000-2003</w:t>
-            </w:r>
-          </w:p>
-          <w:p>
-            <w:pPr>
-              <w:pStyle w:val="Paragraphedeliste"/>
-              <w:widowControl w:val="0"/>
-              <w:numPr>
-                <w:ilvl w:val="1"/>
-                <w:numId w:val="2"/>
-              </w:numPr>
-              <w:tabs>
-                <w:tab w:val="left" w:pos="510"/>
-              </w:tabs>
-              <w:suppressAutoHyphens/>
-              <w:spacing w:before="0" w:after="0" w:line="240" w:lineRule="auto"/>
-              <w:ind w:left="1105"/>
-              <w:jc w:val="both"/>
-              <w:rPr>
-                <w:rFonts w:cs="Calibri"/>
-                <w:b/>
-                <w:i/>
-                <w:color w:val="0070C0"/>
-              </w:rPr>
-            </w:pPr>
-            <w:r>
-              <w:rPr>
-                <w:b/>
-                <w:i/>
-              </w:rPr>
               <w:t>Responsable du projet : équipe de 5 personnes en France</w:t>
             </w:r>
           </w:p>
@@ -2225,42 +2762,19 @@
           </w:p>
           <w:p>
             <w:pPr>
-              <w:pStyle w:val="Paragraphedeliste"/>
-              <w:widowControl w:val="0"/>
-              <w:tabs>
-                <w:tab w:val="left" w:pos="510"/>
-              </w:tabs>
-              <w:suppressAutoHyphens/>
+              <w:pStyle w:val="Titre2"/>
               <w:spacing w:before="0" w:after="0" w:line="240" w:lineRule="auto"/>
-              <w:ind w:left="2621"/>
               <w:jc w:val="both"/>
               <w:rPr>
-                <w:rFonts w:cs="Calibri"/>
-                <w:color w:val="0070C0"/>
-              </w:rPr>
-            </w:pPr>
-          </w:p>
-          <w:p>
-            <w:pPr>
-              <w:pStyle w:val="Paragraphedeliste"/>
-              <w:widowControl w:val="0"/>
-              <w:tabs>
-                <w:tab w:val="left" w:pos="510"/>
-              </w:tabs>
-              <w:suppressAutoHyphens/>
+                <w:rStyle w:val="Titre1Car"/>
+                <w:caps/>
+              </w:rPr>
+            </w:pPr>
+          </w:p>
+          <w:p>
+            <w:pPr>
+              <w:pStyle w:val="Titre2"/>
               <w:spacing w:before="0" w:after="0" w:line="240" w:lineRule="auto"/>
-              <w:ind w:left="2621"/>
-              <w:jc w:val="both"/>
-              <w:rPr>
-                <w:rFonts w:cs="Calibri"/>
-                <w:color w:val="0070C0"/>
-              </w:rPr>
-            </w:pPr>
-          </w:p>
-          <w:p>
-            <w:pPr>
-              <w:pStyle w:val="Titre2"/>
-              <w:spacing w:line="240" w:lineRule="auto"/>
               <w:jc w:val="both"/>
               <w:rPr>
                 <w:rFonts w:asciiTheme="minorHAnsi" w:hAnsiTheme="minorHAnsi"/>
@@ -2301,7 +2815,15 @@
                 <w:rFonts w:asciiTheme="minorHAnsi" w:hAnsiTheme="minorHAnsi"/>
                 <w:b w:val="0"/>
               </w:rPr>
-              <w:t>1997 a 2000, secteur d’activité : TRAITEMENTS DE DONNEES, IMPRESSIONS PERSONNALISEES DE DOCUMENTS, SOLUTION DE VOTE</w:t>
+              <w:t xml:space="preserve">1997 a 2000, </w:t>
+            </w:r>
+            <w:r>
+              <w:rPr>
+                <w:rFonts w:asciiTheme="minorHAnsi" w:hAnsiTheme="minorHAnsi"/>
+                <w:b w:val="0"/>
+                <w:sz w:val="16"/>
+              </w:rPr>
+              <w:t>secteur d’activité : TRAITEMENTS DE DONNEES, IMPRESSIONS PERSONNALISEES DE DOCUMENTS, SOLUTION DE VOTE</w:t>
             </w:r>
           </w:p>
           <w:p>
@@ -2327,12 +2849,6 @@
               </w:rPr>
               <w:t>Développeur à Chef de projets</w:t>
             </w:r>
-          </w:p>
-          <w:p>
-            <w:pPr>
-              <w:spacing w:before="0" w:after="0" w:line="240" w:lineRule="auto"/>
-              <w:jc w:val="both"/>
-            </w:pPr>
           </w:p>
           <w:p>
             <w:pPr>
@@ -2457,79 +2973,17 @@
               </w:rPr>
             </w:pPr>
           </w:p>
-          <w:p>
-            <w:pPr>
-              <w:widowControl w:val="0"/>
-              <w:tabs>
-                <w:tab w:val="left" w:pos="510"/>
-              </w:tabs>
-              <w:suppressAutoHyphens/>
-              <w:spacing w:before="0" w:after="0" w:line="240" w:lineRule="auto"/>
-              <w:jc w:val="both"/>
-              <w:rPr>
-                <w:rFonts w:cs="Calibri"/>
-                <w:sz w:val="21"/>
-                <w:szCs w:val="21"/>
-              </w:rPr>
-            </w:pPr>
-          </w:p>
-          <w:p>
-            <w:pPr>
-              <w:widowControl w:val="0"/>
-              <w:tabs>
-                <w:tab w:val="left" w:pos="510"/>
-              </w:tabs>
-              <w:suppressAutoHyphens/>
-              <w:spacing w:before="0" w:after="0" w:line="240" w:lineRule="auto"/>
-              <w:jc w:val="both"/>
-              <w:rPr>
-                <w:rFonts w:cs="Calibri"/>
-                <w:sz w:val="21"/>
-                <w:szCs w:val="21"/>
-              </w:rPr>
-            </w:pPr>
-          </w:p>
-          <w:p>
-            <w:pPr>
-              <w:widowControl w:val="0"/>
-              <w:tabs>
-                <w:tab w:val="left" w:pos="510"/>
-              </w:tabs>
-              <w:suppressAutoHyphens/>
-              <w:spacing w:before="0" w:after="0" w:line="240" w:lineRule="auto"/>
-              <w:jc w:val="both"/>
-              <w:rPr>
-                <w:rFonts w:cs="Calibri"/>
-                <w:sz w:val="21"/>
-                <w:szCs w:val="21"/>
-              </w:rPr>
-            </w:pPr>
-          </w:p>
-          <w:p>
-            <w:pPr>
-              <w:widowControl w:val="0"/>
-              <w:tabs>
-                <w:tab w:val="left" w:pos="510"/>
-              </w:tabs>
-              <w:suppressAutoHyphens/>
-              <w:spacing w:before="0" w:after="0" w:line="240" w:lineRule="auto"/>
-              <w:jc w:val="both"/>
-              <w:rPr>
-                <w:rFonts w:cs="Calibri"/>
-                <w:sz w:val="21"/>
-                <w:szCs w:val="21"/>
-              </w:rPr>
-            </w:pPr>
-          </w:p>
         </w:tc>
       </w:tr>
       <w:tr>
         <w:trPr>
-          <w:trHeight w:val="3614"/>
+          <w:gridAfter w:val="1"/>
+          <w:wAfter w:w="6" w:type="dxa"/>
+          <w:trHeight w:val="2843"/>
         </w:trPr>
         <w:tc>
           <w:tcPr>
-            <w:tcW w:w="1415" w:type="dxa"/>
+            <w:tcW w:w="1274" w:type="dxa"/>
             <w:tcBorders>
               <w:top w:val="single" w:sz="4" w:space="0" w:color="4F81BD"/>
               <w:bottom w:val="single" w:sz="4" w:space="0" w:color="4F81BD"/>
@@ -2548,7 +3002,7 @@
             <w:r>
               <w:rPr>
                 <w:rFonts w:asciiTheme="minorHAnsi" w:hAnsiTheme="minorHAnsi"/>
-                <w:sz w:val="18"/>
+                <w:sz w:val="16"/>
               </w:rPr>
               <w:lastRenderedPageBreak/>
               <w:t>FORMATION</w:t>
@@ -2557,7 +3011,7 @@
         </w:tc>
         <w:tc>
           <w:tcPr>
-            <w:tcW w:w="344" w:type="dxa"/>
+            <w:tcW w:w="285" w:type="dxa"/>
             <w:gridSpan w:val="2"/>
             <w:tcBorders>
               <w:top w:val="single" w:sz="4" w:space="0" w:color="4F81BD"/>
@@ -2569,7 +3023,7 @@
         </w:tc>
         <w:tc>
           <w:tcPr>
-            <w:tcW w:w="9143" w:type="dxa"/>
+            <w:tcW w:w="9130" w:type="dxa"/>
             <w:gridSpan w:val="2"/>
             <w:tcBorders>
               <w:top w:val="single" w:sz="4" w:space="0" w:color="4F81BD"/>
@@ -2580,7 +3034,7 @@
           <w:p>
             <w:pPr>
               <w:pStyle w:val="Titre2"/>
-              <w:spacing w:before="0" w:after="120" w:line="240" w:lineRule="auto"/>
+              <w:spacing w:before="0" w:after="0" w:line="240" w:lineRule="auto"/>
               <w:jc w:val="both"/>
               <w:rPr>
                 <w:rFonts w:asciiTheme="minorHAnsi" w:hAnsiTheme="minorHAnsi"/>
@@ -2636,7 +3090,7 @@
           </w:p>
           <w:p>
             <w:pPr>
-              <w:spacing w:before="0" w:after="120" w:line="240" w:lineRule="auto"/>
+              <w:spacing w:before="0" w:after="0" w:line="240" w:lineRule="auto"/>
               <w:rPr>
                 <w:sz w:val="19"/>
                 <w:szCs w:val="19"/>
@@ -2676,7 +3130,7 @@
           <w:p>
             <w:pPr>
               <w:pStyle w:val="Titre2"/>
-              <w:spacing w:before="0" w:after="160" w:line="240" w:lineRule="auto"/>
+              <w:spacing w:before="0" w:after="0" w:line="240" w:lineRule="auto"/>
               <w:jc w:val="both"/>
               <w:rPr>
                 <w:rFonts w:asciiTheme="minorHAnsi" w:hAnsiTheme="minorHAnsi"/>
@@ -2708,7 +3162,7 @@
           <w:p>
             <w:pPr>
               <w:pStyle w:val="Titre2"/>
-              <w:spacing w:before="120" w:after="120" w:line="240" w:lineRule="auto"/>
+              <w:spacing w:before="0" w:after="0" w:line="240" w:lineRule="auto"/>
               <w:jc w:val="both"/>
               <w:rPr>
                 <w:rFonts w:asciiTheme="minorHAnsi" w:eastAsiaTheme="minorHAnsi" w:hAnsiTheme="minorHAnsi" w:cs="Calibri"/>
@@ -2764,7 +3218,7 @@
           <w:p>
             <w:pPr>
               <w:snapToGrid w:val="0"/>
-              <w:spacing w:line="240" w:lineRule="auto"/>
+              <w:spacing w:before="0" w:after="0" w:line="240" w:lineRule="auto"/>
               <w:rPr>
                 <w:rFonts w:cs="Calibri"/>
                 <w:szCs w:val="22"/>
@@ -2807,7 +3261,7 @@
           <w:p>
             <w:pPr>
               <w:pStyle w:val="Titre2"/>
-              <w:spacing w:line="240" w:lineRule="auto"/>
+              <w:spacing w:before="0" w:after="0" w:line="240" w:lineRule="auto"/>
               <w:jc w:val="both"/>
               <w:rPr>
                 <w:rFonts w:asciiTheme="minorHAnsi" w:eastAsiaTheme="minorHAnsi" w:hAnsiTheme="minorHAnsi" w:cstheme="minorBidi"/>
@@ -2838,11 +3292,13 @@
       </w:tr>
       <w:tr>
         <w:trPr>
-          <w:trHeight w:val="1418"/>
+          <w:gridAfter w:val="1"/>
+          <w:wAfter w:w="6" w:type="dxa"/>
+          <w:trHeight w:val="1268"/>
         </w:trPr>
         <w:tc>
           <w:tcPr>
-            <w:tcW w:w="1415" w:type="dxa"/>
+            <w:tcW w:w="1274" w:type="dxa"/>
             <w:tcBorders>
               <w:top w:val="single" w:sz="4" w:space="0" w:color="4F81BD"/>
               <w:bottom w:val="single" w:sz="4" w:space="0" w:color="4F81BD"/>
@@ -2860,7 +3316,7 @@
             <w:r>
               <w:rPr>
                 <w:rFonts w:asciiTheme="minorHAnsi" w:hAnsiTheme="minorHAnsi"/>
-                <w:sz w:val="18"/>
+                <w:sz w:val="16"/>
               </w:rPr>
               <w:t>DIVERS</w:t>
             </w:r>
@@ -2868,7 +3324,7 @@
         </w:tc>
         <w:tc>
           <w:tcPr>
-            <w:tcW w:w="344" w:type="dxa"/>
+            <w:tcW w:w="285" w:type="dxa"/>
             <w:gridSpan w:val="2"/>
             <w:tcBorders>
               <w:top w:val="single" w:sz="4" w:space="0" w:color="4F81BD"/>
@@ -2880,7 +3336,7 @@
         </w:tc>
         <w:tc>
           <w:tcPr>
-            <w:tcW w:w="9143" w:type="dxa"/>
+            <w:tcW w:w="9130" w:type="dxa"/>
             <w:gridSpan w:val="2"/>
             <w:tcBorders>
               <w:top w:val="single" w:sz="4" w:space="0" w:color="4F81BD"/>
@@ -2890,6 +3346,7 @@
           </w:tcPr>
           <w:p>
             <w:pPr>
+              <w:spacing w:before="0" w:after="0" w:line="240" w:lineRule="auto"/>
               <w:rPr>
                 <w:rFonts w:cs="Calibri"/>
               </w:rPr>
@@ -2904,7 +3361,7 @@
           <w:p>
             <w:pPr>
               <w:snapToGrid w:val="0"/>
-              <w:spacing w:line="240" w:lineRule="auto"/>
+              <w:spacing w:before="0" w:after="0" w:line="240" w:lineRule="auto"/>
               <w:rPr>
                 <w:rFonts w:cs="Calibri"/>
               </w:rPr>
@@ -2919,7 +3376,7 @@
           <w:p>
             <w:pPr>
               <w:snapToGrid w:val="0"/>
-              <w:spacing w:line="240" w:lineRule="auto"/>
+              <w:spacing w:before="0" w:after="0" w:line="240" w:lineRule="auto"/>
               <w:rPr>
                 <w:rFonts w:ascii="Calibri" w:hAnsi="Calibri" w:cs="Calibri"/>
                 <w:szCs w:val="22"/>
@@ -2966,7 +3423,7 @@
 </file>
 
 <file path=word/endnotes.xml><?xml version="1.0" encoding="utf-8"?>
-<w:endnotes xmlns:wpc="http://schemas.microsoft.com/office/word/2010/wordprocessingCanvas" xmlns:cx="http://schemas.microsoft.com/office/drawing/2014/chartex" xmlns:cx1="http://schemas.microsoft.com/office/drawing/2015/9/8/chartex" xmlns:cx2="http://schemas.microsoft.com/office/drawing/2015/10/21/chartex" xmlns:cx3="http://schemas.microsoft.com/office/drawing/2016/5/9/chartex" xmlns:cx4="http://schemas.microsoft.com/office/drawing/2016/5/10/chartex" xmlns:cx5="http://schemas.microsoft.com/office/drawing/2016/5/11/chartex" xmlns:cx6="http://schemas.microsoft.com/office/drawing/2016/5/12/chartex" xmlns:cx7="http://schemas.microsoft.com/office/drawing/2016/5/13/chartex" xmlns:cx8="http://schemas.microsoft.com/office/drawing/2016/5/14/chartex" xmlns:mc="http://schemas.openxmlformats.org/markup-compatibility/2006" xmlns:aink="http://schemas.microsoft.com/office/drawing/2016/ink" xmlns:am3d="http://schemas.microsoft.com/office/drawing/2017/model3d" xmlns:o="urn:schemas-microsoft-com:office:office" xmlns:r="http://schemas.openxmlformats.org/officeDocument/2006/relationships" xmlns:m="http://schemas.openxmlformats.org/officeDocument/2006/math" xmlns:v="urn:schemas-microsoft-com:vml" xmlns:wp14="http://schemas.microsoft.com/office/word/2010/wordprocessingDrawing" xmlns:wp="http://schemas.openxmlformats.org/drawingml/2006/wordprocessingDrawing" xmlns:w10="urn:schemas-microsoft-com:office:word" xmlns:w="http://schemas.openxmlformats.org/wordprocessingml/2006/main" xmlns:w14="http://schemas.microsoft.com/office/word/2010/wordml" xmlns:w15="http://schemas.microsoft.com/office/word/2012/wordml" xmlns:w16cid="http://schemas.microsoft.com/office/word/2016/wordml/cid" xmlns:w16se="http://schemas.microsoft.com/office/word/2015/wordml/symex" xmlns:wpg="http://schemas.microsoft.com/office/word/2010/wordprocessingGroup" xmlns:wpi="http://schemas.microsoft.com/office/word/2010/wordprocessingInk" xmlns:wne="http://schemas.microsoft.com/office/word/2006/wordml" xmlns:wps="http://schemas.microsoft.com/office/word/2010/wordprocessingShape" mc:Ignorable="w14 w15 w16se w16cid wp14">
+<w:endnotes xmlns:wpc="http://schemas.microsoft.com/office/word/2010/wordprocessingCanvas" xmlns:cx="http://schemas.microsoft.com/office/drawing/2014/chartex" xmlns:cx1="http://schemas.microsoft.com/office/drawing/2015/9/8/chartex" xmlns:cx2="http://schemas.microsoft.com/office/drawing/2015/10/21/chartex" xmlns:cx3="http://schemas.microsoft.com/office/drawing/2016/5/9/chartex" xmlns:cx4="http://schemas.microsoft.com/office/drawing/2016/5/10/chartex" xmlns:cx5="http://schemas.microsoft.com/office/drawing/2016/5/11/chartex" xmlns:cx6="http://schemas.microsoft.com/office/drawing/2016/5/12/chartex" xmlns:cx7="http://schemas.microsoft.com/office/drawing/2016/5/13/chartex" xmlns:cx8="http://schemas.microsoft.com/office/drawing/2016/5/14/chartex" xmlns:mc="http://schemas.openxmlformats.org/markup-compatibility/2006" xmlns:aink="http://schemas.microsoft.com/office/drawing/2016/ink" xmlns:am3d="http://schemas.microsoft.com/office/drawing/2017/model3d" xmlns:o="urn:schemas-microsoft-com:office:office" xmlns:r="http://schemas.openxmlformats.org/officeDocument/2006/relationships" xmlns:m="http://schemas.openxmlformats.org/officeDocument/2006/math" xmlns:v="urn:schemas-microsoft-com:vml" xmlns:wp14="http://schemas.microsoft.com/office/word/2010/wordprocessingDrawing" xmlns:wp="http://schemas.openxmlformats.org/drawingml/2006/wordprocessingDrawing" xmlns:w10="urn:schemas-microsoft-com:office:word" xmlns:w="http://schemas.openxmlformats.org/wordprocessingml/2006/main" xmlns:w14="http://schemas.microsoft.com/office/word/2010/wordml" xmlns:w15="http://schemas.microsoft.com/office/word/2012/wordml" xmlns:w16cex="http://schemas.microsoft.com/office/word/2018/wordml/cex" xmlns:w16cid="http://schemas.microsoft.com/office/word/2016/wordml/cid" xmlns:w16="http://schemas.microsoft.com/office/word/2018/wordml" xmlns:w16se="http://schemas.microsoft.com/office/word/2015/wordml/symex" xmlns:wpg="http://schemas.microsoft.com/office/word/2010/wordprocessingGroup" xmlns:wpi="http://schemas.microsoft.com/office/word/2010/wordprocessingInk" xmlns:wne="http://schemas.microsoft.com/office/word/2006/wordml" xmlns:wps="http://schemas.microsoft.com/office/word/2010/wordprocessingShape" mc:Ignorable="w14 w15 w16se w16cid w16 w16cex wp14">
   <w:endnote w:type="separator" w:id="-1">
     <w:p>
       <w:pPr>
@@ -2991,7 +3448,7 @@
 </file>
 
 <file path=word/footer1.xml><?xml version="1.0" encoding="utf-8"?>
-<w:ftr xmlns:wpc="http://schemas.microsoft.com/office/word/2010/wordprocessingCanvas" xmlns:cx="http://schemas.microsoft.com/office/drawing/2014/chartex" xmlns:cx1="http://schemas.microsoft.com/office/drawing/2015/9/8/chartex" xmlns:cx2="http://schemas.microsoft.com/office/drawing/2015/10/21/chartex" xmlns:cx3="http://schemas.microsoft.com/office/drawing/2016/5/9/chartex" xmlns:cx4="http://schemas.microsoft.com/office/drawing/2016/5/10/chartex" xmlns:cx5="http://schemas.microsoft.com/office/drawing/2016/5/11/chartex" xmlns:cx6="http://schemas.microsoft.com/office/drawing/2016/5/12/chartex" xmlns:cx7="http://schemas.microsoft.com/office/drawing/2016/5/13/chartex" xmlns:cx8="http://schemas.microsoft.com/office/drawing/2016/5/14/chartex" xmlns:mc="http://schemas.openxmlformats.org/markup-compatibility/2006" xmlns:aink="http://schemas.microsoft.com/office/drawing/2016/ink" xmlns:am3d="http://schemas.microsoft.com/office/drawing/2017/model3d" xmlns:o="urn:schemas-microsoft-com:office:office" xmlns:r="http://schemas.openxmlformats.org/officeDocument/2006/relationships" xmlns:m="http://schemas.openxmlformats.org/officeDocument/2006/math" xmlns:v="urn:schemas-microsoft-com:vml" xmlns:wp14="http://schemas.microsoft.com/office/word/2010/wordprocessingDrawing" xmlns:wp="http://schemas.openxmlformats.org/drawingml/2006/wordprocessingDrawing" xmlns:w10="urn:schemas-microsoft-com:office:word" xmlns:w="http://schemas.openxmlformats.org/wordprocessingml/2006/main" xmlns:w14="http://schemas.microsoft.com/office/word/2010/wordml" xmlns:w15="http://schemas.microsoft.com/office/word/2012/wordml" xmlns:w16cid="http://schemas.microsoft.com/office/word/2016/wordml/cid" xmlns:w16se="http://schemas.microsoft.com/office/word/2015/wordml/symex" xmlns:wpg="http://schemas.microsoft.com/office/word/2010/wordprocessingGroup" xmlns:wpi="http://schemas.microsoft.com/office/word/2010/wordprocessingInk" xmlns:wne="http://schemas.microsoft.com/office/word/2006/wordml" xmlns:wps="http://schemas.microsoft.com/office/word/2010/wordprocessingShape" mc:Ignorable="w14 w15 w16se w16cid wp14">
+<w:ftr xmlns:wpc="http://schemas.microsoft.com/office/word/2010/wordprocessingCanvas" xmlns:cx="http://schemas.microsoft.com/office/drawing/2014/chartex" xmlns:cx1="http://schemas.microsoft.com/office/drawing/2015/9/8/chartex" xmlns:cx2="http://schemas.microsoft.com/office/drawing/2015/10/21/chartex" xmlns:cx3="http://schemas.microsoft.com/office/drawing/2016/5/9/chartex" xmlns:cx4="http://schemas.microsoft.com/office/drawing/2016/5/10/chartex" xmlns:cx5="http://schemas.microsoft.com/office/drawing/2016/5/11/chartex" xmlns:cx6="http://schemas.microsoft.com/office/drawing/2016/5/12/chartex" xmlns:cx7="http://schemas.microsoft.com/office/drawing/2016/5/13/chartex" xmlns:cx8="http://schemas.microsoft.com/office/drawing/2016/5/14/chartex" xmlns:mc="http://schemas.openxmlformats.org/markup-compatibility/2006" xmlns:aink="http://schemas.microsoft.com/office/drawing/2016/ink" xmlns:am3d="http://schemas.microsoft.com/office/drawing/2017/model3d" xmlns:o="urn:schemas-microsoft-com:office:office" xmlns:r="http://schemas.openxmlformats.org/officeDocument/2006/relationships" xmlns:m="http://schemas.openxmlformats.org/officeDocument/2006/math" xmlns:v="urn:schemas-microsoft-com:vml" xmlns:wp14="http://schemas.microsoft.com/office/word/2010/wordprocessingDrawing" xmlns:wp="http://schemas.openxmlformats.org/drawingml/2006/wordprocessingDrawing" xmlns:w10="urn:schemas-microsoft-com:office:word" xmlns:w="http://schemas.openxmlformats.org/wordprocessingml/2006/main" xmlns:w14="http://schemas.microsoft.com/office/word/2010/wordml" xmlns:w15="http://schemas.microsoft.com/office/word/2012/wordml" xmlns:w16cex="http://schemas.microsoft.com/office/word/2018/wordml/cex" xmlns:w16cid="http://schemas.microsoft.com/office/word/2016/wordml/cid" xmlns:w16="http://schemas.microsoft.com/office/word/2018/wordml" xmlns:w16se="http://schemas.microsoft.com/office/word/2015/wordml/symex" xmlns:wpg="http://schemas.microsoft.com/office/word/2010/wordprocessingGroup" xmlns:wpi="http://schemas.microsoft.com/office/word/2010/wordprocessingInk" xmlns:wne="http://schemas.microsoft.com/office/word/2006/wordml" xmlns:wps="http://schemas.microsoft.com/office/word/2010/wordprocessingShape" mc:Ignorable="w14 w15 w16se w16cid w16 w16cex wp14">
   <w:p>
     <w:pPr>
       <w:pStyle w:val="Pieddepage"/>
@@ -3002,7 +3459,7 @@
 </file>
 
 <file path=word/footnotes.xml><?xml version="1.0" encoding="utf-8"?>
-<w:footnotes xmlns:wpc="http://schemas.microsoft.com/office/word/2010/wordprocessingCanvas" xmlns:cx="http://schemas.microsoft.com/office/drawing/2014/chartex" xmlns:cx1="http://schemas.microsoft.com/office/drawing/2015/9/8/chartex" xmlns:cx2="http://schemas.microsoft.com/office/drawing/2015/10/21/chartex" xmlns:cx3="http://schemas.microsoft.com/office/drawing/2016/5/9/chartex" xmlns:cx4="http://schemas.microsoft.com/office/drawing/2016/5/10/chartex" xmlns:cx5="http://schemas.microsoft.com/office/drawing/2016/5/11/chartex" xmlns:cx6="http://schemas.microsoft.com/office/drawing/2016/5/12/chartex" xmlns:cx7="http://schemas.microsoft.com/office/drawing/2016/5/13/chartex" xmlns:cx8="http://schemas.microsoft.com/office/drawing/2016/5/14/chartex" xmlns:mc="http://schemas.openxmlformats.org/markup-compatibility/2006" xmlns:aink="http://schemas.microsoft.com/office/drawing/2016/ink" xmlns:am3d="http://schemas.microsoft.com/office/drawing/2017/model3d" xmlns:o="urn:schemas-microsoft-com:office:office" xmlns:r="http://schemas.openxmlformats.org/officeDocument/2006/relationships" xmlns:m="http://schemas.openxmlformats.org/officeDocument/2006/math" xmlns:v="urn:schemas-microsoft-com:vml" xmlns:wp14="http://schemas.microsoft.com/office/word/2010/wordprocessingDrawing" xmlns:wp="http://schemas.openxmlformats.org/drawingml/2006/wordprocessingDrawing" xmlns:w10="urn:schemas-microsoft-com:office:word" xmlns:w="http://schemas.openxmlformats.org/wordprocessingml/2006/main" xmlns:w14="http://schemas.microsoft.com/office/word/2010/wordml" xmlns:w15="http://schemas.microsoft.com/office/word/2012/wordml" xmlns:w16cid="http://schemas.microsoft.com/office/word/2016/wordml/cid" xmlns:w16se="http://schemas.microsoft.com/office/word/2015/wordml/symex" xmlns:wpg="http://schemas.microsoft.com/office/word/2010/wordprocessingGroup" xmlns:wpi="http://schemas.microsoft.com/office/word/2010/wordprocessingInk" xmlns:wne="http://schemas.microsoft.com/office/word/2006/wordml" xmlns:wps="http://schemas.microsoft.com/office/word/2010/wordprocessingShape" mc:Ignorable="w14 w15 w16se w16cid wp14">
+<w:footnotes xmlns:wpc="http://schemas.microsoft.com/office/word/2010/wordprocessingCanvas" xmlns:cx="http://schemas.microsoft.com/office/drawing/2014/chartex" xmlns:cx1="http://schemas.microsoft.com/office/drawing/2015/9/8/chartex" xmlns:cx2="http://schemas.microsoft.com/office/drawing/2015/10/21/chartex" xmlns:cx3="http://schemas.microsoft.com/office/drawing/2016/5/9/chartex" xmlns:cx4="http://schemas.microsoft.com/office/drawing/2016/5/10/chartex" xmlns:cx5="http://schemas.microsoft.com/office/drawing/2016/5/11/chartex" xmlns:cx6="http://schemas.microsoft.com/office/drawing/2016/5/12/chartex" xmlns:cx7="http://schemas.microsoft.com/office/drawing/2016/5/13/chartex" xmlns:cx8="http://schemas.microsoft.com/office/drawing/2016/5/14/chartex" xmlns:mc="http://schemas.openxmlformats.org/markup-compatibility/2006" xmlns:aink="http://schemas.microsoft.com/office/drawing/2016/ink" xmlns:am3d="http://schemas.microsoft.com/office/drawing/2017/model3d" xmlns:o="urn:schemas-microsoft-com:office:office" xmlns:r="http://schemas.openxmlformats.org/officeDocument/2006/relationships" xmlns:m="http://schemas.openxmlformats.org/officeDocument/2006/math" xmlns:v="urn:schemas-microsoft-com:vml" xmlns:wp14="http://schemas.microsoft.com/office/word/2010/wordprocessingDrawing" xmlns:wp="http://schemas.openxmlformats.org/drawingml/2006/wordprocessingDrawing" xmlns:w10="urn:schemas-microsoft-com:office:word" xmlns:w="http://schemas.openxmlformats.org/wordprocessingml/2006/main" xmlns:w14="http://schemas.microsoft.com/office/word/2010/wordml" xmlns:w15="http://schemas.microsoft.com/office/word/2012/wordml" xmlns:w16cex="http://schemas.microsoft.com/office/word/2018/wordml/cex" xmlns:w16cid="http://schemas.microsoft.com/office/word/2016/wordml/cid" xmlns:w16="http://schemas.microsoft.com/office/word/2018/wordml" xmlns:w16se="http://schemas.microsoft.com/office/word/2015/wordml/symex" xmlns:wpg="http://schemas.microsoft.com/office/word/2010/wordprocessingGroup" xmlns:wpi="http://schemas.microsoft.com/office/word/2010/wordprocessingInk" xmlns:wne="http://schemas.microsoft.com/office/word/2006/wordml" xmlns:wps="http://schemas.microsoft.com/office/word/2010/wordprocessingShape" mc:Ignorable="w14 w15 w16se w16cid w16 w16cex wp14">
   <w:footnote w:type="separator" w:id="-1">
     <w:p>
       <w:pPr>
@@ -3027,7 +3484,7 @@
 </file>
 
 <file path=word/numbering.xml><?xml version="1.0" encoding="utf-8"?>
-<w:numbering xmlns:wpc="http://schemas.microsoft.com/office/word/2010/wordprocessingCanvas" xmlns:cx="http://schemas.microsoft.com/office/drawing/2014/chartex" xmlns:cx1="http://schemas.microsoft.com/office/drawing/2015/9/8/chartex" xmlns:cx2="http://schemas.microsoft.com/office/drawing/2015/10/21/chartex" xmlns:cx3="http://schemas.microsoft.com/office/drawing/2016/5/9/chartex" xmlns:cx4="http://schemas.microsoft.com/office/drawing/2016/5/10/chartex" xmlns:cx5="http://schemas.microsoft.com/office/drawing/2016/5/11/chartex" xmlns:cx6="http://schemas.microsoft.com/office/drawing/2016/5/12/chartex" xmlns:cx7="http://schemas.microsoft.com/office/drawing/2016/5/13/chartex" xmlns:cx8="http://schemas.microsoft.com/office/drawing/2016/5/14/chartex" xmlns:mc="http://schemas.openxmlformats.org/markup-compatibility/2006" xmlns:aink="http://schemas.microsoft.com/office/drawing/2016/ink" xmlns:am3d="http://schemas.microsoft.com/office/drawing/2017/model3d" xmlns:o="urn:schemas-microsoft-com:office:office" xmlns:r="http://schemas.openxmlformats.org/officeDocument/2006/relationships" xmlns:m="http://schemas.openxmlformats.org/officeDocument/2006/math" xmlns:v="urn:schemas-microsoft-com:vml" xmlns:wp14="http://schemas.microsoft.com/office/word/2010/wordprocessingDrawing" xmlns:wp="http://schemas.openxmlformats.org/drawingml/2006/wordprocessingDrawing" xmlns:w10="urn:schemas-microsoft-com:office:word" xmlns:w="http://schemas.openxmlformats.org/wordprocessingml/2006/main" xmlns:w14="http://schemas.microsoft.com/office/word/2010/wordml" xmlns:w15="http://schemas.microsoft.com/office/word/2012/wordml" xmlns:w16cid="http://schemas.microsoft.com/office/word/2016/wordml/cid" xmlns:w16se="http://schemas.microsoft.com/office/word/2015/wordml/symex" xmlns:wpg="http://schemas.microsoft.com/office/word/2010/wordprocessingGroup" xmlns:wpi="http://schemas.microsoft.com/office/word/2010/wordprocessingInk" xmlns:wne="http://schemas.microsoft.com/office/word/2006/wordml" xmlns:wps="http://schemas.microsoft.com/office/word/2010/wordprocessingShape" mc:Ignorable="w14 w15 w16se w16cid wp14">
+<w:numbering xmlns:wpc="http://schemas.microsoft.com/office/word/2010/wordprocessingCanvas" xmlns:cx="http://schemas.microsoft.com/office/drawing/2014/chartex" xmlns:cx1="http://schemas.microsoft.com/office/drawing/2015/9/8/chartex" xmlns:cx2="http://schemas.microsoft.com/office/drawing/2015/10/21/chartex" xmlns:cx3="http://schemas.microsoft.com/office/drawing/2016/5/9/chartex" xmlns:cx4="http://schemas.microsoft.com/office/drawing/2016/5/10/chartex" xmlns:cx5="http://schemas.microsoft.com/office/drawing/2016/5/11/chartex" xmlns:cx6="http://schemas.microsoft.com/office/drawing/2016/5/12/chartex" xmlns:cx7="http://schemas.microsoft.com/office/drawing/2016/5/13/chartex" xmlns:cx8="http://schemas.microsoft.com/office/drawing/2016/5/14/chartex" xmlns:mc="http://schemas.openxmlformats.org/markup-compatibility/2006" xmlns:aink="http://schemas.microsoft.com/office/drawing/2016/ink" xmlns:am3d="http://schemas.microsoft.com/office/drawing/2017/model3d" xmlns:o="urn:schemas-microsoft-com:office:office" xmlns:r="http://schemas.openxmlformats.org/officeDocument/2006/relationships" xmlns:m="http://schemas.openxmlformats.org/officeDocument/2006/math" xmlns:v="urn:schemas-microsoft-com:vml" xmlns:wp14="http://schemas.microsoft.com/office/word/2010/wordprocessingDrawing" xmlns:wp="http://schemas.openxmlformats.org/drawingml/2006/wordprocessingDrawing" xmlns:w10="urn:schemas-microsoft-com:office:word" xmlns:w="http://schemas.openxmlformats.org/wordprocessingml/2006/main" xmlns:w14="http://schemas.microsoft.com/office/word/2010/wordml" xmlns:w15="http://schemas.microsoft.com/office/word/2012/wordml" xmlns:w16cex="http://schemas.microsoft.com/office/word/2018/wordml/cex" xmlns:w16cid="http://schemas.microsoft.com/office/word/2016/wordml/cid" xmlns:w16="http://schemas.microsoft.com/office/word/2018/wordml" xmlns:w16se="http://schemas.microsoft.com/office/word/2015/wordml/symex" xmlns:wpg="http://schemas.microsoft.com/office/word/2010/wordprocessingGroup" xmlns:wpi="http://schemas.microsoft.com/office/word/2010/wordprocessingInk" xmlns:wne="http://schemas.microsoft.com/office/word/2006/wordml" xmlns:wps="http://schemas.microsoft.com/office/word/2010/wordprocessingShape" mc:Ignorable="w14 w15 w16se w16cid w16 w16cex wp14">
   <w:abstractNum w:abstractNumId="0" w15:restartNumberingAfterBreak="0">
     <w:nsid w:val="13EA3ED4"/>
     <w:multiLevelType w:val="multilevel"/>
@@ -3488,7 +3945,7 @@
 </file>
 
 <file path=word/styles.xml><?xml version="1.0" encoding="utf-8"?>
-<w:styles xmlns:mc="http://schemas.openxmlformats.org/markup-compatibility/2006" xmlns:r="http://schemas.openxmlformats.org/officeDocument/2006/relationships" xmlns:w="http://schemas.openxmlformats.org/wordprocessingml/2006/main" xmlns:w14="http://schemas.microsoft.com/office/word/2010/wordml" xmlns:w15="http://schemas.microsoft.com/office/word/2012/wordml" xmlns:w16cid="http://schemas.microsoft.com/office/word/2016/wordml/cid" xmlns:w16se="http://schemas.microsoft.com/office/word/2015/wordml/symex" mc:Ignorable="w14 w15 w16se w16cid">
+<w:styles xmlns:mc="http://schemas.openxmlformats.org/markup-compatibility/2006" xmlns:r="http://schemas.openxmlformats.org/officeDocument/2006/relationships" xmlns:w="http://schemas.openxmlformats.org/wordprocessingml/2006/main" xmlns:w14="http://schemas.microsoft.com/office/word/2010/wordml" xmlns:w15="http://schemas.microsoft.com/office/word/2012/wordml" xmlns:w16cex="http://schemas.microsoft.com/office/word/2018/wordml/cex" xmlns:w16cid="http://schemas.microsoft.com/office/word/2016/wordml/cid" xmlns:w16="http://schemas.microsoft.com/office/word/2018/wordml" xmlns:w16se="http://schemas.microsoft.com/office/word/2015/wordml/symex" mc:Ignorable="w14 w15 w16se w16cid w16 w16cex">
   <w:docDefaults>
     <w:rPrDefault>
       <w:rPr>
@@ -3605,6 +4062,7 @@
     <w:lsdException w:name="HTML Sample" w:semiHidden="1" w:unhideWhenUsed="1"/>
     <w:lsdException w:name="HTML Typewriter" w:semiHidden="1" w:unhideWhenUsed="1"/>
     <w:lsdException w:name="HTML Variable" w:semiHidden="1" w:unhideWhenUsed="1"/>
+    <w:lsdException w:name="Normal Table" w:semiHidden="1" w:unhideWhenUsed="1"/>
     <w:lsdException w:name="annotation subject" w:semiHidden="1" w:unhideWhenUsed="1"/>
     <w:lsdException w:name="No List" w:semiHidden="1" w:unhideWhenUsed="1"/>
     <w:lsdException w:name="Outline List 1" w:semiHidden="1" w:unhideWhenUsed="1"/>
@@ -3651,8 +4109,10 @@
     <w:lsdException w:name="Table Subtle 2" w:semiHidden="1" w:unhideWhenUsed="1"/>
     <w:lsdException w:name="Table Web 1" w:semiHidden="1" w:unhideWhenUsed="1"/>
     <w:lsdException w:name="Table Web 2" w:semiHidden="1" w:unhideWhenUsed="1"/>
+    <w:lsdException w:name="Table Web 3" w:semiHidden="1" w:unhideWhenUsed="1"/>
     <w:lsdException w:name="Balloon Text" w:semiHidden="1" w:unhideWhenUsed="1"/>
     <w:lsdException w:name="Table Grid" w:uiPriority="59"/>
+    <w:lsdException w:name="Table Theme" w:semiHidden="1" w:unhideWhenUsed="1"/>
     <w:lsdException w:name="Placeholder Text" w:semiHidden="1"/>
     <w:lsdException w:name="No Spacing" w:semiHidden="1" w:uiPriority="9" w:unhideWhenUsed="1" w:qFormat="1"/>
     <w:lsdException w:name="Light Shading" w:uiPriority="60"/>
@@ -3877,6 +4337,7 @@
   <w:style w:type="paragraph" w:default="1" w:styleId="Normal">
     <w:name w:val="Normal"/>
     <w:qFormat/>
+    <w:rsid w:val="00EC6A6C"/>
     <w:pPr>
       <w:spacing w:before="40" w:after="160" w:line="288" w:lineRule="auto"/>
     </w:pPr>
@@ -4122,7 +4583,6 @@
     <w:name w:val="Titre 1 Car"/>
     <w:basedOn w:val="Policepardfaut"/>
     <w:link w:val="Titre1"/>
-    <w:uiPriority w:val="1"/>
     <w:qFormat/>
     <w:rPr>
       <w:rFonts w:asciiTheme="majorHAnsi" w:eastAsiaTheme="majorEastAsia" w:hAnsiTheme="majorHAnsi" w:cstheme="majorBidi"/>
@@ -4135,7 +4595,6 @@
     <w:name w:val="Titre 2 Car"/>
     <w:basedOn w:val="Policepardfaut"/>
     <w:link w:val="Titre2"/>
-    <w:uiPriority w:val="1"/>
     <w:qFormat/>
     <w:rPr>
       <w:rFonts w:asciiTheme="majorHAnsi" w:eastAsiaTheme="majorEastAsia" w:hAnsiTheme="majorHAnsi" w:cstheme="majorBidi"/>

--- a/CV_FROMAGER.docx
+++ b/CV_FROMAGER.docx
@@ -1,6 +1,6 @@
 
 <file path=word/document.xml><?xml version="1.0" encoding="utf-8"?>
-<w:document xmlns:wpc="http://schemas.microsoft.com/office/word/2010/wordprocessingCanvas" xmlns:cx="http://schemas.microsoft.com/office/drawing/2014/chartex" xmlns:cx1="http://schemas.microsoft.com/office/drawing/2015/9/8/chartex" xmlns:mc="http://schemas.openxmlformats.org/markup-compatibility/2006" xmlns:o="urn:schemas-microsoft-com:office:office" xmlns:r="http://schemas.openxmlformats.org/officeDocument/2006/relationships" xmlns:m="http://schemas.openxmlformats.org/officeDocument/2006/math" xmlns:v="urn:schemas-microsoft-com:vml" xmlns:wp14="http://schemas.microsoft.com/office/word/2010/wordprocessingDrawing" xmlns:wp="http://schemas.openxmlformats.org/drawingml/2006/wordprocessingDrawing" xmlns:w10="urn:schemas-microsoft-com:office:word" xmlns:w="http://schemas.openxmlformats.org/wordprocessingml/2006/main" xmlns:w14="http://schemas.microsoft.com/office/word/2010/wordml" xmlns:w15="http://schemas.microsoft.com/office/word/2012/wordml" xmlns:w16se="http://schemas.microsoft.com/office/word/2015/wordml/symex" xmlns:wpg="http://schemas.microsoft.com/office/word/2010/wordprocessingGroup" xmlns:wpi="http://schemas.microsoft.com/office/word/2010/wordprocessingInk" xmlns:wne="http://schemas.microsoft.com/office/word/2006/wordml" xmlns:wps="http://schemas.microsoft.com/office/word/2010/wordprocessingShape" mc:Ignorable="w14 w15 w16se wp14">
+<w:document xmlns:wpc="http://schemas.microsoft.com/office/word/2010/wordprocessingCanvas" xmlns:cx="http://schemas.microsoft.com/office/drawing/2014/chartex" xmlns:cx1="http://schemas.microsoft.com/office/drawing/2015/9/8/chartex" xmlns:cx2="http://schemas.microsoft.com/office/drawing/2015/10/21/chartex" xmlns:cx3="http://schemas.microsoft.com/office/drawing/2016/5/9/chartex" xmlns:cx4="http://schemas.microsoft.com/office/drawing/2016/5/10/chartex" xmlns:cx5="http://schemas.microsoft.com/office/drawing/2016/5/11/chartex" xmlns:cx6="http://schemas.microsoft.com/office/drawing/2016/5/12/chartex" xmlns:cx7="http://schemas.microsoft.com/office/drawing/2016/5/13/chartex" xmlns:cx8="http://schemas.microsoft.com/office/drawing/2016/5/14/chartex" xmlns:mc="http://schemas.openxmlformats.org/markup-compatibility/2006" xmlns:aink="http://schemas.microsoft.com/office/drawing/2016/ink" xmlns:am3d="http://schemas.microsoft.com/office/drawing/2017/model3d" xmlns:o="urn:schemas-microsoft-com:office:office" xmlns:r="http://schemas.openxmlformats.org/officeDocument/2006/relationships" xmlns:m="http://schemas.openxmlformats.org/officeDocument/2006/math" xmlns:v="urn:schemas-microsoft-com:vml" xmlns:wp14="http://schemas.microsoft.com/office/word/2010/wordprocessingDrawing" xmlns:wp="http://schemas.openxmlformats.org/drawingml/2006/wordprocessingDrawing" xmlns:w10="urn:schemas-microsoft-com:office:word" xmlns:w="http://schemas.openxmlformats.org/wordprocessingml/2006/main" xmlns:w14="http://schemas.microsoft.com/office/word/2010/wordml" xmlns:w15="http://schemas.microsoft.com/office/word/2012/wordml" xmlns:w16cex="http://schemas.microsoft.com/office/word/2018/wordml/cex" xmlns:w16cid="http://schemas.microsoft.com/office/word/2016/wordml/cid" xmlns:w16="http://schemas.microsoft.com/office/word/2018/wordml" xmlns:w16se="http://schemas.microsoft.com/office/word/2015/wordml/symex" xmlns:wpg="http://schemas.microsoft.com/office/word/2010/wordprocessingGroup" xmlns:wpi="http://schemas.microsoft.com/office/word/2010/wordprocessingInk" xmlns:wne="http://schemas.microsoft.com/office/word/2006/wordml" xmlns:wps="http://schemas.microsoft.com/office/word/2010/wordprocessingShape" mc:Ignorable="w14 w15 w16se w16cid w16 w16cex wp14">
   <w:body>
     <w:tbl>
       <w:tblPr>
@@ -314,9 +314,8 @@
                 <w:color w:val="595959" w:themeColor="text1" w:themeTint="A6"/>
                 <w:lang w:eastAsia="fr-FR"/>
               </w:rPr>
-              <w:t xml:space="preserve">, </w:t>
-            </w:r>
-            <w:proofErr w:type="spellStart"/>
+              <w:t>, DevOps</w:t>
+            </w:r>
             <w:r>
               <w:rPr>
                 <w:rFonts w:asciiTheme="minorHAnsi" w:eastAsiaTheme="minorHAnsi" w:hAnsiTheme="minorHAnsi" w:cs="Calibri"/>
@@ -325,10 +324,14 @@
                 <w:color w:val="595959" w:themeColor="text1" w:themeTint="A6"/>
                 <w:lang w:eastAsia="fr-FR"/>
               </w:rPr>
-              <w:t>DevOps</w:t>
-            </w:r>
-            <w:proofErr w:type="spellEnd"/>
-            <w:r>
+              <w:t>,</w:t>
+            </w:r>
+          </w:p>
+          <w:p>
+            <w:pPr>
+              <w:pStyle w:val="Contenudetableau"/>
+              <w:ind w:right="3"/>
+              <w:jc w:val="right"/>
               <w:rPr>
                 <w:rFonts w:asciiTheme="minorHAnsi" w:eastAsiaTheme="minorHAnsi" w:hAnsiTheme="minorHAnsi" w:cs="Calibri"/>
                 <w:b/>
@@ -336,7 +339,26 @@
                 <w:color w:val="595959" w:themeColor="text1" w:themeTint="A6"/>
                 <w:lang w:eastAsia="fr-FR"/>
               </w:rPr>
-              <w:t>, Anglais courant</w:t>
+            </w:pPr>
+            <w:r>
+              <w:rPr>
+                <w:rFonts w:asciiTheme="minorHAnsi" w:eastAsiaTheme="minorHAnsi" w:hAnsiTheme="minorHAnsi" w:cs="Calibri"/>
+                <w:b/>
+                <w:bCs/>
+                <w:color w:val="595959" w:themeColor="text1" w:themeTint="A6"/>
+                <w:lang w:eastAsia="fr-FR"/>
+              </w:rPr>
+              <w:t>Kubernetes</w:t>
+            </w:r>
+            <w:r>
+              <w:rPr>
+                <w:rFonts w:asciiTheme="minorHAnsi" w:eastAsiaTheme="minorHAnsi" w:hAnsiTheme="minorHAnsi" w:cs="Calibri"/>
+                <w:b/>
+                <w:bCs/>
+                <w:color w:val="595959" w:themeColor="text1" w:themeTint="A6"/>
+                <w:lang w:eastAsia="fr-FR"/>
+              </w:rPr>
+              <w:t>, Docker</w:t>
             </w:r>
           </w:p>
         </w:tc>
@@ -533,46 +555,14 @@
                 <w:rFonts w:cs="Calibri"/>
                 <w:szCs w:val="22"/>
               </w:rPr>
-              <w:t xml:space="preserve">automatisation du processus d’installation du logiciel </w:t>
-            </w:r>
-            <w:proofErr w:type="spellStart"/>
-            <w:r>
-              <w:rPr>
-                <w:rFonts w:cs="Calibri"/>
-                <w:szCs w:val="22"/>
-              </w:rPr>
-              <w:t>Graphtalk</w:t>
-            </w:r>
-            <w:proofErr w:type="spellEnd"/>
-            <w:r>
-              <w:rPr>
-                <w:rFonts w:cs="Calibri"/>
-                <w:szCs w:val="22"/>
-              </w:rPr>
-              <w:t xml:space="preserve"> AIA de DXC</w:t>
-            </w:r>
-            <w:r>
-              <w:rPr>
-                <w:rFonts w:cs="Calibri"/>
-                <w:szCs w:val="22"/>
-              </w:rPr>
-              <w:t>, et des composants de la plateforme d’</w:t>
-            </w:r>
-            <w:proofErr w:type="spellStart"/>
-            <w:r>
-              <w:rPr>
-                <w:rFonts w:cs="Calibri"/>
-                <w:szCs w:val="22"/>
-              </w:rPr>
-              <w:t>Iot</w:t>
-            </w:r>
-            <w:proofErr w:type="spellEnd"/>
-            <w:r>
-              <w:rPr>
-                <w:rFonts w:cs="Calibri"/>
-                <w:szCs w:val="22"/>
-              </w:rPr>
-              <w:t xml:space="preserve"> DSP chez Schneider</w:t>
+              <w:t>automatisation du processus d’installation du logiciel Graphtalk AIA de DXC</w:t>
+            </w:r>
+            <w:r>
+              <w:rPr>
+                <w:rFonts w:cs="Calibri"/>
+                <w:szCs w:val="22"/>
+              </w:rPr>
+              <w:t>, et des composants de la plateforme d’Iot DSP chez Schneider</w:t>
             </w:r>
             <w:r>
               <w:rPr>
@@ -759,55 +749,7 @@
                 <w:rFonts w:cs="Calibri"/>
                 <w:szCs w:val="22"/>
               </w:rPr>
-              <w:t xml:space="preserve"> AWS Business Professional </w:t>
-            </w:r>
-            <w:proofErr w:type="spellStart"/>
-            <w:r>
-              <w:rPr>
-                <w:rFonts w:cs="Calibri"/>
-                <w:szCs w:val="22"/>
-              </w:rPr>
-              <w:t>Accreditation</w:t>
-            </w:r>
-            <w:proofErr w:type="spellEnd"/>
-            <w:r>
-              <w:rPr>
-                <w:rFonts w:cs="Calibri"/>
-                <w:szCs w:val="22"/>
-              </w:rPr>
-              <w:t xml:space="preserve">, AWS </w:t>
-            </w:r>
-            <w:proofErr w:type="spellStart"/>
-            <w:r>
-              <w:rPr>
-                <w:rFonts w:cs="Calibri"/>
-                <w:szCs w:val="22"/>
-              </w:rPr>
-              <w:t>Technical</w:t>
-            </w:r>
-            <w:proofErr w:type="spellEnd"/>
-            <w:r>
-              <w:rPr>
-                <w:rFonts w:cs="Calibri"/>
-                <w:szCs w:val="22"/>
-              </w:rPr>
-              <w:t xml:space="preserve"> Professional </w:t>
-            </w:r>
-            <w:proofErr w:type="spellStart"/>
-            <w:r>
-              <w:rPr>
-                <w:rFonts w:cs="Calibri"/>
-                <w:szCs w:val="22"/>
-              </w:rPr>
-              <w:t>Accreditation</w:t>
-            </w:r>
-            <w:proofErr w:type="spellEnd"/>
-            <w:r>
-              <w:rPr>
-                <w:rFonts w:cs="Calibri"/>
-                <w:szCs w:val="22"/>
-              </w:rPr>
-              <w:t xml:space="preserve">. </w:t>
+              <w:t xml:space="preserve"> AWS Business Professional Accreditation, AWS Technical Professional Accreditation. </w:t>
             </w:r>
           </w:p>
           <w:p>
@@ -911,53 +853,14 @@
                 <w:rFonts w:cs="Calibri"/>
                 <w:szCs w:val="22"/>
               </w:rPr>
-              <w:t xml:space="preserve"> (docker-compose</w:t>
-            </w:r>
-            <w:r>
-              <w:rPr>
-                <w:rFonts w:cs="Calibri"/>
-                <w:szCs w:val="22"/>
-              </w:rPr>
-              <w:t xml:space="preserve">, </w:t>
-            </w:r>
-            <w:proofErr w:type="spellStart"/>
-            <w:r>
-              <w:rPr>
-                <w:rFonts w:cs="Calibri"/>
-                <w:szCs w:val="22"/>
-              </w:rPr>
-              <w:t>Helm</w:t>
-            </w:r>
-            <w:proofErr w:type="spellEnd"/>
-            <w:r>
-              <w:rPr>
-                <w:rFonts w:cs="Calibri"/>
-                <w:szCs w:val="22"/>
-              </w:rPr>
-              <w:t xml:space="preserve">…) </w:t>
-            </w:r>
-            <w:r>
-              <w:rPr>
-                <w:rFonts w:cs="Calibri"/>
-                <w:szCs w:val="22"/>
-              </w:rPr>
               <w:t xml:space="preserve"> </w:t>
             </w:r>
-            <w:proofErr w:type="gramStart"/>
-            <w:r>
-              <w:rPr>
-                <w:rFonts w:cs="Calibri"/>
-                <w:szCs w:val="22"/>
-              </w:rPr>
-              <w:t>sous</w:t>
-            </w:r>
-            <w:proofErr w:type="gramEnd"/>
-            <w:r>
-              <w:rPr>
-                <w:rFonts w:cs="Calibri"/>
-                <w:szCs w:val="22"/>
-              </w:rPr>
-              <w:t xml:space="preserve"> Amazon </w:t>
+            <w:r>
+              <w:rPr>
+                <w:rFonts w:cs="Calibri"/>
+                <w:szCs w:val="22"/>
+              </w:rPr>
+              <w:t xml:space="preserve">sous Amazon </w:t>
             </w:r>
             <w:r>
               <w:rPr>
@@ -971,71 +874,14 @@
                 <w:rFonts w:cs="Calibri"/>
                 <w:szCs w:val="22"/>
               </w:rPr>
-              <w:t xml:space="preserve"> et Microsoft Azure, </w:t>
-            </w:r>
-            <w:proofErr w:type="spellStart"/>
-            <w:r>
-              <w:rPr>
-                <w:rFonts w:cs="Calibri"/>
-                <w:szCs w:val="22"/>
-              </w:rPr>
-              <w:t>VirtualBox</w:t>
-            </w:r>
-            <w:proofErr w:type="spellEnd"/>
-            <w:r>
-              <w:rPr>
-                <w:rFonts w:cs="Calibri"/>
-                <w:szCs w:val="22"/>
-              </w:rPr>
-              <w:t xml:space="preserve">, </w:t>
-            </w:r>
-            <w:proofErr w:type="spellStart"/>
-            <w:r>
-              <w:rPr>
-                <w:rFonts w:cs="Calibri"/>
-                <w:szCs w:val="22"/>
-              </w:rPr>
-              <w:t>Vagrant</w:t>
-            </w:r>
-            <w:proofErr w:type="spellEnd"/>
-            <w:r>
-              <w:rPr>
-                <w:rFonts w:cs="Calibri"/>
-                <w:szCs w:val="22"/>
-              </w:rPr>
-              <w:t xml:space="preserve">, Ruby, Jenkins, </w:t>
-            </w:r>
-            <w:proofErr w:type="spellStart"/>
-            <w:r>
-              <w:rPr>
-                <w:rFonts w:cs="Calibri"/>
-                <w:szCs w:val="22"/>
-              </w:rPr>
-              <w:t>Cucumber</w:t>
-            </w:r>
-            <w:proofErr w:type="spellEnd"/>
-            <w:r>
-              <w:rPr>
-                <w:rFonts w:cs="Calibri"/>
-                <w:szCs w:val="22"/>
-              </w:rPr>
-              <w:t xml:space="preserve">, </w:t>
-            </w:r>
-            <w:proofErr w:type="spellStart"/>
-            <w:r>
-              <w:rPr>
-                <w:rFonts w:cs="Calibri"/>
-                <w:szCs w:val="22"/>
-              </w:rPr>
-              <w:t>Ansible</w:t>
-            </w:r>
-            <w:proofErr w:type="spellEnd"/>
-            <w:r>
-              <w:rPr>
-                <w:rFonts w:cs="Calibri"/>
-                <w:szCs w:val="22"/>
-              </w:rPr>
-              <w:t>,</w:t>
+              <w:t xml:space="preserve"> et Microsoft Azure, VirtualBox, Ruby, Jenkins, Cucumber, Ansible,</w:t>
+            </w:r>
+            <w:r>
+              <w:rPr>
+                <w:rFonts w:cs="Calibri"/>
+                <w:szCs w:val="22"/>
+              </w:rPr>
+              <w:t xml:space="preserve"> Terraform,</w:t>
             </w:r>
             <w:r>
               <w:rPr>
@@ -1044,28 +890,12 @@
               </w:rPr>
               <w:t xml:space="preserve"> </w:t>
             </w:r>
-            <w:proofErr w:type="spellStart"/>
-            <w:r>
-              <w:rPr>
-                <w:rFonts w:cs="Calibri"/>
-                <w:szCs w:val="22"/>
-              </w:rPr>
-              <w:t>Terraform</w:t>
-            </w:r>
-            <w:proofErr w:type="spellEnd"/>
-            <w:r>
-              <w:rPr>
-                <w:rFonts w:cs="Calibri"/>
-                <w:szCs w:val="22"/>
-              </w:rPr>
-              <w:t>,</w:t>
-            </w:r>
-            <w:r>
-              <w:rPr>
-                <w:rFonts w:cs="Calibri"/>
-                <w:szCs w:val="22"/>
-              </w:rPr>
-              <w:t xml:space="preserve"> </w:t>
+            <w:r>
+              <w:rPr>
+                <w:rFonts w:cs="Calibri"/>
+                <w:szCs w:val="22"/>
+              </w:rPr>
+              <w:t>Kubernetes (</w:t>
             </w:r>
             <w:r>
               <w:rPr>
@@ -1079,6 +909,13 @@
                 <w:rFonts w:cs="Calibri"/>
                 <w:szCs w:val="22"/>
               </w:rPr>
+              <w:t>)</w:t>
+            </w:r>
+            <w:r>
+              <w:rPr>
+                <w:rFonts w:cs="Calibri"/>
+                <w:szCs w:val="22"/>
+              </w:rPr>
               <w:t xml:space="preserve">. </w:t>
             </w:r>
             <w:r>
@@ -1086,17 +923,8 @@
                 <w:rFonts w:cs="Calibri"/>
                 <w:szCs w:val="22"/>
               </w:rPr>
-              <w:t xml:space="preserve">Azure </w:t>
-            </w:r>
-            <w:proofErr w:type="spellStart"/>
-            <w:r>
-              <w:rPr>
-                <w:rFonts w:cs="Calibri"/>
-                <w:szCs w:val="22"/>
-              </w:rPr>
-              <w:t>DevOps</w:t>
-            </w:r>
-            <w:proofErr w:type="spellEnd"/>
+              <w:t>Azure DevOps</w:t>
+            </w:r>
           </w:p>
         </w:tc>
       </w:tr>
@@ -1320,8 +1148,9 @@
               <w:spacing w:before="0" w:after="0" w:line="240" w:lineRule="auto"/>
               <w:jc w:val="both"/>
               <w:rPr>
-                <w:color w:val="00000A"/>
-                <w:sz w:val="21"/>
+                <w:rFonts w:cstheme="majorHAnsi"/>
+                <w:b w:val="0"/>
+                <w:sz w:val="16"/>
               </w:rPr>
             </w:pPr>
             <w:r>
@@ -1358,8 +1187,6 @@
               </w:rPr>
               <w:t xml:space="preserve"> </w:t>
             </w:r>
-            <w:bookmarkStart w:id="0" w:name="_GoBack"/>
-            <w:bookmarkEnd w:id="0"/>
             <w:r>
               <w:rPr>
                 <w:rStyle w:val="Titre1Car"/>
@@ -1616,23 +1443,7 @@
                 <w:b/>
                 <w:bCs/>
               </w:rPr>
-              <w:t xml:space="preserve"> </w:t>
-            </w:r>
-            <w:proofErr w:type="spellStart"/>
-            <w:r>
-              <w:rPr>
-                <w:b/>
-                <w:bCs/>
-              </w:rPr>
-              <w:t>framework</w:t>
-            </w:r>
-            <w:proofErr w:type="spellEnd"/>
-            <w:r>
-              <w:rPr>
-                <w:b/>
-                <w:bCs/>
-              </w:rPr>
-              <w:t xml:space="preserve"> D</w:t>
+              <w:t xml:space="preserve"> framework D</w:t>
             </w:r>
             <w:r>
               <w:rPr>
@@ -1700,6 +1511,25 @@
               <w:spacing w:before="0" w:after="0" w:line="240" w:lineRule="auto"/>
               <w:jc w:val="both"/>
               <w:outlineLvl w:val="1"/>
+              <w:rPr>
+                <w:rFonts w:asciiTheme="majorHAnsi" w:eastAsiaTheme="majorEastAsia" w:hAnsiTheme="majorHAnsi" w:cstheme="majorBidi"/>
+                <w:bCs/>
+                <w:color w:val="4F81BD" w:themeColor="accent1"/>
+                <w:szCs w:val="18"/>
+                <w14:shadow w14:blurRad="38100" w14:dist="25400" w14:dir="5400000" w14:sx="100000" w14:sy="100000" w14:kx="0" w14:ky="0" w14:algn="ctr">
+                  <w14:srgbClr w14:val="6E747A">
+                    <w14:alpha w14:val="57000"/>
+                  </w14:srgbClr>
+                </w14:shadow>
+                <w14:textOutline w14:w="0" w14:cap="flat" w14:cmpd="sng" w14:algn="ctr">
+                  <w14:noFill/>
+                  <w14:prstDash w14:val="solid"/>
+                  <w14:round/>
+                </w14:textOutline>
+                <w14:ligatures w14:val="standardContextual"/>
+              </w:rPr>
+            </w:pPr>
+            <w:r>
               <w:rPr>
                 <w:rFonts w:asciiTheme="majorHAnsi" w:eastAsiaTheme="majorEastAsia" w:hAnsiTheme="majorHAnsi" w:cstheme="majorBidi"/>
                 <w:bCs/>
@@ -1718,33 +1548,8 @@
                 </w14:textOutline>
                 <w14:ligatures w14:val="standardContextual"/>
               </w:rPr>
-            </w:pPr>
-          </w:p>
-          <w:p>
-            <w:pPr>
-              <w:keepNext/>
-              <w:keepLines/>
-              <w:spacing w:before="0" w:after="0" w:line="240" w:lineRule="auto"/>
-              <w:jc w:val="both"/>
-              <w:outlineLvl w:val="1"/>
-              <w:rPr>
-                <w:rFonts w:asciiTheme="majorHAnsi" w:eastAsiaTheme="majorEastAsia" w:hAnsiTheme="majorHAnsi" w:cstheme="majorBidi"/>
-                <w:bCs/>
-                <w:color w:val="4F81BD" w:themeColor="accent1"/>
-                <w:szCs w:val="18"/>
-                <w14:shadow w14:blurRad="38100" w14:dist="25400" w14:dir="5400000" w14:sx="100000" w14:sy="100000" w14:kx="0" w14:ky="0" w14:algn="ctr">
-                  <w14:srgbClr w14:val="6E747A">
-                    <w14:alpha w14:val="57000"/>
-                  </w14:srgbClr>
-                </w14:shadow>
-                <w14:textOutline w14:w="0" w14:cap="flat" w14:cmpd="sng" w14:algn="ctr">
-                  <w14:noFill/>
-                  <w14:prstDash w14:val="solid"/>
-                  <w14:round/>
-                </w14:textOutline>
-                <w14:ligatures w14:val="standardContextual"/>
-              </w:rPr>
-            </w:pPr>
+              <w:t xml:space="preserve">Consultant </w:t>
+            </w:r>
             <w:r>
               <w:rPr>
                 <w:rFonts w:asciiTheme="majorHAnsi" w:eastAsiaTheme="majorEastAsia" w:hAnsiTheme="majorHAnsi" w:cstheme="majorBidi"/>
@@ -1764,7 +1569,7 @@
                 </w14:textOutline>
                 <w14:ligatures w14:val="standardContextual"/>
               </w:rPr>
-              <w:t xml:space="preserve">Consultant </w:t>
+              <w:t>chez S</w:t>
             </w:r>
             <w:r>
               <w:rPr>
@@ -1785,27 +1590,6 @@
                 </w14:textOutline>
                 <w14:ligatures w14:val="standardContextual"/>
               </w:rPr>
-              <w:t>chez S</w:t>
-            </w:r>
-            <w:r>
-              <w:rPr>
-                <w:rFonts w:asciiTheme="majorHAnsi" w:eastAsiaTheme="majorEastAsia" w:hAnsiTheme="majorHAnsi" w:cstheme="majorBidi"/>
-                <w:bCs/>
-                <w:color w:val="4F81BD" w:themeColor="accent1"/>
-                <w:sz w:val="21"/>
-                <w:szCs w:val="18"/>
-                <w14:shadow w14:blurRad="38100" w14:dist="25400" w14:dir="5400000" w14:sx="100000" w14:sy="100000" w14:kx="0" w14:ky="0" w14:algn="ctr">
-                  <w14:srgbClr w14:val="6E747A">
-                    <w14:alpha w14:val="57000"/>
-                  </w14:srgbClr>
-                </w14:shadow>
-                <w14:textOutline w14:w="0" w14:cap="flat" w14:cmpd="sng" w14:algn="ctr">
-                  <w14:noFill/>
-                  <w14:prstDash w14:val="solid"/>
-                  <w14:round/>
-                </w14:textOutline>
-                <w14:ligatures w14:val="standardContextual"/>
-              </w:rPr>
               <w:t>chneider avril 2019 - avril 2020</w:t>
             </w:r>
           </w:p>
@@ -1825,7 +1609,6 @@
               </w:rPr>
               <w:t xml:space="preserve">Consultant </w:t>
             </w:r>
-            <w:proofErr w:type="spellStart"/>
             <w:r>
               <w:rPr>
                 <w:b/>
@@ -1833,9 +1616,8 @@
                 <w:color w:val="4F81BD" w:themeColor="accent1"/>
                 <w:sz w:val="22"/>
               </w:rPr>
-              <w:t>DevOps</w:t>
-            </w:r>
-            <w:proofErr w:type="spellEnd"/>
+              <w:t xml:space="preserve">DevOps </w:t>
+            </w:r>
             <w:r>
               <w:rPr>
                 <w:b/>
@@ -1843,96 +1625,7 @@
                 <w:color w:val="4F81BD" w:themeColor="accent1"/>
                 <w:sz w:val="22"/>
               </w:rPr>
-              <w:t xml:space="preserve"> </w:t>
-            </w:r>
-            <w:r>
-              <w:rPr>
-                <w:b/>
-                <w:smallCaps/>
-                <w:color w:val="4F81BD" w:themeColor="accent1"/>
-                <w:sz w:val="22"/>
-              </w:rPr>
-              <w:t xml:space="preserve">dans l’équipe R&amp;D </w:t>
-            </w:r>
-            <w:proofErr w:type="spellStart"/>
-            <w:r>
-              <w:rPr>
-                <w:b/>
-                <w:smallCaps/>
-                <w:color w:val="4F81BD" w:themeColor="accent1"/>
-                <w:sz w:val="22"/>
-              </w:rPr>
-              <w:t>DmnPint</w:t>
-            </w:r>
-            <w:proofErr w:type="spellEnd"/>
-            <w:r>
-              <w:rPr>
-                <w:b/>
-                <w:smallCaps/>
-                <w:color w:val="4F81BD" w:themeColor="accent1"/>
-                <w:sz w:val="22"/>
-              </w:rPr>
-              <w:t xml:space="preserve"> sur la plateforme de gestion d’objets connectés ETP (</w:t>
-            </w:r>
-            <w:proofErr w:type="spellStart"/>
-            <w:r>
-              <w:rPr>
-                <w:b/>
-                <w:smallCaps/>
-                <w:color w:val="4F81BD" w:themeColor="accent1"/>
-                <w:sz w:val="22"/>
-              </w:rPr>
-              <w:t>Exostruxure</w:t>
-            </w:r>
-            <w:proofErr w:type="spellEnd"/>
-            <w:r>
-              <w:rPr>
-                <w:b/>
-                <w:smallCaps/>
-                <w:color w:val="4F81BD" w:themeColor="accent1"/>
-                <w:sz w:val="22"/>
-              </w:rPr>
-              <w:t xml:space="preserve"> </w:t>
-            </w:r>
-            <w:proofErr w:type="spellStart"/>
-            <w:r>
-              <w:rPr>
-                <w:b/>
-                <w:smallCaps/>
-                <w:color w:val="4F81BD" w:themeColor="accent1"/>
-                <w:sz w:val="22"/>
-              </w:rPr>
-              <w:t>Technology</w:t>
-            </w:r>
-            <w:proofErr w:type="spellEnd"/>
-            <w:r>
-              <w:rPr>
-                <w:b/>
-                <w:smallCaps/>
-                <w:color w:val="4F81BD" w:themeColor="accent1"/>
-                <w:sz w:val="22"/>
-              </w:rPr>
-              <w:t xml:space="preserve"> </w:t>
-            </w:r>
-            <w:proofErr w:type="spellStart"/>
-            <w:r>
-              <w:rPr>
-                <w:b/>
-                <w:smallCaps/>
-                <w:color w:val="4F81BD" w:themeColor="accent1"/>
-                <w:sz w:val="22"/>
-              </w:rPr>
-              <w:t>Plateform</w:t>
-            </w:r>
-            <w:proofErr w:type="spellEnd"/>
-            <w:r>
-              <w:rPr>
-                <w:b/>
-                <w:smallCaps/>
-                <w:color w:val="4F81BD" w:themeColor="accent1"/>
-                <w:sz w:val="22"/>
-              </w:rPr>
-              <w:t>)</w:t>
+              <w:t>dans l’équipe R&amp;D DmnPint sur la plateforme de gestion d’objets connectés ETP (Exostruxure Technology Plateform)</w:t>
             </w:r>
             <w:r>
               <w:t>.</w:t>
@@ -2033,6 +1726,28 @@
                 <w:bCs/>
               </w:rPr>
               <w:t>Intervention dans les différents processus DevOps au cœur de l’équipe R&amp;D</w:t>
+            </w:r>
+          </w:p>
+          <w:p>
+            <w:pPr>
+              <w:pStyle w:val="Paragraphedeliste"/>
+              <w:numPr>
+                <w:ilvl w:val="0"/>
+                <w:numId w:val="4"/>
+              </w:numPr>
+              <w:spacing w:before="0" w:after="0" w:line="240" w:lineRule="auto"/>
+              <w:jc w:val="both"/>
+              <w:rPr>
+                <w:b/>
+                <w:bCs/>
+              </w:rPr>
+            </w:pPr>
+            <w:r>
+              <w:rPr>
+                <w:b/>
+                <w:bCs/>
+              </w:rPr>
+              <w:t>Formation Kubernetes sous AKS par Microsoft</w:t>
             </w:r>
           </w:p>
           <w:p>
@@ -2660,21 +2375,7 @@
               <w:rPr>
                 <w:rFonts w:cs="Calibri"/>
               </w:rPr>
-              <w:t xml:space="preserve">Outil d’automatisation de l’installation de </w:t>
-            </w:r>
-            <w:proofErr w:type="spellStart"/>
-            <w:r>
-              <w:rPr>
-                <w:rFonts w:cs="Calibri"/>
-              </w:rPr>
-              <w:t>Graphtalk</w:t>
-            </w:r>
-            <w:proofErr w:type="spellEnd"/>
-            <w:r>
-              <w:rPr>
-                <w:rFonts w:cs="Calibri"/>
-              </w:rPr>
-              <w:t xml:space="preserve"> AIA sur sites de production</w:t>
+              <w:t>Outil d’automatisation de l’installation de Graphtalk AIA sur sites de production</w:t>
             </w:r>
           </w:p>
           <w:p>
@@ -2699,25 +2400,7 @@
                 <w:b/>
                 <w:i/>
               </w:rPr>
-              <w:t xml:space="preserve">Proxy Product </w:t>
-            </w:r>
-            <w:proofErr w:type="spellStart"/>
-            <w:r>
-              <w:rPr>
-                <w:rFonts w:cs="Calibri"/>
-                <w:b/>
-                <w:i/>
-              </w:rPr>
-              <w:t>Owner</w:t>
-            </w:r>
-            <w:proofErr w:type="spellEnd"/>
-            <w:r>
-              <w:rPr>
-                <w:rFonts w:cs="Calibri"/>
-                <w:b/>
-                <w:i/>
-              </w:rPr>
-              <w:t xml:space="preserve">, Gestion de la backlog du projet, Consultant </w:t>
+              <w:t xml:space="preserve">Proxy Product Owner, Gestion de la backlog du projet, Consultant </w:t>
             </w:r>
             <w:r>
               <w:rPr>
@@ -2746,25 +2429,7 @@
                 <w:bCs/>
                 <w:iCs/>
               </w:rPr>
-              <w:t xml:space="preserve">Migration du logiciel </w:t>
-            </w:r>
-            <w:proofErr w:type="spellStart"/>
-            <w:r>
-              <w:rPr>
-                <w:rFonts w:eastAsia="Times New Roman" w:cs="Calibri"/>
-                <w:bCs/>
-                <w:iCs/>
-              </w:rPr>
-              <w:t>Graphtalk</w:t>
-            </w:r>
-            <w:proofErr w:type="spellEnd"/>
-            <w:r>
-              <w:rPr>
-                <w:rFonts w:eastAsia="Times New Roman" w:cs="Calibri"/>
-                <w:bCs/>
-                <w:iCs/>
-              </w:rPr>
-              <w:t xml:space="preserve"> AIA dans le Cloud AWS </w:t>
+              <w:t xml:space="preserve">Migration du logiciel Graphtalk AIA dans le Cloud AWS </w:t>
             </w:r>
           </w:p>
           <w:p>
@@ -3116,17 +2781,8 @@
                 <w:rFonts w:cs="Calibri"/>
                 <w:color w:val="0070C0"/>
               </w:rPr>
-              <w:t xml:space="preserve">Responsable du projet </w:t>
-            </w:r>
-            <w:proofErr w:type="spellStart"/>
-            <w:r>
-              <w:rPr>
-                <w:rFonts w:cs="Calibri"/>
-                <w:color w:val="0070C0"/>
-              </w:rPr>
-              <w:t>TaggImage</w:t>
-            </w:r>
-            <w:proofErr w:type="spellEnd"/>
+              <w:t>Responsable du projet TaggImage</w:t>
+            </w:r>
             <w:r>
               <w:rPr>
                 <w:rFonts w:cs="Calibri"/>
@@ -3165,21 +2821,7 @@
               <w:rPr>
                 <w:rFonts w:cs="Calibri"/>
               </w:rPr>
-              <w:t xml:space="preserve"> du logiciel </w:t>
-            </w:r>
-            <w:proofErr w:type="spellStart"/>
-            <w:r>
-              <w:rPr>
-                <w:rFonts w:cs="Calibri"/>
-              </w:rPr>
-              <w:t>VotExpress</w:t>
-            </w:r>
-            <w:proofErr w:type="spellEnd"/>
-            <w:r>
-              <w:rPr>
-                <w:rFonts w:cs="Calibri"/>
-              </w:rPr>
-              <w:t>, solution d’organisation d’élections professionnelles par traitement électronique des votes par correspondance. Ma mission a porté sur la conception, réalisation et mise en exploitation sur sites des premières versions du logiciel.</w:t>
+              <w:t xml:space="preserve"> du logiciel VotExpress, solution d’organisation d’élections professionnelles par traitement électronique des votes par correspondance. Ma mission a porté sur la conception, réalisation et mise en exploitation sur sites des premières versions du logiciel.</w:t>
             </w:r>
           </w:p>
           <w:p>
@@ -3326,23 +2968,7 @@
                 <w:sz w:val="19"/>
                 <w:szCs w:val="19"/>
               </w:rPr>
-              <w:t>Stage de 6 mois (</w:t>
-            </w:r>
-            <w:proofErr w:type="spellStart"/>
-            <w:r>
-              <w:rPr>
-                <w:sz w:val="19"/>
-                <w:szCs w:val="19"/>
-              </w:rPr>
-              <w:t>ent</w:t>
-            </w:r>
-            <w:proofErr w:type="spellEnd"/>
-            <w:r>
-              <w:rPr>
-                <w:sz w:val="19"/>
-                <w:szCs w:val="19"/>
-              </w:rPr>
-              <w:t xml:space="preserve">. </w:t>
+              <w:t xml:space="preserve">Stage de 6 mois (ent. </w:t>
             </w:r>
             <w:r>
               <w:rPr>
@@ -3496,33 +3122,7 @@
                 <w:szCs w:val="19"/>
                 <w14:ligatures w14:val="standardContextual"/>
               </w:rPr>
-              <w:t xml:space="preserve">UNIV. J. FOURIER, Grenoble – </w:t>
-            </w:r>
-            <w:proofErr w:type="spellStart"/>
-            <w:r>
-              <w:rPr>
-                <w:rFonts w:eastAsiaTheme="majorEastAsia" w:cstheme="majorBidi"/>
-                <w:bCs/>
-                <w:smallCaps/>
-                <w:color w:val="404040" w:themeColor="text1" w:themeTint="BF"/>
-                <w:sz w:val="19"/>
-                <w:szCs w:val="19"/>
-                <w14:ligatures w14:val="standardContextual"/>
-              </w:rPr>
-              <w:t>Obt</w:t>
-            </w:r>
-            <w:proofErr w:type="spellEnd"/>
-            <w:r>
-              <w:rPr>
-                <w:rFonts w:eastAsiaTheme="majorEastAsia" w:cstheme="majorBidi"/>
-                <w:bCs/>
-                <w:smallCaps/>
-                <w:color w:val="404040" w:themeColor="text1" w:themeTint="BF"/>
-                <w:sz w:val="19"/>
-                <w:szCs w:val="19"/>
-                <w14:ligatures w14:val="standardContextual"/>
-              </w:rPr>
-              <w:t>. 1993</w:t>
+              <w:t>UNIV. J. FOURIER, Grenoble – Obt. 1993</w:t>
             </w:r>
           </w:p>
           <w:p>
@@ -3690,7 +3290,7 @@
 </file>
 
 <file path=word/endnotes.xml><?xml version="1.0" encoding="utf-8"?>
-<w:endnotes xmlns:wpc="http://schemas.microsoft.com/office/word/2010/wordprocessingCanvas" xmlns:cx="http://schemas.microsoft.com/office/drawing/2014/chartex" xmlns:cx1="http://schemas.microsoft.com/office/drawing/2015/9/8/chartex" xmlns:mc="http://schemas.openxmlformats.org/markup-compatibility/2006" xmlns:o="urn:schemas-microsoft-com:office:office" xmlns:r="http://schemas.openxmlformats.org/officeDocument/2006/relationships" xmlns:m="http://schemas.openxmlformats.org/officeDocument/2006/math" xmlns:v="urn:schemas-microsoft-com:vml" xmlns:wp14="http://schemas.microsoft.com/office/word/2010/wordprocessingDrawing" xmlns:wp="http://schemas.openxmlformats.org/drawingml/2006/wordprocessingDrawing" xmlns:w10="urn:schemas-microsoft-com:office:word" xmlns:w="http://schemas.openxmlformats.org/wordprocessingml/2006/main" xmlns:w14="http://schemas.microsoft.com/office/word/2010/wordml" xmlns:w15="http://schemas.microsoft.com/office/word/2012/wordml" xmlns:w16se="http://schemas.microsoft.com/office/word/2015/wordml/symex" xmlns:wpg="http://schemas.microsoft.com/office/word/2010/wordprocessingGroup" xmlns:wpi="http://schemas.microsoft.com/office/word/2010/wordprocessingInk" xmlns:wne="http://schemas.microsoft.com/office/word/2006/wordml" xmlns:wps="http://schemas.microsoft.com/office/word/2010/wordprocessingShape" mc:Ignorable="w14 w15 w16se wp14">
+<w:endnotes xmlns:wpc="http://schemas.microsoft.com/office/word/2010/wordprocessingCanvas" xmlns:cx="http://schemas.microsoft.com/office/drawing/2014/chartex" xmlns:cx1="http://schemas.microsoft.com/office/drawing/2015/9/8/chartex" xmlns:cx2="http://schemas.microsoft.com/office/drawing/2015/10/21/chartex" xmlns:cx3="http://schemas.microsoft.com/office/drawing/2016/5/9/chartex" xmlns:cx4="http://schemas.microsoft.com/office/drawing/2016/5/10/chartex" xmlns:cx5="http://schemas.microsoft.com/office/drawing/2016/5/11/chartex" xmlns:cx6="http://schemas.microsoft.com/office/drawing/2016/5/12/chartex" xmlns:cx7="http://schemas.microsoft.com/office/drawing/2016/5/13/chartex" xmlns:cx8="http://schemas.microsoft.com/office/drawing/2016/5/14/chartex" xmlns:mc="http://schemas.openxmlformats.org/markup-compatibility/2006" xmlns:aink="http://schemas.microsoft.com/office/drawing/2016/ink" xmlns:am3d="http://schemas.microsoft.com/office/drawing/2017/model3d" xmlns:o="urn:schemas-microsoft-com:office:office" xmlns:r="http://schemas.openxmlformats.org/officeDocument/2006/relationships" xmlns:m="http://schemas.openxmlformats.org/officeDocument/2006/math" xmlns:v="urn:schemas-microsoft-com:vml" xmlns:wp14="http://schemas.microsoft.com/office/word/2010/wordprocessingDrawing" xmlns:wp="http://schemas.openxmlformats.org/drawingml/2006/wordprocessingDrawing" xmlns:w10="urn:schemas-microsoft-com:office:word" xmlns:w="http://schemas.openxmlformats.org/wordprocessingml/2006/main" xmlns:w14="http://schemas.microsoft.com/office/word/2010/wordml" xmlns:w15="http://schemas.microsoft.com/office/word/2012/wordml" xmlns:w16cex="http://schemas.microsoft.com/office/word/2018/wordml/cex" xmlns:w16cid="http://schemas.microsoft.com/office/word/2016/wordml/cid" xmlns:w16="http://schemas.microsoft.com/office/word/2018/wordml" xmlns:w16se="http://schemas.microsoft.com/office/word/2015/wordml/symex" xmlns:wpg="http://schemas.microsoft.com/office/word/2010/wordprocessingGroup" xmlns:wpi="http://schemas.microsoft.com/office/word/2010/wordprocessingInk" xmlns:wne="http://schemas.microsoft.com/office/word/2006/wordml" xmlns:wps="http://schemas.microsoft.com/office/word/2010/wordprocessingShape" mc:Ignorable="w14 w15 w16se w16cid w16 w16cex wp14">
   <w:endnote w:type="separator" w:id="-1">
     <w:p>
       <w:pPr>
@@ -3715,7 +3315,7 @@
 </file>
 
 <file path=word/footer1.xml><?xml version="1.0" encoding="utf-8"?>
-<w:ftr xmlns:wpc="http://schemas.microsoft.com/office/word/2010/wordprocessingCanvas" xmlns:cx="http://schemas.microsoft.com/office/drawing/2014/chartex" xmlns:cx1="http://schemas.microsoft.com/office/drawing/2015/9/8/chartex" xmlns:mc="http://schemas.openxmlformats.org/markup-compatibility/2006" xmlns:o="urn:schemas-microsoft-com:office:office" xmlns:r="http://schemas.openxmlformats.org/officeDocument/2006/relationships" xmlns:m="http://schemas.openxmlformats.org/officeDocument/2006/math" xmlns:v="urn:schemas-microsoft-com:vml" xmlns:wp14="http://schemas.microsoft.com/office/word/2010/wordprocessingDrawing" xmlns:wp="http://schemas.openxmlformats.org/drawingml/2006/wordprocessingDrawing" xmlns:w10="urn:schemas-microsoft-com:office:word" xmlns:w="http://schemas.openxmlformats.org/wordprocessingml/2006/main" xmlns:w14="http://schemas.microsoft.com/office/word/2010/wordml" xmlns:w15="http://schemas.microsoft.com/office/word/2012/wordml" xmlns:w16se="http://schemas.microsoft.com/office/word/2015/wordml/symex" xmlns:wpg="http://schemas.microsoft.com/office/word/2010/wordprocessingGroup" xmlns:wpi="http://schemas.microsoft.com/office/word/2010/wordprocessingInk" xmlns:wne="http://schemas.microsoft.com/office/word/2006/wordml" xmlns:wps="http://schemas.microsoft.com/office/word/2010/wordprocessingShape" mc:Ignorable="w14 w15 w16se wp14">
+<w:ftr xmlns:wpc="http://schemas.microsoft.com/office/word/2010/wordprocessingCanvas" xmlns:cx="http://schemas.microsoft.com/office/drawing/2014/chartex" xmlns:cx1="http://schemas.microsoft.com/office/drawing/2015/9/8/chartex" xmlns:cx2="http://schemas.microsoft.com/office/drawing/2015/10/21/chartex" xmlns:cx3="http://schemas.microsoft.com/office/drawing/2016/5/9/chartex" xmlns:cx4="http://schemas.microsoft.com/office/drawing/2016/5/10/chartex" xmlns:cx5="http://schemas.microsoft.com/office/drawing/2016/5/11/chartex" xmlns:cx6="http://schemas.microsoft.com/office/drawing/2016/5/12/chartex" xmlns:cx7="http://schemas.microsoft.com/office/drawing/2016/5/13/chartex" xmlns:cx8="http://schemas.microsoft.com/office/drawing/2016/5/14/chartex" xmlns:mc="http://schemas.openxmlformats.org/markup-compatibility/2006" xmlns:aink="http://schemas.microsoft.com/office/drawing/2016/ink" xmlns:am3d="http://schemas.microsoft.com/office/drawing/2017/model3d" xmlns:o="urn:schemas-microsoft-com:office:office" xmlns:r="http://schemas.openxmlformats.org/officeDocument/2006/relationships" xmlns:m="http://schemas.openxmlformats.org/officeDocument/2006/math" xmlns:v="urn:schemas-microsoft-com:vml" xmlns:wp14="http://schemas.microsoft.com/office/word/2010/wordprocessingDrawing" xmlns:wp="http://schemas.openxmlformats.org/drawingml/2006/wordprocessingDrawing" xmlns:w10="urn:schemas-microsoft-com:office:word" xmlns:w="http://schemas.openxmlformats.org/wordprocessingml/2006/main" xmlns:w14="http://schemas.microsoft.com/office/word/2010/wordml" xmlns:w15="http://schemas.microsoft.com/office/word/2012/wordml" xmlns:w16cex="http://schemas.microsoft.com/office/word/2018/wordml/cex" xmlns:w16cid="http://schemas.microsoft.com/office/word/2016/wordml/cid" xmlns:w16="http://schemas.microsoft.com/office/word/2018/wordml" xmlns:w16se="http://schemas.microsoft.com/office/word/2015/wordml/symex" xmlns:wpg="http://schemas.microsoft.com/office/word/2010/wordprocessingGroup" xmlns:wpi="http://schemas.microsoft.com/office/word/2010/wordprocessingInk" xmlns:wne="http://schemas.microsoft.com/office/word/2006/wordml" xmlns:wps="http://schemas.microsoft.com/office/word/2010/wordprocessingShape" mc:Ignorable="w14 w15 w16se w16cid w16 w16cex wp14">
   <w:p>
     <w:pPr>
       <w:pStyle w:val="Pieddepage"/>
@@ -3726,7 +3326,7 @@
 </file>
 
 <file path=word/footnotes.xml><?xml version="1.0" encoding="utf-8"?>
-<w:footnotes xmlns:wpc="http://schemas.microsoft.com/office/word/2010/wordprocessingCanvas" xmlns:cx="http://schemas.microsoft.com/office/drawing/2014/chartex" xmlns:cx1="http://schemas.microsoft.com/office/drawing/2015/9/8/chartex" xmlns:mc="http://schemas.openxmlformats.org/markup-compatibility/2006" xmlns:o="urn:schemas-microsoft-com:office:office" xmlns:r="http://schemas.openxmlformats.org/officeDocument/2006/relationships" xmlns:m="http://schemas.openxmlformats.org/officeDocument/2006/math" xmlns:v="urn:schemas-microsoft-com:vml" xmlns:wp14="http://schemas.microsoft.com/office/word/2010/wordprocessingDrawing" xmlns:wp="http://schemas.openxmlformats.org/drawingml/2006/wordprocessingDrawing" xmlns:w10="urn:schemas-microsoft-com:office:word" xmlns:w="http://schemas.openxmlformats.org/wordprocessingml/2006/main" xmlns:w14="http://schemas.microsoft.com/office/word/2010/wordml" xmlns:w15="http://schemas.microsoft.com/office/word/2012/wordml" xmlns:w16se="http://schemas.microsoft.com/office/word/2015/wordml/symex" xmlns:wpg="http://schemas.microsoft.com/office/word/2010/wordprocessingGroup" xmlns:wpi="http://schemas.microsoft.com/office/word/2010/wordprocessingInk" xmlns:wne="http://schemas.microsoft.com/office/word/2006/wordml" xmlns:wps="http://schemas.microsoft.com/office/word/2010/wordprocessingShape" mc:Ignorable="w14 w15 w16se wp14">
+<w:footnotes xmlns:wpc="http://schemas.microsoft.com/office/word/2010/wordprocessingCanvas" xmlns:cx="http://schemas.microsoft.com/office/drawing/2014/chartex" xmlns:cx1="http://schemas.microsoft.com/office/drawing/2015/9/8/chartex" xmlns:cx2="http://schemas.microsoft.com/office/drawing/2015/10/21/chartex" xmlns:cx3="http://schemas.microsoft.com/office/drawing/2016/5/9/chartex" xmlns:cx4="http://schemas.microsoft.com/office/drawing/2016/5/10/chartex" xmlns:cx5="http://schemas.microsoft.com/office/drawing/2016/5/11/chartex" xmlns:cx6="http://schemas.microsoft.com/office/drawing/2016/5/12/chartex" xmlns:cx7="http://schemas.microsoft.com/office/drawing/2016/5/13/chartex" xmlns:cx8="http://schemas.microsoft.com/office/drawing/2016/5/14/chartex" xmlns:mc="http://schemas.openxmlformats.org/markup-compatibility/2006" xmlns:aink="http://schemas.microsoft.com/office/drawing/2016/ink" xmlns:am3d="http://schemas.microsoft.com/office/drawing/2017/model3d" xmlns:o="urn:schemas-microsoft-com:office:office" xmlns:r="http://schemas.openxmlformats.org/officeDocument/2006/relationships" xmlns:m="http://schemas.openxmlformats.org/officeDocument/2006/math" xmlns:v="urn:schemas-microsoft-com:vml" xmlns:wp14="http://schemas.microsoft.com/office/word/2010/wordprocessingDrawing" xmlns:wp="http://schemas.openxmlformats.org/drawingml/2006/wordprocessingDrawing" xmlns:w10="urn:schemas-microsoft-com:office:word" xmlns:w="http://schemas.openxmlformats.org/wordprocessingml/2006/main" xmlns:w14="http://schemas.microsoft.com/office/word/2010/wordml" xmlns:w15="http://schemas.microsoft.com/office/word/2012/wordml" xmlns:w16cex="http://schemas.microsoft.com/office/word/2018/wordml/cex" xmlns:w16cid="http://schemas.microsoft.com/office/word/2016/wordml/cid" xmlns:w16="http://schemas.microsoft.com/office/word/2018/wordml" xmlns:w16se="http://schemas.microsoft.com/office/word/2015/wordml/symex" xmlns:wpg="http://schemas.microsoft.com/office/word/2010/wordprocessingGroup" xmlns:wpi="http://schemas.microsoft.com/office/word/2010/wordprocessingInk" xmlns:wne="http://schemas.microsoft.com/office/word/2006/wordml" xmlns:wps="http://schemas.microsoft.com/office/word/2010/wordprocessingShape" mc:Ignorable="w14 w15 w16se w16cid w16 w16cex wp14">
   <w:footnote w:type="separator" w:id="-1">
     <w:p>
       <w:pPr>
@@ -3751,7 +3351,7 @@
 </file>
 
 <file path=word/numbering.xml><?xml version="1.0" encoding="utf-8"?>
-<w:numbering xmlns:wpc="http://schemas.microsoft.com/office/word/2010/wordprocessingCanvas" xmlns:cx="http://schemas.microsoft.com/office/drawing/2014/chartex" xmlns:cx1="http://schemas.microsoft.com/office/drawing/2015/9/8/chartex" xmlns:mc="http://schemas.openxmlformats.org/markup-compatibility/2006" xmlns:o="urn:schemas-microsoft-com:office:office" xmlns:r="http://schemas.openxmlformats.org/officeDocument/2006/relationships" xmlns:m="http://schemas.openxmlformats.org/officeDocument/2006/math" xmlns:v="urn:schemas-microsoft-com:vml" xmlns:wp14="http://schemas.microsoft.com/office/word/2010/wordprocessingDrawing" xmlns:wp="http://schemas.openxmlformats.org/drawingml/2006/wordprocessingDrawing" xmlns:w10="urn:schemas-microsoft-com:office:word" xmlns:w="http://schemas.openxmlformats.org/wordprocessingml/2006/main" xmlns:w14="http://schemas.microsoft.com/office/word/2010/wordml" xmlns:w15="http://schemas.microsoft.com/office/word/2012/wordml" xmlns:w16se="http://schemas.microsoft.com/office/word/2015/wordml/symex" xmlns:wpg="http://schemas.microsoft.com/office/word/2010/wordprocessingGroup" xmlns:wpi="http://schemas.microsoft.com/office/word/2010/wordprocessingInk" xmlns:wne="http://schemas.microsoft.com/office/word/2006/wordml" xmlns:wps="http://schemas.microsoft.com/office/word/2010/wordprocessingShape" mc:Ignorable="w14 w15 w16se wp14">
+<w:numbering xmlns:wpc="http://schemas.microsoft.com/office/word/2010/wordprocessingCanvas" xmlns:cx="http://schemas.microsoft.com/office/drawing/2014/chartex" xmlns:cx1="http://schemas.microsoft.com/office/drawing/2015/9/8/chartex" xmlns:cx2="http://schemas.microsoft.com/office/drawing/2015/10/21/chartex" xmlns:cx3="http://schemas.microsoft.com/office/drawing/2016/5/9/chartex" xmlns:cx4="http://schemas.microsoft.com/office/drawing/2016/5/10/chartex" xmlns:cx5="http://schemas.microsoft.com/office/drawing/2016/5/11/chartex" xmlns:cx6="http://schemas.microsoft.com/office/drawing/2016/5/12/chartex" xmlns:cx7="http://schemas.microsoft.com/office/drawing/2016/5/13/chartex" xmlns:cx8="http://schemas.microsoft.com/office/drawing/2016/5/14/chartex" xmlns:mc="http://schemas.openxmlformats.org/markup-compatibility/2006" xmlns:aink="http://schemas.microsoft.com/office/drawing/2016/ink" xmlns:am3d="http://schemas.microsoft.com/office/drawing/2017/model3d" xmlns:o="urn:schemas-microsoft-com:office:office" xmlns:r="http://schemas.openxmlformats.org/officeDocument/2006/relationships" xmlns:m="http://schemas.openxmlformats.org/officeDocument/2006/math" xmlns:v="urn:schemas-microsoft-com:vml" xmlns:wp14="http://schemas.microsoft.com/office/word/2010/wordprocessingDrawing" xmlns:wp="http://schemas.openxmlformats.org/drawingml/2006/wordprocessingDrawing" xmlns:w10="urn:schemas-microsoft-com:office:word" xmlns:w="http://schemas.openxmlformats.org/wordprocessingml/2006/main" xmlns:w14="http://schemas.microsoft.com/office/word/2010/wordml" xmlns:w15="http://schemas.microsoft.com/office/word/2012/wordml" xmlns:w16cex="http://schemas.microsoft.com/office/word/2018/wordml/cex" xmlns:w16cid="http://schemas.microsoft.com/office/word/2016/wordml/cid" xmlns:w16="http://schemas.microsoft.com/office/word/2018/wordml" xmlns:w16se="http://schemas.microsoft.com/office/word/2015/wordml/symex" xmlns:wpg="http://schemas.microsoft.com/office/word/2010/wordprocessingGroup" xmlns:wpi="http://schemas.microsoft.com/office/word/2010/wordprocessingInk" xmlns:wne="http://schemas.microsoft.com/office/word/2006/wordml" xmlns:wps="http://schemas.microsoft.com/office/word/2010/wordprocessingShape" mc:Ignorable="w14 w15 w16se w16cid w16 w16cex wp14">
   <w:abstractNum w:abstractNumId="0" w15:restartNumberingAfterBreak="0">
     <w:nsid w:val="13EA3ED4"/>
     <w:multiLevelType w:val="multilevel"/>
@@ -4212,7 +3812,7 @@
 </file>
 
 <file path=word/styles.xml><?xml version="1.0" encoding="utf-8"?>
-<w:styles xmlns:mc="http://schemas.openxmlformats.org/markup-compatibility/2006" xmlns:r="http://schemas.openxmlformats.org/officeDocument/2006/relationships" xmlns:w="http://schemas.openxmlformats.org/wordprocessingml/2006/main" xmlns:w14="http://schemas.microsoft.com/office/word/2010/wordml" xmlns:w15="http://schemas.microsoft.com/office/word/2012/wordml" xmlns:w16se="http://schemas.microsoft.com/office/word/2015/wordml/symex" mc:Ignorable="w14 w15 w16se">
+<w:styles xmlns:mc="http://schemas.openxmlformats.org/markup-compatibility/2006" xmlns:r="http://schemas.openxmlformats.org/officeDocument/2006/relationships" xmlns:w="http://schemas.openxmlformats.org/wordprocessingml/2006/main" xmlns:w14="http://schemas.microsoft.com/office/word/2010/wordml" xmlns:w15="http://schemas.microsoft.com/office/word/2012/wordml" xmlns:w16cex="http://schemas.microsoft.com/office/word/2018/wordml/cex" xmlns:w16cid="http://schemas.microsoft.com/office/word/2016/wordml/cid" xmlns:w16="http://schemas.microsoft.com/office/word/2018/wordml" xmlns:w16se="http://schemas.microsoft.com/office/word/2015/wordml/symex" mc:Ignorable="w14 w15 w16se w16cid w16 w16cex">
   <w:docDefaults>
     <w:rPrDefault>
       <w:rPr>
@@ -4223,7 +3823,7 @@
     </w:rPrDefault>
     <w:pPrDefault/>
   </w:docDefaults>
-  <w:latentStyles w:defLockedState="0" w:defUIPriority="99" w:defSemiHidden="0" w:defUnhideWhenUsed="0" w:defQFormat="0" w:count="371">
+  <w:latentStyles w:defLockedState="0" w:defUIPriority="99" w:defSemiHidden="0" w:defUnhideWhenUsed="0" w:defQFormat="0" w:count="376">
     <w:lsdException w:name="Normal" w:uiPriority="0" w:qFormat="1"/>
     <w:lsdException w:name="heading 1" w:uiPriority="0" w:qFormat="1"/>
     <w:lsdException w:name="heading 2" w:semiHidden="1" w:uiPriority="0" w:unhideWhenUsed="1" w:qFormat="1"/>
@@ -4595,6 +4195,11 @@
     <w:lsdException w:name="List Table 5 Dark Accent 6" w:uiPriority="50"/>
     <w:lsdException w:name="List Table 6 Colorful Accent 6" w:uiPriority="51"/>
     <w:lsdException w:name="List Table 7 Colorful Accent 6" w:uiPriority="52"/>
+    <w:lsdException w:name="Mention" w:semiHidden="1" w:unhideWhenUsed="1"/>
+    <w:lsdException w:name="Smart Hyperlink" w:semiHidden="1" w:unhideWhenUsed="1"/>
+    <w:lsdException w:name="Hashtag" w:semiHidden="1" w:unhideWhenUsed="1"/>
+    <w:lsdException w:name="Unresolved Mention" w:semiHidden="1" w:unhideWhenUsed="1"/>
+    <w:lsdException w:name="Smart Link" w:semiHidden="1" w:unhideWhenUsed="1"/>
   </w:latentStyles>
   <w:style w:type="paragraph" w:default="1" w:styleId="Normal">
     <w:name w:val="Normal"/>

--- a/CV_FROMAGER.docx
+++ b/CV_FROMAGER.docx
@@ -160,11 +160,19 @@
                 <w:rFonts w:ascii="Calibri" w:hAnsi="Calibri" w:cs="Calibri"/>
               </w:rPr>
             </w:pPr>
+            <w:proofErr w:type="gramStart"/>
             <w:r>
               <w:rPr>
                 <w:sz w:val="20"/>
               </w:rPr>
-              <w:t>Email : fred.fromager@gmail.com</w:t>
+              <w:t>Email</w:t>
+            </w:r>
+            <w:proofErr w:type="gramEnd"/>
+            <w:r>
+              <w:rPr>
+                <w:sz w:val="20"/>
+              </w:rPr>
+              <w:t> : fred.fromager@gmail.com</w:t>
             </w:r>
           </w:p>
           <w:p>
@@ -280,7 +288,21 @@
                 <w:rFonts w:ascii="Cambria" w:hAnsi="Cambria" w:cs="Calibri"/>
                 <w:b/>
               </w:rPr>
-              <w:t xml:space="preserve">ARCHITECTE /CHEF DE PROJETS APPLICATION </w:t>
+              <w:t xml:space="preserve">ARCHITECTE </w:t>
+            </w:r>
+            <w:r>
+              <w:rPr>
+                <w:rFonts w:ascii="Cambria" w:hAnsi="Cambria" w:cs="Calibri"/>
+                <w:b/>
+              </w:rPr>
+              <w:t xml:space="preserve">APPLICATION </w:t>
+            </w:r>
+            <w:r>
+              <w:rPr>
+                <w:rFonts w:ascii="Cambria" w:hAnsi="Cambria" w:cs="Calibri"/>
+                <w:b/>
+              </w:rPr>
+              <w:t xml:space="preserve">/CHEF DE PROJETS </w:t>
             </w:r>
           </w:p>
           <w:p>
@@ -555,14 +577,46 @@
                 <w:rFonts w:cs="Calibri"/>
                 <w:szCs w:val="22"/>
               </w:rPr>
-              <w:t>automatisation du processus d’installation du logiciel Graphtalk AIA de DXC</w:t>
-            </w:r>
-            <w:r>
-              <w:rPr>
-                <w:rFonts w:cs="Calibri"/>
-                <w:szCs w:val="22"/>
-              </w:rPr>
-              <w:t>, et des composants de la plateforme d’Iot DSP chez Schneider</w:t>
+              <w:t xml:space="preserve">automatisation du processus d’installation du logiciel </w:t>
+            </w:r>
+            <w:proofErr w:type="spellStart"/>
+            <w:r>
+              <w:rPr>
+                <w:rFonts w:cs="Calibri"/>
+                <w:szCs w:val="22"/>
+              </w:rPr>
+              <w:t>Graphtalk</w:t>
+            </w:r>
+            <w:proofErr w:type="spellEnd"/>
+            <w:r>
+              <w:rPr>
+                <w:rFonts w:cs="Calibri"/>
+                <w:szCs w:val="22"/>
+              </w:rPr>
+              <w:t xml:space="preserve"> AIA de DXC</w:t>
+            </w:r>
+            <w:r>
+              <w:rPr>
+                <w:rFonts w:cs="Calibri"/>
+                <w:szCs w:val="22"/>
+              </w:rPr>
+              <w:t xml:space="preserve">, et des composants de la plateforme </w:t>
+            </w:r>
+            <w:proofErr w:type="spellStart"/>
+            <w:r>
+              <w:rPr>
+                <w:rFonts w:cs="Calibri"/>
+                <w:szCs w:val="22"/>
+              </w:rPr>
+              <w:t>d’Iot</w:t>
+            </w:r>
+            <w:proofErr w:type="spellEnd"/>
+            <w:r>
+              <w:rPr>
+                <w:rFonts w:cs="Calibri"/>
+                <w:szCs w:val="22"/>
+              </w:rPr>
+              <w:t xml:space="preserve"> DSP chez Schneider</w:t>
             </w:r>
             <w:r>
               <w:rPr>
@@ -749,7 +803,55 @@
                 <w:rFonts w:cs="Calibri"/>
                 <w:szCs w:val="22"/>
               </w:rPr>
-              <w:t xml:space="preserve"> AWS Business Professional Accreditation, AWS Technical Professional Accreditation. </w:t>
+              <w:t xml:space="preserve"> AWS Business Professional </w:t>
+            </w:r>
+            <w:proofErr w:type="spellStart"/>
+            <w:r>
+              <w:rPr>
+                <w:rFonts w:cs="Calibri"/>
+                <w:szCs w:val="22"/>
+              </w:rPr>
+              <w:t>Accreditation</w:t>
+            </w:r>
+            <w:proofErr w:type="spellEnd"/>
+            <w:r>
+              <w:rPr>
+                <w:rFonts w:cs="Calibri"/>
+                <w:szCs w:val="22"/>
+              </w:rPr>
+              <w:t xml:space="preserve">, AWS </w:t>
+            </w:r>
+            <w:proofErr w:type="spellStart"/>
+            <w:r>
+              <w:rPr>
+                <w:rFonts w:cs="Calibri"/>
+                <w:szCs w:val="22"/>
+              </w:rPr>
+              <w:t>Technical</w:t>
+            </w:r>
+            <w:proofErr w:type="spellEnd"/>
+            <w:r>
+              <w:rPr>
+                <w:rFonts w:cs="Calibri"/>
+                <w:szCs w:val="22"/>
+              </w:rPr>
+              <w:t xml:space="preserve"> Professional </w:t>
+            </w:r>
+            <w:proofErr w:type="spellStart"/>
+            <w:r>
+              <w:rPr>
+                <w:rFonts w:cs="Calibri"/>
+                <w:szCs w:val="22"/>
+              </w:rPr>
+              <w:t>Accreditation</w:t>
+            </w:r>
+            <w:proofErr w:type="spellEnd"/>
+            <w:r>
+              <w:rPr>
+                <w:rFonts w:cs="Calibri"/>
+                <w:szCs w:val="22"/>
+              </w:rPr>
+              <w:t xml:space="preserve">. </w:t>
             </w:r>
           </w:p>
           <w:p>
@@ -874,14 +976,7 @@
                 <w:rFonts w:cs="Calibri"/>
                 <w:szCs w:val="22"/>
               </w:rPr>
-              <w:t xml:space="preserve"> et Microsoft Azure, VirtualBox, Ruby, Jenkins, Cucumber, Ansible,</w:t>
-            </w:r>
-            <w:r>
-              <w:rPr>
-                <w:rFonts w:cs="Calibri"/>
-                <w:szCs w:val="22"/>
-              </w:rPr>
-              <w:t xml:space="preserve"> Terraform,</w:t>
+              <w:t xml:space="preserve"> et Microsoft Azure,</w:t>
             </w:r>
             <w:r>
               <w:rPr>
@@ -895,28 +990,37 @@
                 <w:rFonts w:cs="Calibri"/>
                 <w:szCs w:val="22"/>
               </w:rPr>
-              <w:t>Kubernetes (</w:t>
-            </w:r>
-            <w:r>
-              <w:rPr>
-                <w:rFonts w:cs="Calibri"/>
-                <w:szCs w:val="22"/>
-              </w:rPr>
-              <w:t>AKS</w:t>
-            </w:r>
-            <w:r>
-              <w:rPr>
-                <w:rFonts w:cs="Calibri"/>
-                <w:szCs w:val="22"/>
-              </w:rPr>
-              <w:t>)</w:t>
-            </w:r>
-            <w:r>
-              <w:rPr>
-                <w:rFonts w:cs="Calibri"/>
-                <w:szCs w:val="22"/>
-              </w:rPr>
-              <w:t xml:space="preserve">. </w:t>
+              <w:t>Terraform, Kubernetes (AKS).</w:t>
+            </w:r>
+            <w:r>
+              <w:rPr>
+                <w:rFonts w:cs="Calibri"/>
+                <w:szCs w:val="22"/>
+              </w:rPr>
+              <w:t xml:space="preserve"> VirtualBox, Ruby, Jenkins, </w:t>
+            </w:r>
+            <w:proofErr w:type="spellStart"/>
+            <w:r>
+              <w:rPr>
+                <w:rFonts w:cs="Calibri"/>
+                <w:szCs w:val="22"/>
+              </w:rPr>
+              <w:t>Cucumber</w:t>
+            </w:r>
+            <w:proofErr w:type="spellEnd"/>
+            <w:r>
+              <w:rPr>
+                <w:rFonts w:cs="Calibri"/>
+                <w:szCs w:val="22"/>
+              </w:rPr>
+              <w:t>, Ansible,</w:t>
+            </w:r>
+            <w:r>
+              <w:rPr>
+                <w:rFonts w:cs="Calibri"/>
+                <w:szCs w:val="22"/>
+              </w:rPr>
+              <w:t xml:space="preserve"> </w:t>
             </w:r>
             <w:r>
               <w:rPr>
@@ -1443,7 +1547,23 @@
                 <w:b/>
                 <w:bCs/>
               </w:rPr>
-              <w:t xml:space="preserve"> framework D</w:t>
+              <w:t xml:space="preserve"> </w:t>
+            </w:r>
+            <w:proofErr w:type="spellStart"/>
+            <w:r>
+              <w:rPr>
+                <w:b/>
+                <w:bCs/>
+              </w:rPr>
+              <w:t>framework</w:t>
+            </w:r>
+            <w:proofErr w:type="spellEnd"/>
+            <w:r>
+              <w:rPr>
+                <w:b/>
+                <w:bCs/>
+              </w:rPr>
+              <w:t xml:space="preserve"> D</w:t>
             </w:r>
             <w:r>
               <w:rPr>
@@ -1625,7 +1745,87 @@
                 <w:color w:val="4F81BD" w:themeColor="accent1"/>
                 <w:sz w:val="22"/>
               </w:rPr>
-              <w:t>dans l’équipe R&amp;D DmnPint sur la plateforme de gestion d’objets connectés ETP (Exostruxure Technology Plateform)</w:t>
+              <w:t xml:space="preserve">dans l’équipe R&amp;D </w:t>
+            </w:r>
+            <w:proofErr w:type="spellStart"/>
+            <w:r>
+              <w:rPr>
+                <w:b/>
+                <w:smallCaps/>
+                <w:color w:val="4F81BD" w:themeColor="accent1"/>
+                <w:sz w:val="22"/>
+              </w:rPr>
+              <w:t>DmnPint</w:t>
+            </w:r>
+            <w:proofErr w:type="spellEnd"/>
+            <w:r>
+              <w:rPr>
+                <w:b/>
+                <w:smallCaps/>
+                <w:color w:val="4F81BD" w:themeColor="accent1"/>
+                <w:sz w:val="22"/>
+              </w:rPr>
+              <w:t xml:space="preserve"> sur la plateforme de gestion d’objets connectés ETP (</w:t>
+            </w:r>
+            <w:proofErr w:type="spellStart"/>
+            <w:r>
+              <w:rPr>
+                <w:b/>
+                <w:smallCaps/>
+                <w:color w:val="4F81BD" w:themeColor="accent1"/>
+                <w:sz w:val="22"/>
+              </w:rPr>
+              <w:t>Exostruxure</w:t>
+            </w:r>
+            <w:proofErr w:type="spellEnd"/>
+            <w:r>
+              <w:rPr>
+                <w:b/>
+                <w:smallCaps/>
+                <w:color w:val="4F81BD" w:themeColor="accent1"/>
+                <w:sz w:val="22"/>
+              </w:rPr>
+              <w:t xml:space="preserve"> </w:t>
+            </w:r>
+            <w:proofErr w:type="spellStart"/>
+            <w:r>
+              <w:rPr>
+                <w:b/>
+                <w:smallCaps/>
+                <w:color w:val="4F81BD" w:themeColor="accent1"/>
+                <w:sz w:val="22"/>
+              </w:rPr>
+              <w:t>Technology</w:t>
+            </w:r>
+            <w:proofErr w:type="spellEnd"/>
+            <w:r>
+              <w:rPr>
+                <w:b/>
+                <w:smallCaps/>
+                <w:color w:val="4F81BD" w:themeColor="accent1"/>
+                <w:sz w:val="22"/>
+              </w:rPr>
+              <w:t xml:space="preserve"> </w:t>
+            </w:r>
+            <w:proofErr w:type="spellStart"/>
+            <w:r>
+              <w:rPr>
+                <w:b/>
+                <w:smallCaps/>
+                <w:color w:val="4F81BD" w:themeColor="accent1"/>
+                <w:sz w:val="22"/>
+              </w:rPr>
+              <w:t>Plateform</w:t>
+            </w:r>
+            <w:proofErr w:type="spellEnd"/>
+            <w:r>
+              <w:rPr>
+                <w:b/>
+                <w:smallCaps/>
+                <w:color w:val="4F81BD" w:themeColor="accent1"/>
+                <w:sz w:val="22"/>
+              </w:rPr>
+              <w:t>)</w:t>
             </w:r>
             <w:r>
               <w:t>.</w:t>
@@ -1664,7 +1864,21 @@
                 <w:b/>
                 <w:bCs/>
               </w:rPr>
-              <w:t xml:space="preserve"> dans l’environnement de production (pipelines)</w:t>
+              <w:t xml:space="preserve"> dans l’environnement de production (pipelines</w:t>
+            </w:r>
+            <w:r>
+              <w:rPr>
+                <w:b/>
+                <w:bCs/>
+              </w:rPr>
+              <w:t xml:space="preserve"> et scripts Terraform</w:t>
+            </w:r>
+            <w:r>
+              <w:rPr>
+                <w:b/>
+                <w:bCs/>
+              </w:rPr>
+              <w:t>)</w:t>
             </w:r>
           </w:p>
           <w:p>
@@ -2375,7 +2589,21 @@
               <w:rPr>
                 <w:rFonts w:cs="Calibri"/>
               </w:rPr>
-              <w:t>Outil d’automatisation de l’installation de Graphtalk AIA sur sites de production</w:t>
+              <w:t xml:space="preserve">Outil d’automatisation de l’installation de </w:t>
+            </w:r>
+            <w:proofErr w:type="spellStart"/>
+            <w:r>
+              <w:rPr>
+                <w:rFonts w:cs="Calibri"/>
+              </w:rPr>
+              <w:t>Graphtalk</w:t>
+            </w:r>
+            <w:proofErr w:type="spellEnd"/>
+            <w:r>
+              <w:rPr>
+                <w:rFonts w:cs="Calibri"/>
+              </w:rPr>
+              <w:t xml:space="preserve"> AIA sur sites de production</w:t>
             </w:r>
           </w:p>
           <w:p>
@@ -2400,7 +2628,25 @@
                 <w:b/>
                 <w:i/>
               </w:rPr>
-              <w:t xml:space="preserve">Proxy Product Owner, Gestion de la backlog du projet, Consultant </w:t>
+              <w:t xml:space="preserve">Proxy Product </w:t>
+            </w:r>
+            <w:proofErr w:type="spellStart"/>
+            <w:r>
+              <w:rPr>
+                <w:rFonts w:cs="Calibri"/>
+                <w:b/>
+                <w:i/>
+              </w:rPr>
+              <w:t>Owner</w:t>
+            </w:r>
+            <w:proofErr w:type="spellEnd"/>
+            <w:r>
+              <w:rPr>
+                <w:rFonts w:cs="Calibri"/>
+                <w:b/>
+                <w:i/>
+              </w:rPr>
+              <w:t xml:space="preserve">, Gestion de la backlog du projet, Consultant </w:t>
             </w:r>
             <w:r>
               <w:rPr>
@@ -2429,7 +2675,25 @@
                 <w:bCs/>
                 <w:iCs/>
               </w:rPr>
-              <w:t xml:space="preserve">Migration du logiciel Graphtalk AIA dans le Cloud AWS </w:t>
+              <w:t xml:space="preserve">Migration du logiciel </w:t>
+            </w:r>
+            <w:proofErr w:type="spellStart"/>
+            <w:r>
+              <w:rPr>
+                <w:rFonts w:eastAsia="Times New Roman" w:cs="Calibri"/>
+                <w:bCs/>
+                <w:iCs/>
+              </w:rPr>
+              <w:t>Graphtalk</w:t>
+            </w:r>
+            <w:proofErr w:type="spellEnd"/>
+            <w:r>
+              <w:rPr>
+                <w:rFonts w:eastAsia="Times New Roman" w:cs="Calibri"/>
+                <w:bCs/>
+                <w:iCs/>
+              </w:rPr>
+              <w:t xml:space="preserve"> AIA dans le Cloud AWS </w:t>
             </w:r>
           </w:p>
           <w:p>
@@ -2781,8 +3045,17 @@
                 <w:rFonts w:cs="Calibri"/>
                 <w:color w:val="0070C0"/>
               </w:rPr>
-              <w:t>Responsable du projet TaggImage</w:t>
-            </w:r>
+              <w:t xml:space="preserve">Responsable du projet </w:t>
+            </w:r>
+            <w:proofErr w:type="spellStart"/>
+            <w:r>
+              <w:rPr>
+                <w:rFonts w:cs="Calibri"/>
+                <w:color w:val="0070C0"/>
+              </w:rPr>
+              <w:t>TaggImage</w:t>
+            </w:r>
+            <w:proofErr w:type="spellEnd"/>
             <w:r>
               <w:rPr>
                 <w:rFonts w:cs="Calibri"/>
@@ -2821,7 +3094,21 @@
               <w:rPr>
                 <w:rFonts w:cs="Calibri"/>
               </w:rPr>
-              <w:t xml:space="preserve"> du logiciel VotExpress, solution d’organisation d’élections professionnelles par traitement électronique des votes par correspondance. Ma mission a porté sur la conception, réalisation et mise en exploitation sur sites des premières versions du logiciel.</w:t>
+              <w:t xml:space="preserve"> du logiciel </w:t>
+            </w:r>
+            <w:proofErr w:type="spellStart"/>
+            <w:r>
+              <w:rPr>
+                <w:rFonts w:cs="Calibri"/>
+              </w:rPr>
+              <w:t>VotExpress</w:t>
+            </w:r>
+            <w:proofErr w:type="spellEnd"/>
+            <w:r>
+              <w:rPr>
+                <w:rFonts w:cs="Calibri"/>
+              </w:rPr>
+              <w:t>, solution d’organisation d’élections professionnelles par traitement électronique des votes par correspondance. Ma mission a porté sur la conception, réalisation et mise en exploitation sur sites des premières versions du logiciel.</w:t>
             </w:r>
           </w:p>
           <w:p>
@@ -2968,7 +3255,23 @@
                 <w:sz w:val="19"/>
                 <w:szCs w:val="19"/>
               </w:rPr>
-              <w:t xml:space="preserve">Stage de 6 mois (ent. </w:t>
+              <w:t>Stage de 6 mois (</w:t>
+            </w:r>
+            <w:proofErr w:type="spellStart"/>
+            <w:r>
+              <w:rPr>
+                <w:sz w:val="19"/>
+                <w:szCs w:val="19"/>
+              </w:rPr>
+              <w:t>ent</w:t>
+            </w:r>
+            <w:proofErr w:type="spellEnd"/>
+            <w:r>
+              <w:rPr>
+                <w:sz w:val="19"/>
+                <w:szCs w:val="19"/>
+              </w:rPr>
+              <w:t xml:space="preserve">. </w:t>
             </w:r>
             <w:r>
               <w:rPr>
@@ -3122,7 +3425,33 @@
                 <w:szCs w:val="19"/>
                 <w14:ligatures w14:val="standardContextual"/>
               </w:rPr>
-              <w:t>UNIV. J. FOURIER, Grenoble – Obt. 1993</w:t>
+              <w:t xml:space="preserve">UNIV. J. FOURIER, Grenoble – </w:t>
+            </w:r>
+            <w:proofErr w:type="spellStart"/>
+            <w:r>
+              <w:rPr>
+                <w:rFonts w:eastAsiaTheme="majorEastAsia" w:cstheme="majorBidi"/>
+                <w:bCs/>
+                <w:smallCaps/>
+                <w:color w:val="404040" w:themeColor="text1" w:themeTint="BF"/>
+                <w:sz w:val="19"/>
+                <w:szCs w:val="19"/>
+                <w14:ligatures w14:val="standardContextual"/>
+              </w:rPr>
+              <w:t>Obt</w:t>
+            </w:r>
+            <w:proofErr w:type="spellEnd"/>
+            <w:r>
+              <w:rPr>
+                <w:rFonts w:eastAsiaTheme="majorEastAsia" w:cstheme="majorBidi"/>
+                <w:bCs/>
+                <w:smallCaps/>
+                <w:color w:val="404040" w:themeColor="text1" w:themeTint="BF"/>
+                <w:sz w:val="19"/>
+                <w:szCs w:val="19"/>
+                <w14:ligatures w14:val="standardContextual"/>
+              </w:rPr>
+              <w:t>. 1993</w:t>
             </w:r>
           </w:p>
           <w:p>
@@ -6116,18 +6445,18 @@
 </file>
 
 <file path=customXml/item2.xml><?xml version="1.0" encoding="utf-8"?>
-<mappings xmlns="http://schemas.microsoft.com/pics">
-  <picture>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</picture>
-</mappings>
-</file>
-
-<file path=customXml/item3.xml><?xml version="1.0" encoding="utf-8"?>
 <?mso-contentType ?>
 <FormTemplates xmlns="http://schemas.microsoft.com/sharepoint/v3/contenttype/forms">
   <Display>DocumentLibraryForm</Display>
   <Edit>AssetEditForm</Edit>
   <New>DocumentLibraryForm</New>
 </FormTemplates>
+</file>
+
+<file path=customXml/item3.xml><?xml version="1.0" encoding="utf-8"?>
+<mappings xmlns="http://schemas.microsoft.com/pics">
+  <picture>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</picture>
+</mappings>
 </file>
 
 <file path=customXml/itemProps1.xml><?xml version="1.0" encoding="utf-8"?>
@@ -6139,17 +6468,17 @@
 </file>
 
 <file path=customXml/itemProps2.xml><?xml version="1.0" encoding="utf-8"?>
+<ds:datastoreItem xmlns:ds="http://schemas.openxmlformats.org/officeDocument/2006/customXml" ds:itemID="{F0EDECC0-4E27-4FC9-BA6F-6D753F7105A3}">
+  <ds:schemaRefs>
+    <ds:schemaRef ds:uri="http://schemas.microsoft.com/sharepoint/v3/contenttype/forms"/>
+  </ds:schemaRefs>
+</ds:datastoreItem>
+</file>
+
+<file path=customXml/itemProps3.xml><?xml version="1.0" encoding="utf-8"?>
 <ds:datastoreItem xmlns:ds="http://schemas.openxmlformats.org/officeDocument/2006/customXml" ds:itemID="{E437E9E5-EE29-454F-8714-516920628209}">
   <ds:schemaRefs>
     <ds:schemaRef ds:uri="http://schemas.microsoft.com/pics"/>
   </ds:schemaRefs>
 </ds:datastoreItem>
-</file>
-
-<file path=customXml/itemProps3.xml><?xml version="1.0" encoding="utf-8"?>
-<ds:datastoreItem xmlns:ds="http://schemas.openxmlformats.org/officeDocument/2006/customXml" ds:itemID="{F0EDECC0-4E27-4FC9-BA6F-6D753F7105A3}">
-  <ds:schemaRefs>
-    <ds:schemaRef ds:uri="http://schemas.microsoft.com/sharepoint/v3/contenttype/forms"/>
-  </ds:schemaRefs>
-</ds:datastoreItem>
 </file>
--- a/CV_FROMAGER.docx
+++ b/CV_FROMAGER.docx
@@ -160,11 +160,19 @@
                 <w:rFonts w:ascii="Calibri" w:hAnsi="Calibri" w:cs="Calibri"/>
               </w:rPr>
             </w:pPr>
+            <w:proofErr w:type="gramStart"/>
             <w:r>
               <w:rPr>
                 <w:sz w:val="20"/>
               </w:rPr>
-              <w:t>Email : fred.fromager@gmail.com</w:t>
+              <w:t>Email</w:t>
+            </w:r>
+            <w:proofErr w:type="gramEnd"/>
+            <w:r>
+              <w:rPr>
+                <w:sz w:val="20"/>
+              </w:rPr>
+              <w:t> : fred.fromager@gmail.com</w:t>
             </w:r>
           </w:p>
           <w:p>
@@ -280,7 +288,21 @@
                 <w:rFonts w:ascii="Cambria" w:hAnsi="Cambria" w:cs="Calibri"/>
                 <w:b/>
               </w:rPr>
-              <w:t xml:space="preserve">ARCHITECTE /CHEF DE PROJETS APPLICATION </w:t>
+              <w:t xml:space="preserve">ARCHITECTE </w:t>
+            </w:r>
+            <w:r>
+              <w:rPr>
+                <w:rFonts w:ascii="Cambria" w:hAnsi="Cambria" w:cs="Calibri"/>
+                <w:b/>
+              </w:rPr>
+              <w:t xml:space="preserve">APPLICATION </w:t>
+            </w:r>
+            <w:r>
+              <w:rPr>
+                <w:rFonts w:ascii="Cambria" w:hAnsi="Cambria" w:cs="Calibri"/>
+                <w:b/>
+              </w:rPr>
+              <w:t xml:space="preserve">/CHEF DE PROJETS </w:t>
             </w:r>
           </w:p>
           <w:p>
@@ -324,7 +346,41 @@
                 <w:color w:val="595959" w:themeColor="text1" w:themeTint="A6"/>
                 <w:lang w:eastAsia="fr-FR"/>
               </w:rPr>
-              <w:t>, Anglais courant</w:t>
+              <w:t>,</w:t>
+            </w:r>
+          </w:p>
+          <w:p>
+            <w:pPr>
+              <w:pStyle w:val="Contenudetableau"/>
+              <w:ind w:right="3"/>
+              <w:jc w:val="right"/>
+              <w:rPr>
+                <w:rFonts w:asciiTheme="minorHAnsi" w:eastAsiaTheme="minorHAnsi" w:hAnsiTheme="minorHAnsi" w:cs="Calibri"/>
+                <w:b/>
+                <w:bCs/>
+                <w:color w:val="595959" w:themeColor="text1" w:themeTint="A6"/>
+                <w:lang w:eastAsia="fr-FR"/>
+              </w:rPr>
+            </w:pPr>
+            <w:r>
+              <w:rPr>
+                <w:rFonts w:asciiTheme="minorHAnsi" w:eastAsiaTheme="minorHAnsi" w:hAnsiTheme="minorHAnsi" w:cs="Calibri"/>
+                <w:b/>
+                <w:bCs/>
+                <w:color w:val="595959" w:themeColor="text1" w:themeTint="A6"/>
+                <w:lang w:eastAsia="fr-FR"/>
+              </w:rPr>
+              <w:t>Kubernetes</w:t>
+            </w:r>
+            <w:r>
+              <w:rPr>
+                <w:rFonts w:asciiTheme="minorHAnsi" w:eastAsiaTheme="minorHAnsi" w:hAnsiTheme="minorHAnsi" w:cs="Calibri"/>
+                <w:b/>
+                <w:bCs/>
+                <w:color w:val="595959" w:themeColor="text1" w:themeTint="A6"/>
+                <w:lang w:eastAsia="fr-FR"/>
+              </w:rPr>
+              <w:t>, Docker</w:t>
             </w:r>
           </w:p>
         </w:tc>
@@ -521,14 +577,46 @@
                 <w:rFonts w:cs="Calibri"/>
                 <w:szCs w:val="22"/>
               </w:rPr>
-              <w:t>automatisation du processus d’installation du logiciel Graphtalk AIA de DXC</w:t>
-            </w:r>
-            <w:r>
-              <w:rPr>
-                <w:rFonts w:cs="Calibri"/>
-                <w:szCs w:val="22"/>
-              </w:rPr>
-              <w:t>, et des composants de la plateforme d’Iot DSP chez Schneider</w:t>
+              <w:t xml:space="preserve">automatisation du processus d’installation du logiciel </w:t>
+            </w:r>
+            <w:proofErr w:type="spellStart"/>
+            <w:r>
+              <w:rPr>
+                <w:rFonts w:cs="Calibri"/>
+                <w:szCs w:val="22"/>
+              </w:rPr>
+              <w:t>Graphtalk</w:t>
+            </w:r>
+            <w:proofErr w:type="spellEnd"/>
+            <w:r>
+              <w:rPr>
+                <w:rFonts w:cs="Calibri"/>
+                <w:szCs w:val="22"/>
+              </w:rPr>
+              <w:t xml:space="preserve"> AIA de DXC</w:t>
+            </w:r>
+            <w:r>
+              <w:rPr>
+                <w:rFonts w:cs="Calibri"/>
+                <w:szCs w:val="22"/>
+              </w:rPr>
+              <w:t xml:space="preserve">, et des composants de la plateforme </w:t>
+            </w:r>
+            <w:proofErr w:type="spellStart"/>
+            <w:r>
+              <w:rPr>
+                <w:rFonts w:cs="Calibri"/>
+                <w:szCs w:val="22"/>
+              </w:rPr>
+              <w:t>d’Iot</w:t>
+            </w:r>
+            <w:proofErr w:type="spellEnd"/>
+            <w:r>
+              <w:rPr>
+                <w:rFonts w:cs="Calibri"/>
+                <w:szCs w:val="22"/>
+              </w:rPr>
+              <w:t xml:space="preserve"> DSP chez Schneider</w:t>
             </w:r>
             <w:r>
               <w:rPr>
@@ -715,7 +803,55 @@
                 <w:rFonts w:cs="Calibri"/>
                 <w:szCs w:val="22"/>
               </w:rPr>
-              <w:t xml:space="preserve"> AWS Business Professional Accreditation, AWS Technical Professional Accreditation. </w:t>
+              <w:t xml:space="preserve"> AWS Business Professional </w:t>
+            </w:r>
+            <w:proofErr w:type="spellStart"/>
+            <w:r>
+              <w:rPr>
+                <w:rFonts w:cs="Calibri"/>
+                <w:szCs w:val="22"/>
+              </w:rPr>
+              <w:t>Accreditation</w:t>
+            </w:r>
+            <w:proofErr w:type="spellEnd"/>
+            <w:r>
+              <w:rPr>
+                <w:rFonts w:cs="Calibri"/>
+                <w:szCs w:val="22"/>
+              </w:rPr>
+              <w:t xml:space="preserve">, AWS </w:t>
+            </w:r>
+            <w:proofErr w:type="spellStart"/>
+            <w:r>
+              <w:rPr>
+                <w:rFonts w:cs="Calibri"/>
+                <w:szCs w:val="22"/>
+              </w:rPr>
+              <w:t>Technical</w:t>
+            </w:r>
+            <w:proofErr w:type="spellEnd"/>
+            <w:r>
+              <w:rPr>
+                <w:rFonts w:cs="Calibri"/>
+                <w:szCs w:val="22"/>
+              </w:rPr>
+              <w:t xml:space="preserve"> Professional </w:t>
+            </w:r>
+            <w:proofErr w:type="spellStart"/>
+            <w:r>
+              <w:rPr>
+                <w:rFonts w:cs="Calibri"/>
+                <w:szCs w:val="22"/>
+              </w:rPr>
+              <w:t>Accreditation</w:t>
+            </w:r>
+            <w:proofErr w:type="spellEnd"/>
+            <w:r>
+              <w:rPr>
+                <w:rFonts w:cs="Calibri"/>
+                <w:szCs w:val="22"/>
+              </w:rPr>
+              <w:t xml:space="preserve">. </w:t>
             </w:r>
           </w:p>
           <w:p>
@@ -819,34 +955,6 @@
                 <w:rFonts w:cs="Calibri"/>
                 <w:szCs w:val="22"/>
               </w:rPr>
-              <w:t xml:space="preserve"> (docker-compose</w:t>
-            </w:r>
-            <w:r>
-              <w:rPr>
-                <w:rFonts w:cs="Calibri"/>
-                <w:szCs w:val="22"/>
-              </w:rPr>
-              <w:t xml:space="preserve">, </w:t>
-            </w:r>
-            <w:r>
-              <w:rPr>
-                <w:rFonts w:cs="Calibri"/>
-                <w:szCs w:val="22"/>
-              </w:rPr>
-              <w:t>Helm</w:t>
-            </w:r>
-            <w:r>
-              <w:rPr>
-                <w:rFonts w:cs="Calibri"/>
-                <w:szCs w:val="22"/>
-              </w:rPr>
-              <w:t xml:space="preserve">…) </w:t>
-            </w:r>
-            <w:r>
-              <w:rPr>
-                <w:rFonts w:cs="Calibri"/>
-                <w:szCs w:val="22"/>
-              </w:rPr>
               <w:t xml:space="preserve"> </w:t>
             </w:r>
             <w:r>
@@ -868,14 +976,7 @@
                 <w:rFonts w:cs="Calibri"/>
                 <w:szCs w:val="22"/>
               </w:rPr>
-              <w:t xml:space="preserve"> et Microsoft Azure, VirtualBox, Vagrant, Ruby, Jenkins, Cucumber, Ansible,</w:t>
-            </w:r>
-            <w:r>
-              <w:rPr>
-                <w:rFonts w:cs="Calibri"/>
-                <w:szCs w:val="22"/>
-              </w:rPr>
-              <w:t xml:space="preserve"> Terraform,</w:t>
+              <w:t xml:space="preserve"> et Microsoft Azure,</w:t>
             </w:r>
             <w:r>
               <w:rPr>
@@ -889,14 +990,37 @@
                 <w:rFonts w:cs="Calibri"/>
                 <w:szCs w:val="22"/>
               </w:rPr>
-              <w:t>AKS</w:t>
-            </w:r>
-            <w:r>
-              <w:rPr>
-                <w:rFonts w:cs="Calibri"/>
-                <w:szCs w:val="22"/>
-              </w:rPr>
-              <w:t xml:space="preserve">. </w:t>
+              <w:t>Terraform, Kubernetes (AKS).</w:t>
+            </w:r>
+            <w:r>
+              <w:rPr>
+                <w:rFonts w:cs="Calibri"/>
+                <w:szCs w:val="22"/>
+              </w:rPr>
+              <w:t xml:space="preserve"> VirtualBox, Ruby, Jenkins, </w:t>
+            </w:r>
+            <w:proofErr w:type="spellStart"/>
+            <w:r>
+              <w:rPr>
+                <w:rFonts w:cs="Calibri"/>
+                <w:szCs w:val="22"/>
+              </w:rPr>
+              <w:t>Cucumber</w:t>
+            </w:r>
+            <w:proofErr w:type="spellEnd"/>
+            <w:r>
+              <w:rPr>
+                <w:rFonts w:cs="Calibri"/>
+                <w:szCs w:val="22"/>
+              </w:rPr>
+              <w:t>, Ansible,</w:t>
+            </w:r>
+            <w:r>
+              <w:rPr>
+                <w:rFonts w:cs="Calibri"/>
+                <w:szCs w:val="22"/>
+              </w:rPr>
+              <w:t xml:space="preserve"> </w:t>
             </w:r>
             <w:r>
               <w:rPr>
@@ -1240,7 +1364,7 @@
                   <w14:round/>
                 </w14:textOutline>
               </w:rPr>
-              <w:t xml:space="preserve">Consultant mise en œuvre environnement de développement </w:t>
+              <w:t>F</w:t>
             </w:r>
             <w:r>
               <w:rPr>
@@ -1259,7 +1383,7 @@
                   <w14:round/>
                 </w14:textOutline>
               </w:rPr>
-              <w:t xml:space="preserve">Application </w:t>
+              <w:t>ormation</w:t>
             </w:r>
             <w:r>
               <w:rPr>
@@ -1278,7 +1402,7 @@
                   <w14:round/>
                 </w14:textOutline>
               </w:rPr>
-              <w:t>WEB</w:t>
+              <w:t>s</w:t>
             </w:r>
             <w:r>
               <w:rPr>
@@ -1297,7 +1421,7 @@
                   <w14:round/>
                 </w14:textOutline>
               </w:rPr>
-              <w:t xml:space="preserve"> </w:t>
+              <w:t xml:space="preserve"> et mise</w:t>
             </w:r>
             <w:r>
               <w:rPr>
@@ -1316,7 +1440,7 @@
                   <w14:round/>
                 </w14:textOutline>
               </w:rPr>
-              <w:t>–</w:t>
+              <w:t>s</w:t>
             </w:r>
             <w:r>
               <w:rPr>
@@ -1335,7 +1459,7 @@
                   <w14:round/>
                 </w14:textOutline>
               </w:rPr>
-              <w:t xml:space="preserve"> </w:t>
+              <w:t xml:space="preserve"> à niveau avril 2020 - </w:t>
             </w:r>
             <w:r>
               <w:rPr>
@@ -1354,7 +1478,7 @@
                   <w14:round/>
                 </w14:textOutline>
               </w:rPr>
-              <w:t>depuis Aout</w:t>
+              <w:t>septembre</w:t>
             </w:r>
             <w:r>
               <w:rPr>
@@ -1378,181 +1502,6 @@
           </w:p>
           <w:p>
             <w:pPr>
-              <w:pStyle w:val="Titre2"/>
-              <w:spacing w:before="0" w:after="0" w:line="240" w:lineRule="auto"/>
-              <w:jc w:val="both"/>
-              <w:rPr>
-                <w:rStyle w:val="Titre1Car"/>
-                <w:b w:val="0"/>
-                <w:sz w:val="20"/>
-                <w:szCs w:val="18"/>
-                <w14:shadow w14:blurRad="38100" w14:dist="25400" w14:dir="5400000" w14:sx="100000" w14:sy="100000" w14:kx="0" w14:ky="0" w14:algn="ctr">
-                  <w14:srgbClr w14:val="6E747A">
-                    <w14:alpha w14:val="57000"/>
-                  </w14:srgbClr>
-                </w14:shadow>
-                <w14:textOutline w14:w="0" w14:cap="flat" w14:cmpd="sng" w14:algn="ctr">
-                  <w14:noFill/>
-                  <w14:prstDash w14:val="solid"/>
-                  <w14:round/>
-                </w14:textOutline>
-              </w:rPr>
-            </w:pPr>
-            <w:r>
-              <w:rPr>
-                <w:rStyle w:val="Titre1Car"/>
-                <w:b w:val="0"/>
-                <w:sz w:val="20"/>
-                <w:szCs w:val="18"/>
-                <w14:shadow w14:blurRad="38100" w14:dist="25400" w14:dir="5400000" w14:sx="100000" w14:sy="100000" w14:kx="0" w14:ky="0" w14:algn="ctr">
-                  <w14:srgbClr w14:val="6E747A">
-                    <w14:alpha w14:val="57000"/>
-                  </w14:srgbClr>
-                </w14:shadow>
-                <w14:textOutline w14:w="0" w14:cap="flat" w14:cmpd="sng" w14:algn="ctr">
-                  <w14:noFill/>
-                  <w14:prstDash w14:val="solid"/>
-                  <w14:round/>
-                </w14:textOutline>
-              </w:rPr>
-              <w:t>F</w:t>
-            </w:r>
-            <w:r>
-              <w:rPr>
-                <w:rStyle w:val="Titre1Car"/>
-                <w:b w:val="0"/>
-                <w:sz w:val="20"/>
-                <w:szCs w:val="18"/>
-                <w14:shadow w14:blurRad="38100" w14:dist="25400" w14:dir="5400000" w14:sx="100000" w14:sy="100000" w14:kx="0" w14:ky="0" w14:algn="ctr">
-                  <w14:srgbClr w14:val="6E747A">
-                    <w14:alpha w14:val="57000"/>
-                  </w14:srgbClr>
-                </w14:shadow>
-                <w14:textOutline w14:w="0" w14:cap="flat" w14:cmpd="sng" w14:algn="ctr">
-                  <w14:noFill/>
-                  <w14:prstDash w14:val="solid"/>
-                  <w14:round/>
-                </w14:textOutline>
-              </w:rPr>
-              <w:t>ormation</w:t>
-            </w:r>
-            <w:r>
-              <w:rPr>
-                <w:rStyle w:val="Titre1Car"/>
-                <w:b w:val="0"/>
-                <w:sz w:val="20"/>
-                <w:szCs w:val="18"/>
-                <w14:shadow w14:blurRad="38100" w14:dist="25400" w14:dir="5400000" w14:sx="100000" w14:sy="100000" w14:kx="0" w14:ky="0" w14:algn="ctr">
-                  <w14:srgbClr w14:val="6E747A">
-                    <w14:alpha w14:val="57000"/>
-                  </w14:srgbClr>
-                </w14:shadow>
-                <w14:textOutline w14:w="0" w14:cap="flat" w14:cmpd="sng" w14:algn="ctr">
-                  <w14:noFill/>
-                  <w14:prstDash w14:val="solid"/>
-                  <w14:round/>
-                </w14:textOutline>
-              </w:rPr>
-              <w:t>s</w:t>
-            </w:r>
-            <w:r>
-              <w:rPr>
-                <w:rStyle w:val="Titre1Car"/>
-                <w:b w:val="0"/>
-                <w:sz w:val="20"/>
-                <w:szCs w:val="18"/>
-                <w14:shadow w14:blurRad="38100" w14:dist="25400" w14:dir="5400000" w14:sx="100000" w14:sy="100000" w14:kx="0" w14:ky="0" w14:algn="ctr">
-                  <w14:srgbClr w14:val="6E747A">
-                    <w14:alpha w14:val="57000"/>
-                  </w14:srgbClr>
-                </w14:shadow>
-                <w14:textOutline w14:w="0" w14:cap="flat" w14:cmpd="sng" w14:algn="ctr">
-                  <w14:noFill/>
-                  <w14:prstDash w14:val="solid"/>
-                  <w14:round/>
-                </w14:textOutline>
-              </w:rPr>
-              <w:t xml:space="preserve"> et mise</w:t>
-            </w:r>
-            <w:r>
-              <w:rPr>
-                <w:rStyle w:val="Titre1Car"/>
-                <w:b w:val="0"/>
-                <w:sz w:val="20"/>
-                <w:szCs w:val="18"/>
-                <w14:shadow w14:blurRad="38100" w14:dist="25400" w14:dir="5400000" w14:sx="100000" w14:sy="100000" w14:kx="0" w14:ky="0" w14:algn="ctr">
-                  <w14:srgbClr w14:val="6E747A">
-                    <w14:alpha w14:val="57000"/>
-                  </w14:srgbClr>
-                </w14:shadow>
-                <w14:textOutline w14:w="0" w14:cap="flat" w14:cmpd="sng" w14:algn="ctr">
-                  <w14:noFill/>
-                  <w14:prstDash w14:val="solid"/>
-                  <w14:round/>
-                </w14:textOutline>
-              </w:rPr>
-              <w:t>s</w:t>
-            </w:r>
-            <w:r>
-              <w:rPr>
-                <w:rStyle w:val="Titre1Car"/>
-                <w:b w:val="0"/>
-                <w:sz w:val="20"/>
-                <w:szCs w:val="18"/>
-                <w14:shadow w14:blurRad="38100" w14:dist="25400" w14:dir="5400000" w14:sx="100000" w14:sy="100000" w14:kx="0" w14:ky="0" w14:algn="ctr">
-                  <w14:srgbClr w14:val="6E747A">
-                    <w14:alpha w14:val="57000"/>
-                  </w14:srgbClr>
-                </w14:shadow>
-                <w14:textOutline w14:w="0" w14:cap="flat" w14:cmpd="sng" w14:algn="ctr">
-                  <w14:noFill/>
-                  <w14:prstDash w14:val="solid"/>
-                  <w14:round/>
-                </w14:textOutline>
-              </w:rPr>
-              <w:t xml:space="preserve"> à niveau avril 2020 - </w:t>
-            </w:r>
-            <w:r>
-              <w:rPr>
-                <w:rStyle w:val="Titre1Car"/>
-                <w:b w:val="0"/>
-                <w:sz w:val="20"/>
-                <w:szCs w:val="18"/>
-                <w14:shadow w14:blurRad="38100" w14:dist="25400" w14:dir="5400000" w14:sx="100000" w14:sy="100000" w14:kx="0" w14:ky="0" w14:algn="ctr">
-                  <w14:srgbClr w14:val="6E747A">
-                    <w14:alpha w14:val="57000"/>
-                  </w14:srgbClr>
-                </w14:shadow>
-                <w14:textOutline w14:w="0" w14:cap="flat" w14:cmpd="sng" w14:algn="ctr">
-                  <w14:noFill/>
-                  <w14:prstDash w14:val="solid"/>
-                  <w14:round/>
-                </w14:textOutline>
-              </w:rPr>
-              <w:t>septembre</w:t>
-            </w:r>
-            <w:r>
-              <w:rPr>
-                <w:rStyle w:val="Titre1Car"/>
-                <w:b w:val="0"/>
-                <w:sz w:val="20"/>
-                <w:szCs w:val="18"/>
-                <w14:shadow w14:blurRad="38100" w14:dist="25400" w14:dir="5400000" w14:sx="100000" w14:sy="100000" w14:kx="0" w14:ky="0" w14:algn="ctr">
-                  <w14:srgbClr w14:val="6E747A">
-                    <w14:alpha w14:val="57000"/>
-                  </w14:srgbClr>
-                </w14:shadow>
-                <w14:textOutline w14:w="0" w14:cap="flat" w14:cmpd="sng" w14:algn="ctr">
-                  <w14:noFill/>
-                  <w14:prstDash w14:val="solid"/>
-                  <w14:round/>
-                </w14:textOutline>
-              </w:rPr>
-              <w:t xml:space="preserve"> 2020</w:t>
-            </w:r>
-          </w:p>
-          <w:p>
-            <w:pPr>
               <w:pStyle w:val="Paragraphedeliste"/>
               <w:numPr>
                 <w:ilvl w:val="0"/>
@@ -1598,7 +1547,23 @@
                 <w:b/>
                 <w:bCs/>
               </w:rPr>
-              <w:t xml:space="preserve"> framework D</w:t>
+              <w:t xml:space="preserve"> </w:t>
+            </w:r>
+            <w:proofErr w:type="spellStart"/>
+            <w:r>
+              <w:rPr>
+                <w:b/>
+                <w:bCs/>
+              </w:rPr>
+              <w:t>framework</w:t>
+            </w:r>
+            <w:proofErr w:type="spellEnd"/>
+            <w:r>
+              <w:rPr>
+                <w:b/>
+                <w:bCs/>
+              </w:rPr>
+              <w:t xml:space="preserve"> D</w:t>
             </w:r>
             <w:r>
               <w:rPr>
@@ -1780,7 +1745,87 @@
                 <w:color w:val="4F81BD" w:themeColor="accent1"/>
                 <w:sz w:val="22"/>
               </w:rPr>
-              <w:t>dans l’équipe R&amp;D DmnPint sur la plateforme de gestion d’objets connectés ETP (Exostruxure Technology Plateform)</w:t>
+              <w:t xml:space="preserve">dans l’équipe R&amp;D </w:t>
+            </w:r>
+            <w:proofErr w:type="spellStart"/>
+            <w:r>
+              <w:rPr>
+                <w:b/>
+                <w:smallCaps/>
+                <w:color w:val="4F81BD" w:themeColor="accent1"/>
+                <w:sz w:val="22"/>
+              </w:rPr>
+              <w:t>DmnPint</w:t>
+            </w:r>
+            <w:proofErr w:type="spellEnd"/>
+            <w:r>
+              <w:rPr>
+                <w:b/>
+                <w:smallCaps/>
+                <w:color w:val="4F81BD" w:themeColor="accent1"/>
+                <w:sz w:val="22"/>
+              </w:rPr>
+              <w:t xml:space="preserve"> sur la plateforme de gestion d’objets connectés ETP (</w:t>
+            </w:r>
+            <w:proofErr w:type="spellStart"/>
+            <w:r>
+              <w:rPr>
+                <w:b/>
+                <w:smallCaps/>
+                <w:color w:val="4F81BD" w:themeColor="accent1"/>
+                <w:sz w:val="22"/>
+              </w:rPr>
+              <w:t>Exostruxure</w:t>
+            </w:r>
+            <w:proofErr w:type="spellEnd"/>
+            <w:r>
+              <w:rPr>
+                <w:b/>
+                <w:smallCaps/>
+                <w:color w:val="4F81BD" w:themeColor="accent1"/>
+                <w:sz w:val="22"/>
+              </w:rPr>
+              <w:t xml:space="preserve"> </w:t>
+            </w:r>
+            <w:proofErr w:type="spellStart"/>
+            <w:r>
+              <w:rPr>
+                <w:b/>
+                <w:smallCaps/>
+                <w:color w:val="4F81BD" w:themeColor="accent1"/>
+                <w:sz w:val="22"/>
+              </w:rPr>
+              <w:t>Technology</w:t>
+            </w:r>
+            <w:proofErr w:type="spellEnd"/>
+            <w:r>
+              <w:rPr>
+                <w:b/>
+                <w:smallCaps/>
+                <w:color w:val="4F81BD" w:themeColor="accent1"/>
+                <w:sz w:val="22"/>
+              </w:rPr>
+              <w:t xml:space="preserve"> </w:t>
+            </w:r>
+            <w:proofErr w:type="spellStart"/>
+            <w:r>
+              <w:rPr>
+                <w:b/>
+                <w:smallCaps/>
+                <w:color w:val="4F81BD" w:themeColor="accent1"/>
+                <w:sz w:val="22"/>
+              </w:rPr>
+              <w:t>Plateform</w:t>
+            </w:r>
+            <w:proofErr w:type="spellEnd"/>
+            <w:r>
+              <w:rPr>
+                <w:b/>
+                <w:smallCaps/>
+                <w:color w:val="4F81BD" w:themeColor="accent1"/>
+                <w:sz w:val="22"/>
+              </w:rPr>
+              <w:t>)</w:t>
             </w:r>
             <w:r>
               <w:t>.</w:t>
@@ -1819,7 +1864,21 @@
                 <w:b/>
                 <w:bCs/>
               </w:rPr>
-              <w:t xml:space="preserve"> dans l’environnement de production (pipelines)</w:t>
+              <w:t xml:space="preserve"> dans l’environnement de production (pipelines</w:t>
+            </w:r>
+            <w:r>
+              <w:rPr>
+                <w:b/>
+                <w:bCs/>
+              </w:rPr>
+              <w:t xml:space="preserve"> et scripts Terraform</w:t>
+            </w:r>
+            <w:r>
+              <w:rPr>
+                <w:b/>
+                <w:bCs/>
+              </w:rPr>
+              <w:t>)</w:t>
             </w:r>
           </w:p>
           <w:p>
@@ -1881,6 +1940,28 @@
                 <w:bCs/>
               </w:rPr>
               <w:t>Intervention dans les différents processus DevOps au cœur de l’équipe R&amp;D</w:t>
+            </w:r>
+          </w:p>
+          <w:p>
+            <w:pPr>
+              <w:pStyle w:val="Paragraphedeliste"/>
+              <w:numPr>
+                <w:ilvl w:val="0"/>
+                <w:numId w:val="4"/>
+              </w:numPr>
+              <w:spacing w:before="0" w:after="0" w:line="240" w:lineRule="auto"/>
+              <w:jc w:val="both"/>
+              <w:rPr>
+                <w:b/>
+                <w:bCs/>
+              </w:rPr>
+            </w:pPr>
+            <w:r>
+              <w:rPr>
+                <w:b/>
+                <w:bCs/>
+              </w:rPr>
+              <w:t>Formation Kubernetes sous AKS par Microsoft</w:t>
             </w:r>
           </w:p>
           <w:p>
@@ -2508,7 +2589,21 @@
               <w:rPr>
                 <w:rFonts w:cs="Calibri"/>
               </w:rPr>
-              <w:t>Outil d’automatisation de l’installation de Graphtalk AIA sur sites de production</w:t>
+              <w:t xml:space="preserve">Outil d’automatisation de l’installation de </w:t>
+            </w:r>
+            <w:proofErr w:type="spellStart"/>
+            <w:r>
+              <w:rPr>
+                <w:rFonts w:cs="Calibri"/>
+              </w:rPr>
+              <w:t>Graphtalk</w:t>
+            </w:r>
+            <w:proofErr w:type="spellEnd"/>
+            <w:r>
+              <w:rPr>
+                <w:rFonts w:cs="Calibri"/>
+              </w:rPr>
+              <w:t xml:space="preserve"> AIA sur sites de production</w:t>
             </w:r>
           </w:p>
           <w:p>
@@ -2533,7 +2628,25 @@
                 <w:b/>
                 <w:i/>
               </w:rPr>
-              <w:t xml:space="preserve">Proxy Product Owner, Gestion de la backlog du projet, Consultant </w:t>
+              <w:t xml:space="preserve">Proxy Product </w:t>
+            </w:r>
+            <w:proofErr w:type="spellStart"/>
+            <w:r>
+              <w:rPr>
+                <w:rFonts w:cs="Calibri"/>
+                <w:b/>
+                <w:i/>
+              </w:rPr>
+              <w:t>Owner</w:t>
+            </w:r>
+            <w:proofErr w:type="spellEnd"/>
+            <w:r>
+              <w:rPr>
+                <w:rFonts w:cs="Calibri"/>
+                <w:b/>
+                <w:i/>
+              </w:rPr>
+              <w:t xml:space="preserve">, Gestion de la backlog du projet, Consultant </w:t>
             </w:r>
             <w:r>
               <w:rPr>
@@ -2562,7 +2675,25 @@
                 <w:bCs/>
                 <w:iCs/>
               </w:rPr>
-              <w:t xml:space="preserve">Migration du logiciel Graphtalk AIA dans le Cloud AWS </w:t>
+              <w:t xml:space="preserve">Migration du logiciel </w:t>
+            </w:r>
+            <w:proofErr w:type="spellStart"/>
+            <w:r>
+              <w:rPr>
+                <w:rFonts w:eastAsia="Times New Roman" w:cs="Calibri"/>
+                <w:bCs/>
+                <w:iCs/>
+              </w:rPr>
+              <w:t>Graphtalk</w:t>
+            </w:r>
+            <w:proofErr w:type="spellEnd"/>
+            <w:r>
+              <w:rPr>
+                <w:rFonts w:eastAsia="Times New Roman" w:cs="Calibri"/>
+                <w:bCs/>
+                <w:iCs/>
+              </w:rPr>
+              <w:t xml:space="preserve"> AIA dans le Cloud AWS </w:t>
             </w:r>
           </w:p>
           <w:p>
@@ -2914,8 +3045,17 @@
                 <w:rFonts w:cs="Calibri"/>
                 <w:color w:val="0070C0"/>
               </w:rPr>
-              <w:t>Responsable du projet TaggImage</w:t>
-            </w:r>
+              <w:t xml:space="preserve">Responsable du projet </w:t>
+            </w:r>
+            <w:proofErr w:type="spellStart"/>
+            <w:r>
+              <w:rPr>
+                <w:rFonts w:cs="Calibri"/>
+                <w:color w:val="0070C0"/>
+              </w:rPr>
+              <w:t>TaggImage</w:t>
+            </w:r>
+            <w:proofErr w:type="spellEnd"/>
             <w:r>
               <w:rPr>
                 <w:rFonts w:cs="Calibri"/>
@@ -2954,7 +3094,21 @@
               <w:rPr>
                 <w:rFonts w:cs="Calibri"/>
               </w:rPr>
-              <w:t xml:space="preserve"> du logiciel VotExpress, solution d’organisation d’élections professionnelles par traitement électronique des votes par correspondance. Ma mission a porté sur la conception, réalisation et mise en exploitation sur sites des premières versions du logiciel.</w:t>
+              <w:t xml:space="preserve"> du logiciel </w:t>
+            </w:r>
+            <w:proofErr w:type="spellStart"/>
+            <w:r>
+              <w:rPr>
+                <w:rFonts w:cs="Calibri"/>
+              </w:rPr>
+              <w:t>VotExpress</w:t>
+            </w:r>
+            <w:proofErr w:type="spellEnd"/>
+            <w:r>
+              <w:rPr>
+                <w:rFonts w:cs="Calibri"/>
+              </w:rPr>
+              <w:t>, solution d’organisation d’élections professionnelles par traitement électronique des votes par correspondance. Ma mission a porté sur la conception, réalisation et mise en exploitation sur sites des premières versions du logiciel.</w:t>
             </w:r>
           </w:p>
           <w:p>
@@ -3101,7 +3255,23 @@
                 <w:sz w:val="19"/>
                 <w:szCs w:val="19"/>
               </w:rPr>
-              <w:t xml:space="preserve">Stage de 6 mois (ent. </w:t>
+              <w:t>Stage de 6 mois (</w:t>
+            </w:r>
+            <w:proofErr w:type="spellStart"/>
+            <w:r>
+              <w:rPr>
+                <w:sz w:val="19"/>
+                <w:szCs w:val="19"/>
+              </w:rPr>
+              <w:t>ent</w:t>
+            </w:r>
+            <w:proofErr w:type="spellEnd"/>
+            <w:r>
+              <w:rPr>
+                <w:sz w:val="19"/>
+                <w:szCs w:val="19"/>
+              </w:rPr>
+              <w:t xml:space="preserve">. </w:t>
             </w:r>
             <w:r>
               <w:rPr>
@@ -3255,7 +3425,33 @@
                 <w:szCs w:val="19"/>
                 <w14:ligatures w14:val="standardContextual"/>
               </w:rPr>
-              <w:t>UNIV. J. FOURIER, Grenoble – Obt. 1993</w:t>
+              <w:t xml:space="preserve">UNIV. J. FOURIER, Grenoble – </w:t>
+            </w:r>
+            <w:proofErr w:type="spellStart"/>
+            <w:r>
+              <w:rPr>
+                <w:rFonts w:eastAsiaTheme="majorEastAsia" w:cstheme="majorBidi"/>
+                <w:bCs/>
+                <w:smallCaps/>
+                <w:color w:val="404040" w:themeColor="text1" w:themeTint="BF"/>
+                <w:sz w:val="19"/>
+                <w:szCs w:val="19"/>
+                <w14:ligatures w14:val="standardContextual"/>
+              </w:rPr>
+              <w:t>Obt</w:t>
+            </w:r>
+            <w:proofErr w:type="spellEnd"/>
+            <w:r>
+              <w:rPr>
+                <w:rFonts w:eastAsiaTheme="majorEastAsia" w:cstheme="majorBidi"/>
+                <w:bCs/>
+                <w:smallCaps/>
+                <w:color w:val="404040" w:themeColor="text1" w:themeTint="BF"/>
+                <w:sz w:val="19"/>
+                <w:szCs w:val="19"/>
+                <w14:ligatures w14:val="standardContextual"/>
+              </w:rPr>
+              <w:t>. 1993</w:t>
             </w:r>
           </w:p>
           <w:p>
@@ -6249,18 +6445,18 @@
 </file>
 
 <file path=customXml/item2.xml><?xml version="1.0" encoding="utf-8"?>
-<mappings xmlns="http://schemas.microsoft.com/pics">
-  <picture>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</picture>
-</mappings>
-</file>
-
-<file path=customXml/item3.xml><?xml version="1.0" encoding="utf-8"?>
 <?mso-contentType ?>
 <FormTemplates xmlns="http://schemas.microsoft.com/sharepoint/v3/contenttype/forms">
   <Display>DocumentLibraryForm</Display>
   <Edit>AssetEditForm</Edit>
   <New>DocumentLibraryForm</New>
 </FormTemplates>
+</file>
+
+<file path=customXml/item3.xml><?xml version="1.0" encoding="utf-8"?>
+<mappings xmlns="http://schemas.microsoft.com/pics">
+  <picture>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</picture>
+</mappings>
 </file>
 
 <file path=customXml/itemProps1.xml><?xml version="1.0" encoding="utf-8"?>
@@ -6272,17 +6468,17 @@
 </file>
 
 <file path=customXml/itemProps2.xml><?xml version="1.0" encoding="utf-8"?>
+<ds:datastoreItem xmlns:ds="http://schemas.openxmlformats.org/officeDocument/2006/customXml" ds:itemID="{F0EDECC0-4E27-4FC9-BA6F-6D753F7105A3}">
+  <ds:schemaRefs>
+    <ds:schemaRef ds:uri="http://schemas.microsoft.com/sharepoint/v3/contenttype/forms"/>
+  </ds:schemaRefs>
+</ds:datastoreItem>
+</file>
+
+<file path=customXml/itemProps3.xml><?xml version="1.0" encoding="utf-8"?>
 <ds:datastoreItem xmlns:ds="http://schemas.openxmlformats.org/officeDocument/2006/customXml" ds:itemID="{E437E9E5-EE29-454F-8714-516920628209}">
   <ds:schemaRefs>
     <ds:schemaRef ds:uri="http://schemas.microsoft.com/pics"/>
   </ds:schemaRefs>
 </ds:datastoreItem>
-</file>
-
-<file path=customXml/itemProps3.xml><?xml version="1.0" encoding="utf-8"?>
-<ds:datastoreItem xmlns:ds="http://schemas.openxmlformats.org/officeDocument/2006/customXml" ds:itemID="{F0EDECC0-4E27-4FC9-BA6F-6D753F7105A3}">
-  <ds:schemaRefs>
-    <ds:schemaRef ds:uri="http://schemas.microsoft.com/sharepoint/v3/contenttype/forms"/>
-  </ds:schemaRefs>
-</ds:datastoreItem>
 </file>
--- a/CV_FROMAGER.docx
+++ b/CV_FROMAGER.docx
@@ -304,7 +304,7 @@
                 <w:color w:val="595959" w:themeColor="text1" w:themeTint="A6"/>
                 <w:lang w:eastAsia="fr-FR"/>
               </w:rPr>
-              <w:t>Conduite de projets R&amp;D</w:t>
+              <w:t>Terraform, Azure DevOps</w:t>
             </w:r>
             <w:r>
               <w:rPr>
@@ -314,7 +314,7 @@
                 <w:color w:val="595959" w:themeColor="text1" w:themeTint="A6"/>
                 <w:lang w:eastAsia="fr-FR"/>
               </w:rPr>
-              <w:t>, DevOps</w:t>
+              <w:t>, CI/</w:t>
             </w:r>
             <w:r>
               <w:rPr>
@@ -324,7 +324,7 @@
                 <w:color w:val="595959" w:themeColor="text1" w:themeTint="A6"/>
                 <w:lang w:eastAsia="fr-FR"/>
               </w:rPr>
-              <w:t>, Anglais courant</w:t>
+              <w:t>CD</w:t>
             </w:r>
           </w:p>
         </w:tc>
@@ -849,21 +849,12 @@
               </w:rPr>
               <w:t xml:space="preserve"> </w:t>
             </w:r>
-            <w:proofErr w:type="gramStart"/>
-            <w:r>
-              <w:rPr>
-                <w:rFonts w:cs="Calibri"/>
-                <w:szCs w:val="22"/>
-              </w:rPr>
-              <w:t>sous</w:t>
-            </w:r>
-            <w:proofErr w:type="gramEnd"/>
-            <w:r>
-              <w:rPr>
-                <w:rFonts w:cs="Calibri"/>
-                <w:szCs w:val="22"/>
-              </w:rPr>
-              <w:t xml:space="preserve"> Amazon </w:t>
+            <w:r>
+              <w:rPr>
+                <w:rFonts w:cs="Calibri"/>
+                <w:szCs w:val="22"/>
+              </w:rPr>
+              <w:t xml:space="preserve">sous Amazon </w:t>
             </w:r>
             <w:r>
               <w:rPr>
@@ -1362,7 +1353,7 @@
                   <w14:round/>
                 </w14:textOutline>
               </w:rPr>
-              <w:t>novembre</w:t>
+              <w:t>décembre</w:t>
             </w:r>
             <w:r>
               <w:rPr>
@@ -1403,14 +1394,14 @@
                 <w:b/>
                 <w:bCs/>
               </w:rPr>
-              <w:t>Consultant auprès de plusieurs clients</w:t>
+              <w:t>Veille technologique</w:t>
             </w:r>
             <w:r>
               <w:rPr>
                 <w:b/>
                 <w:bCs/>
               </w:rPr>
-              <w:t xml:space="preserve"> </w:t>
+              <w:t xml:space="preserve"> autour du DevOps et du développement</w:t>
             </w:r>
           </w:p>
           <w:p>
@@ -1432,43 +1423,7 @@
                 <w:b/>
                 <w:bCs/>
               </w:rPr>
-              <w:t>Veille technologique</w:t>
-            </w:r>
-            <w:r>
-              <w:rPr>
-                <w:b/>
-                <w:bCs/>
-              </w:rPr>
-              <w:t xml:space="preserve"> autour du DevOps et du développement</w:t>
-            </w:r>
-          </w:p>
-          <w:p>
-            <w:pPr>
-              <w:pStyle w:val="Paragraphedeliste"/>
-              <w:numPr>
-                <w:ilvl w:val="0"/>
-                <w:numId w:val="4"/>
-              </w:numPr>
-              <w:spacing w:before="0" w:after="0" w:line="240" w:lineRule="auto"/>
-              <w:jc w:val="both"/>
-              <w:rPr>
-                <w:b/>
-                <w:bCs/>
-              </w:rPr>
-            </w:pPr>
-            <w:r>
-              <w:rPr>
-                <w:b/>
-                <w:bCs/>
-              </w:rPr>
-              <w:t>Renforcement de mes connaissances dans le langage Python, et le framework Djang</w:t>
-            </w:r>
-            <w:r>
-              <w:rPr>
-                <w:b/>
-                <w:bCs/>
-              </w:rPr>
-              <w:t>o</w:t>
+              <w:t>Renforcement de mes connaissances dans le langage Python, et le framework Django</w:t>
             </w:r>
             <w:r>
               <w:rPr>
@@ -1723,7 +1678,21 @@
                 <w:b/>
                 <w:bCs/>
               </w:rPr>
-              <w:t xml:space="preserve"> dans l’environnement de production (pipelines)</w:t>
+              <w:t xml:space="preserve"> dans l’environnement de production (pipelines</w:t>
+            </w:r>
+            <w:r>
+              <w:rPr>
+                <w:b/>
+                <w:bCs/>
+              </w:rPr>
+              <w:t>, Terraform</w:t>
+            </w:r>
+            <w:r>
+              <w:rPr>
+                <w:b/>
+                <w:bCs/>
+              </w:rPr>
+              <w:t>)</w:t>
             </w:r>
           </w:p>
           <w:p>
@@ -3968,6 +3937,7 @@
     <w:lsdException w:name="HTML Sample" w:semiHidden="1" w:unhideWhenUsed="1"/>
     <w:lsdException w:name="HTML Typewriter" w:semiHidden="1" w:unhideWhenUsed="1"/>
     <w:lsdException w:name="HTML Variable" w:semiHidden="1" w:unhideWhenUsed="1"/>
+    <w:lsdException w:name="Normal Table" w:semiHidden="1" w:unhideWhenUsed="1"/>
     <w:lsdException w:name="annotation subject" w:semiHidden="1" w:unhideWhenUsed="1"/>
     <w:lsdException w:name="No List" w:semiHidden="1" w:unhideWhenUsed="1"/>
     <w:lsdException w:name="Outline List 1" w:semiHidden="1" w:unhideWhenUsed="1"/>
@@ -4010,8 +3980,11 @@
     <w:lsdException w:name="Table Contemporary" w:semiHidden="1" w:unhideWhenUsed="1"/>
     <w:lsdException w:name="Table Elegant" w:semiHidden="1" w:unhideWhenUsed="1"/>
     <w:lsdException w:name="Table Professional" w:semiHidden="1" w:unhideWhenUsed="1"/>
+    <w:lsdException w:name="Table Subtle 1" w:semiHidden="1" w:unhideWhenUsed="1"/>
     <w:lsdException w:name="Table Subtle 2" w:semiHidden="1" w:unhideWhenUsed="1"/>
     <w:lsdException w:name="Table Web 1" w:semiHidden="1" w:unhideWhenUsed="1"/>
+    <w:lsdException w:name="Table Web 2" w:semiHidden="1" w:unhideWhenUsed="1"/>
+    <w:lsdException w:name="Table Web 3" w:semiHidden="1" w:unhideWhenUsed="1"/>
     <w:lsdException w:name="Balloon Text" w:semiHidden="1" w:unhideWhenUsed="1"/>
     <w:lsdException w:name="Table Grid" w:uiPriority="59"/>
     <w:lsdException w:name="Table Theme" w:semiHidden="1" w:unhideWhenUsed="1"/>

--- a/CV_FROMAGER.docx
+++ b/CV_FROMAGER.docx
@@ -160,11 +160,19 @@
                 <w:rFonts w:ascii="Calibri" w:hAnsi="Calibri" w:cs="Calibri"/>
               </w:rPr>
             </w:pPr>
+            <w:proofErr w:type="gramStart"/>
             <w:r>
               <w:rPr>
                 <w:sz w:val="20"/>
               </w:rPr>
-              <w:t>Email : fred.fromager@gmail.com</w:t>
+              <w:t>Email</w:t>
+            </w:r>
+            <w:proofErr w:type="gramEnd"/>
+            <w:r>
+              <w:rPr>
+                <w:sz w:val="20"/>
+              </w:rPr>
+              <w:t> : fred.fromager@gmail.com</w:t>
             </w:r>
           </w:p>
           <w:p>
@@ -849,12 +857,21 @@
               </w:rPr>
               <w:t xml:space="preserve"> </w:t>
             </w:r>
-            <w:r>
-              <w:rPr>
-                <w:rFonts w:cs="Calibri"/>
-                <w:szCs w:val="22"/>
-              </w:rPr>
-              <w:t xml:space="preserve">sous Amazon </w:t>
+            <w:proofErr w:type="gramStart"/>
+            <w:r>
+              <w:rPr>
+                <w:rFonts w:cs="Calibri"/>
+                <w:szCs w:val="22"/>
+              </w:rPr>
+              <w:t>sous</w:t>
+            </w:r>
+            <w:proofErr w:type="gramEnd"/>
+            <w:r>
+              <w:rPr>
+                <w:rFonts w:cs="Calibri"/>
+                <w:szCs w:val="22"/>
+              </w:rPr>
+              <w:t xml:space="preserve"> Amazon </w:t>
             </w:r>
             <w:r>
               <w:rPr>
@@ -2223,10 +2240,7 @@
               <w:rPr>
                 <w:rFonts w:cs="Calibri"/>
               </w:rPr>
-              <w:t xml:space="preserve">Transformation de l’application GRAPHTALK et de son environnement en conteneurs Docker, </w:t>
-            </w:r>
-            <w:r>
-              <w:t>Installation sous ECS de l’application GRAPHTALK AIA avec création de conteneurs pour les différents modules du logiciel.</w:t>
+              <w:t>Transformation de l’application GRAPHTALK en conteneurs Docker</w:t>
             </w:r>
           </w:p>
           <w:p>
@@ -2246,6 +2260,7 @@
               <w:jc w:val="both"/>
               <w:rPr>
                 <w:rFonts w:cs="Calibri"/>
+                <w:i/>
                 <w:color w:val="00000A"/>
               </w:rPr>
             </w:pPr>
@@ -2256,31 +2271,13 @@
                 <w:i/>
                 <w:color w:val="0070C0"/>
               </w:rPr>
-              <w:t xml:space="preserve">INTEGRATION CONTINUE </w:t>
-            </w:r>
-            <w:r>
-              <w:rPr>
-                <w:rFonts w:cs="Calibri"/>
-                <w:color w:val="auto"/>
-              </w:rPr>
-              <w:t xml:space="preserve">Automatisation </w:t>
-            </w:r>
-            <w:r>
-              <w:rPr>
-                <w:rFonts w:cs="Calibri"/>
-                <w:color w:val="00000A"/>
-              </w:rPr>
-              <w:t>de la livraison du logiciel GRAPHTALK AIA</w:t>
+              <w:t xml:space="preserve">DEVOPS SUR GRAPHTALK AIA </w:t>
             </w:r>
           </w:p>
           <w:p>
             <w:pPr>
               <w:pStyle w:val="Paragraphedeliste"/>
               <w:widowControl w:val="0"/>
-              <w:numPr>
-                <w:ilvl w:val="0"/>
-                <w:numId w:val="2"/>
-              </w:numPr>
               <w:tabs>
                 <w:tab w:val="left" w:pos="510"/>
               </w:tabs>
@@ -2290,8 +2287,6 @@
               <w:jc w:val="both"/>
               <w:rPr>
                 <w:rFonts w:cs="Calibri"/>
-                <w:i/>
-                <w:color w:val="00000A"/>
               </w:rPr>
             </w:pPr>
             <w:r>
@@ -2301,13 +2296,252 @@
                 <w:i/>
                 <w:color w:val="0070C0"/>
               </w:rPr>
-              <w:t xml:space="preserve">DEVOPS SUR GRAPHTALK AIA </w:t>
-            </w:r>
-            <w:r>
-              <w:rPr>
-                <w:rFonts w:cs="Calibri"/>
-              </w:rPr>
-              <w:t>Développement d’une chaine d’intégration continue sous Jenkins. Création d’une chaîne de validation continue du logiciel GRAPHTALK AIA avec tests et lancement d’alertes.</w:t>
+              <w:t xml:space="preserve">- </w:t>
+            </w:r>
+            <w:r>
+              <w:rPr>
+                <w:rFonts w:cs="Calibri"/>
+              </w:rPr>
+              <w:t>Jenkins</w:t>
+            </w:r>
+            <w:r>
+              <w:rPr>
+                <w:rFonts w:cs="Calibri"/>
+              </w:rPr>
+              <w:t xml:space="preserve"> : </w:t>
+            </w:r>
+            <w:r>
+              <w:rPr>
+                <w:rFonts w:cs="Calibri"/>
+              </w:rPr>
+              <w:t xml:space="preserve"> Création d’une chaîne </w:t>
+            </w:r>
+            <w:r>
+              <w:rPr>
+                <w:rFonts w:cs="Calibri"/>
+              </w:rPr>
+              <w:t xml:space="preserve">d’intégration </w:t>
+            </w:r>
+            <w:r>
+              <w:rPr>
+                <w:rFonts w:cs="Calibri"/>
+              </w:rPr>
+              <w:t>continue du logiciel GRAPHTALK AIA</w:t>
+            </w:r>
+            <w:r>
+              <w:rPr>
+                <w:rFonts w:cs="Calibri"/>
+              </w:rPr>
+              <w:t>.</w:t>
+            </w:r>
+            <w:r>
+              <w:rPr>
+                <w:rFonts w:cs="Calibri"/>
+              </w:rPr>
+              <w:t xml:space="preserve"> </w:t>
+            </w:r>
+            <w:r>
+              <w:rPr>
+                <w:rFonts w:cs="Calibri"/>
+              </w:rPr>
+              <w:t>Un fichier JenkinsFile était stocké sur github</w:t>
+            </w:r>
+            <w:r>
+              <w:rPr>
+                <w:rFonts w:cs="Calibri"/>
+              </w:rPr>
+              <w:t xml:space="preserve"> avec les sources GRAPHTALK</w:t>
+            </w:r>
+            <w:r>
+              <w:rPr>
+                <w:rFonts w:cs="Calibri"/>
+              </w:rPr>
+              <w:t xml:space="preserve">. Le code Groovy permettait </w:t>
+            </w:r>
+            <w:r>
+              <w:rPr>
+                <w:rFonts w:cs="Calibri"/>
+              </w:rPr>
+              <w:t>de dérouler</w:t>
+            </w:r>
+            <w:r>
+              <w:rPr>
+                <w:rFonts w:cs="Calibri"/>
+              </w:rPr>
+              <w:t xml:space="preserve"> le pipeline</w:t>
+            </w:r>
+            <w:r>
+              <w:rPr>
+                <w:rFonts w:cs="Calibri"/>
+              </w:rPr>
+              <w:t xml:space="preserve"> Jenkins</w:t>
+            </w:r>
+            <w:r>
+              <w:rPr>
+                <w:rFonts w:cs="Calibri"/>
+              </w:rPr>
+              <w:t xml:space="preserve"> suivant : </w:t>
+            </w:r>
+            <w:r>
+              <w:rPr>
+                <w:rFonts w:cs="Calibri"/>
+              </w:rPr>
+              <w:t xml:space="preserve">clone du code </w:t>
+            </w:r>
+            <w:r>
+              <w:rPr>
+                <w:rFonts w:cs="Calibri"/>
+              </w:rPr>
+              <w:t xml:space="preserve">stocké </w:t>
+            </w:r>
+            <w:r>
+              <w:rPr>
+                <w:rFonts w:cs="Calibri"/>
+              </w:rPr>
+              <w:t xml:space="preserve">sur github puis </w:t>
+            </w:r>
+            <w:r>
+              <w:rPr>
+                <w:rFonts w:cs="Calibri"/>
+              </w:rPr>
+              <w:t xml:space="preserve">build sur les machines </w:t>
+            </w:r>
+            <w:r>
+              <w:rPr>
+                <w:rFonts w:cs="Calibri"/>
+              </w:rPr>
+              <w:t xml:space="preserve">Amazon </w:t>
+            </w:r>
+            <w:r>
+              <w:rPr>
+                <w:rFonts w:cs="Calibri"/>
+              </w:rPr>
+              <w:t>EC2</w:t>
+            </w:r>
+            <w:r>
+              <w:rPr>
+                <w:rFonts w:cs="Calibri"/>
+              </w:rPr>
+              <w:t xml:space="preserve">, packaging et stockage </w:t>
+            </w:r>
+            <w:r>
+              <w:rPr>
+                <w:rFonts w:cs="Calibri"/>
+              </w:rPr>
+              <w:t xml:space="preserve">du résultat </w:t>
+            </w:r>
+            <w:r>
+              <w:rPr>
+                <w:rFonts w:cs="Calibri"/>
+              </w:rPr>
+              <w:t xml:space="preserve">sur Amazon S3, déploiement et run </w:t>
+            </w:r>
+            <w:r>
+              <w:rPr>
+                <w:rFonts w:cs="Calibri"/>
+              </w:rPr>
+              <w:t>des tests automatiques</w:t>
+            </w:r>
+            <w:r>
+              <w:rPr>
+                <w:rFonts w:cs="Calibri"/>
+              </w:rPr>
+              <w:t xml:space="preserve"> </w:t>
+            </w:r>
+            <w:r>
+              <w:rPr>
+                <w:rFonts w:cs="Calibri"/>
+              </w:rPr>
+              <w:t xml:space="preserve">Cucumber </w:t>
+            </w:r>
+            <w:r>
+              <w:rPr>
+                <w:rFonts w:cs="Calibri"/>
+              </w:rPr>
+              <w:t>sur des machines EC2</w:t>
+            </w:r>
+            <w:r>
+              <w:rPr>
+                <w:rFonts w:cs="Calibri"/>
+              </w:rPr>
+              <w:t xml:space="preserve">, </w:t>
+            </w:r>
+            <w:r>
+              <w:rPr>
+                <w:rFonts w:cs="Calibri"/>
+              </w:rPr>
+              <w:t>e</w:t>
+            </w:r>
+            <w:r>
+              <w:rPr>
+                <w:rFonts w:cs="Calibri"/>
+              </w:rPr>
+              <w:t>nvoie des résultats par mail.</w:t>
+            </w:r>
+            <w:r>
+              <w:rPr>
+                <w:rFonts w:cs="Calibri"/>
+              </w:rPr>
+              <w:t xml:space="preserve"> </w:t>
+            </w:r>
+          </w:p>
+          <w:p>
+            <w:pPr>
+              <w:pStyle w:val="Paragraphedeliste"/>
+              <w:widowControl w:val="0"/>
+              <w:tabs>
+                <w:tab w:val="left" w:pos="510"/>
+              </w:tabs>
+              <w:suppressAutoHyphens/>
+              <w:spacing w:before="0" w:after="0" w:line="240" w:lineRule="auto"/>
+              <w:ind w:left="680"/>
+              <w:jc w:val="both"/>
+              <w:rPr>
+                <w:rFonts w:cs="Calibri"/>
+              </w:rPr>
+            </w:pPr>
+          </w:p>
+          <w:p>
+            <w:pPr>
+              <w:pStyle w:val="Paragraphedeliste"/>
+              <w:widowControl w:val="0"/>
+              <w:tabs>
+                <w:tab w:val="left" w:pos="510"/>
+              </w:tabs>
+              <w:suppressAutoHyphens/>
+              <w:spacing w:before="0" w:after="0" w:line="240" w:lineRule="auto"/>
+              <w:ind w:left="680"/>
+              <w:jc w:val="both"/>
+              <w:rPr>
+                <w:rFonts w:cs="Calibri"/>
+                <w:iCs/>
+                <w:color w:val="00000A"/>
+              </w:rPr>
+            </w:pPr>
+            <w:r>
+              <w:rPr>
+                <w:rFonts w:cs="Calibri"/>
+                <w:b/>
+                <w:iCs/>
+                <w:color w:val="0070C0"/>
+              </w:rPr>
+              <w:t>-</w:t>
+            </w:r>
+            <w:r>
+              <w:rPr>
+                <w:rFonts w:cs="Calibri"/>
+                <w:iCs/>
+                <w:color w:val="00000A"/>
+              </w:rPr>
+              <w:t xml:space="preserve"> Ansible :</w:t>
+            </w:r>
+            <w:r>
+              <w:rPr>
+                <w:rFonts w:cs="Calibri"/>
+                <w:iCs/>
+                <w:color w:val="00000A"/>
+              </w:rPr>
+              <w:t xml:space="preserve"> Création de playbooks pour automatiser les builds et déploiement sur AWS. Le but était de builder, déployer et tester sur AWS EC2 en ligne de commande ou par script en dehors de Jenkins. </w:t>
             </w:r>
           </w:p>
           <w:p>
@@ -3193,6 +3427,7 @@
                 <w:rFonts w:asciiTheme="minorHAnsi" w:hAnsiTheme="minorHAnsi"/>
                 <w:sz w:val="16"/>
               </w:rPr>
+              <w:lastRenderedPageBreak/>
               <w:t>DIVERS</w:t>
             </w:r>
           </w:p>
@@ -6124,18 +6359,18 @@
 </file>
 
 <file path=customXml/item2.xml><?xml version="1.0" encoding="utf-8"?>
+<mappings xmlns="http://schemas.microsoft.com/pics">
+  <picture>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</picture>
+</mappings>
+</file>
+
+<file path=customXml/item3.xml><?xml version="1.0" encoding="utf-8"?>
 <?mso-contentType ?>
 <FormTemplates xmlns="http://schemas.microsoft.com/sharepoint/v3/contenttype/forms">
   <Display>DocumentLibraryForm</Display>
   <Edit>AssetEditForm</Edit>
   <New>DocumentLibraryForm</New>
 </FormTemplates>
-</file>
-
-<file path=customXml/item3.xml><?xml version="1.0" encoding="utf-8"?>
-<mappings xmlns="http://schemas.microsoft.com/pics">
-  <picture>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</picture>
-</mappings>
 </file>
 
 <file path=customXml/itemProps1.xml><?xml version="1.0" encoding="utf-8"?>
@@ -6147,17 +6382,17 @@
 </file>
 
 <file path=customXml/itemProps2.xml><?xml version="1.0" encoding="utf-8"?>
+<ds:datastoreItem xmlns:ds="http://schemas.openxmlformats.org/officeDocument/2006/customXml" ds:itemID="{E437E9E5-EE29-454F-8714-516920628209}">
+  <ds:schemaRefs>
+    <ds:schemaRef ds:uri="http://schemas.microsoft.com/pics"/>
+  </ds:schemaRefs>
+</ds:datastoreItem>
+</file>
+
+<file path=customXml/itemProps3.xml><?xml version="1.0" encoding="utf-8"?>
 <ds:datastoreItem xmlns:ds="http://schemas.openxmlformats.org/officeDocument/2006/customXml" ds:itemID="{F0EDECC0-4E27-4FC9-BA6F-6D753F7105A3}">
   <ds:schemaRefs>
     <ds:schemaRef ds:uri="http://schemas.microsoft.com/sharepoint/v3/contenttype/forms"/>
   </ds:schemaRefs>
 </ds:datastoreItem>
-</file>
-
-<file path=customXml/itemProps3.xml><?xml version="1.0" encoding="utf-8"?>
-<ds:datastoreItem xmlns:ds="http://schemas.openxmlformats.org/officeDocument/2006/customXml" ds:itemID="{E437E9E5-EE29-454F-8714-516920628209}">
-  <ds:schemaRefs>
-    <ds:schemaRef ds:uri="http://schemas.microsoft.com/pics"/>
-  </ds:schemaRefs>
-</ds:datastoreItem>
 </file>
--- a/CV_FROMAGER.docx
+++ b/CV_FROMAGER.docx
@@ -160,19 +160,11 @@
                 <w:rFonts w:ascii="Calibri" w:hAnsi="Calibri" w:cs="Calibri"/>
               </w:rPr>
             </w:pPr>
-            <w:proofErr w:type="gramStart"/>
             <w:r>
               <w:rPr>
                 <w:sz w:val="20"/>
               </w:rPr>
-              <w:t>Email</w:t>
-            </w:r>
-            <w:proofErr w:type="gramEnd"/>
-            <w:r>
-              <w:rPr>
-                <w:sz w:val="20"/>
-              </w:rPr>
-              <w:t> : fred.fromager@gmail.com</w:t>
+              <w:t>Email : fred.fromager@gmail.com</w:t>
             </w:r>
           </w:p>
           <w:p>
@@ -836,6 +828,7 @@
               </w:rPr>
               <w:t xml:space="preserve">, </w:t>
             </w:r>
+            <w:proofErr w:type="spellStart"/>
             <w:r>
               <w:rPr>
                 <w:rFonts w:cs="Calibri"/>
@@ -843,6 +836,7 @@
               </w:rPr>
               <w:t>Helm</w:t>
             </w:r>
+            <w:proofErr w:type="spellEnd"/>
             <w:r>
               <w:rPr>
                 <w:rFonts w:cs="Calibri"/>
@@ -855,23 +849,7 @@
                 <w:rFonts w:cs="Calibri"/>
                 <w:szCs w:val="22"/>
               </w:rPr>
-              <w:t xml:space="preserve"> </w:t>
-            </w:r>
-            <w:proofErr w:type="gramStart"/>
-            <w:r>
-              <w:rPr>
-                <w:rFonts w:cs="Calibri"/>
-                <w:szCs w:val="22"/>
-              </w:rPr>
-              <w:t>sous</w:t>
-            </w:r>
-            <w:proofErr w:type="gramEnd"/>
-            <w:r>
-              <w:rPr>
-                <w:rFonts w:cs="Calibri"/>
-                <w:szCs w:val="22"/>
-              </w:rPr>
-              <w:t xml:space="preserve"> Amazon </w:t>
+              <w:t xml:space="preserve">sous Amazon </w:t>
             </w:r>
             <w:r>
               <w:rPr>
@@ -1198,7 +1176,21 @@
                 <w:rFonts w:cstheme="majorHAnsi"/>
                 <w:b w:val="0"/>
               </w:rPr>
-              <w:t>depuis janv. 2019,</w:t>
+              <w:t xml:space="preserve">depuis </w:t>
+            </w:r>
+            <w:r>
+              <w:rPr>
+                <w:rFonts w:cstheme="majorHAnsi"/>
+                <w:b w:val="0"/>
+              </w:rPr>
+              <w:t>AVRIL</w:t>
+            </w:r>
+            <w:r>
+              <w:rPr>
+                <w:rFonts w:cstheme="majorHAnsi"/>
+                <w:b w:val="0"/>
+              </w:rPr>
+              <w:t>. 2019,</w:t>
             </w:r>
             <w:r>
               <w:rPr>
@@ -1351,7 +1343,7 @@
                   <w14:round/>
                 </w14:textOutline>
               </w:rPr>
-              <w:t xml:space="preserve"> à niveau avril 2020 - </w:t>
+              <w:t xml:space="preserve"> à niveau</w:t>
             </w:r>
             <w:r>
               <w:rPr>
@@ -1370,7 +1362,7 @@
                   <w14:round/>
                 </w14:textOutline>
               </w:rPr>
-              <w:t>décembre</w:t>
+              <w:t xml:space="preserve"> depuis</w:t>
             </w:r>
             <w:r>
               <w:rPr>
@@ -1389,7 +1381,7 @@
                   <w14:round/>
                 </w14:textOutline>
               </w:rPr>
-              <w:t xml:space="preserve"> 2020</w:t>
+              <w:t xml:space="preserve"> avril 2020 </w:t>
             </w:r>
           </w:p>
           <w:p>
@@ -1600,7 +1592,7 @@
                 </w14:textOutline>
                 <w14:ligatures w14:val="standardContextual"/>
               </w:rPr>
-              <w:t>mars</w:t>
+              <w:t xml:space="preserve">avril </w:t>
             </w:r>
             <w:r>
               <w:rPr>
@@ -2422,49 +2414,37 @@
               <w:rPr>
                 <w:rFonts w:cs="Calibri"/>
               </w:rPr>
-              <w:t xml:space="preserve">, packaging et stockage </w:t>
-            </w:r>
-            <w:r>
-              <w:rPr>
-                <w:rFonts w:cs="Calibri"/>
-              </w:rPr>
-              <w:t xml:space="preserve">du résultat </w:t>
-            </w:r>
-            <w:r>
-              <w:rPr>
-                <w:rFonts w:cs="Calibri"/>
-              </w:rPr>
-              <w:t xml:space="preserve">sur Amazon S3, déploiement et run </w:t>
-            </w:r>
-            <w:r>
-              <w:rPr>
-                <w:rFonts w:cs="Calibri"/>
-              </w:rPr>
-              <w:t>des tests automatiques</w:t>
+              <w:t xml:space="preserve">, packaging sur Amazon S3, déploiement et run </w:t>
+            </w:r>
+            <w:r>
+              <w:rPr>
+                <w:rFonts w:cs="Calibri"/>
+              </w:rPr>
+              <w:t xml:space="preserve">des tests automatiques </w:t>
+            </w:r>
+            <w:r>
+              <w:rPr>
+                <w:rFonts w:cs="Calibri"/>
+              </w:rPr>
+              <w:t xml:space="preserve">Cucumber </w:t>
+            </w:r>
+            <w:r>
+              <w:rPr>
+                <w:rFonts w:cs="Calibri"/>
+              </w:rPr>
+              <w:t>sur des machines EC2</w:t>
+            </w:r>
+            <w:r>
+              <w:rPr>
+                <w:rFonts w:cs="Calibri"/>
+              </w:rPr>
+              <w:t xml:space="preserve"> avec</w:t>
             </w:r>
             <w:r>
               <w:rPr>
                 <w:rFonts w:cs="Calibri"/>
               </w:rPr>
               <w:t xml:space="preserve"> </w:t>
-            </w:r>
-            <w:r>
-              <w:rPr>
-                <w:rFonts w:cs="Calibri"/>
-              </w:rPr>
-              <w:t xml:space="preserve">Cucumber </w:t>
-            </w:r>
-            <w:r>
-              <w:rPr>
-                <w:rFonts w:cs="Calibri"/>
-              </w:rPr>
-              <w:t>sur des machines EC2</w:t>
-            </w:r>
-            <w:r>
-              <w:rPr>
-                <w:rFonts w:cs="Calibri"/>
-              </w:rPr>
-              <w:t xml:space="preserve">, </w:t>
             </w:r>
             <w:r>
               <w:rPr>
@@ -6359,18 +6339,18 @@
 </file>
 
 <file path=customXml/item2.xml><?xml version="1.0" encoding="utf-8"?>
-<mappings xmlns="http://schemas.microsoft.com/pics">
-  <picture>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</picture>
-</mappings>
-</file>
-
-<file path=customXml/item3.xml><?xml version="1.0" encoding="utf-8"?>
 <?mso-contentType ?>
 <FormTemplates xmlns="http://schemas.microsoft.com/sharepoint/v3/contenttype/forms">
   <Display>DocumentLibraryForm</Display>
   <Edit>AssetEditForm</Edit>
   <New>DocumentLibraryForm</New>
 </FormTemplates>
+</file>
+
+<file path=customXml/item3.xml><?xml version="1.0" encoding="utf-8"?>
+<mappings xmlns="http://schemas.microsoft.com/pics">
+  <picture>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</picture>
+</mappings>
 </file>
 
 <file path=customXml/itemProps1.xml><?xml version="1.0" encoding="utf-8"?>
@@ -6382,17 +6362,17 @@
 </file>
 
 <file path=customXml/itemProps2.xml><?xml version="1.0" encoding="utf-8"?>
+<ds:datastoreItem xmlns:ds="http://schemas.openxmlformats.org/officeDocument/2006/customXml" ds:itemID="{F0EDECC0-4E27-4FC9-BA6F-6D753F7105A3}">
+  <ds:schemaRefs>
+    <ds:schemaRef ds:uri="http://schemas.microsoft.com/sharepoint/v3/contenttype/forms"/>
+  </ds:schemaRefs>
+</ds:datastoreItem>
+</file>
+
+<file path=customXml/itemProps3.xml><?xml version="1.0" encoding="utf-8"?>
 <ds:datastoreItem xmlns:ds="http://schemas.openxmlformats.org/officeDocument/2006/customXml" ds:itemID="{E437E9E5-EE29-454F-8714-516920628209}">
   <ds:schemaRefs>
     <ds:schemaRef ds:uri="http://schemas.microsoft.com/pics"/>
   </ds:schemaRefs>
 </ds:datastoreItem>
-</file>
-
-<file path=customXml/itemProps3.xml><?xml version="1.0" encoding="utf-8"?>
-<ds:datastoreItem xmlns:ds="http://schemas.openxmlformats.org/officeDocument/2006/customXml" ds:itemID="{F0EDECC0-4E27-4FC9-BA6F-6D753F7105A3}">
-  <ds:schemaRefs>
-    <ds:schemaRef ds:uri="http://schemas.microsoft.com/sharepoint/v3/contenttype/forms"/>
-  </ds:schemaRefs>
-</ds:datastoreItem>
 </file>